--- a/app/assets/SLIP.docx
+++ b/app/assets/SLIP.docx
@@ -9,25 +9,45 @@
           <w:szCs w:val="17"/>
         </w:rPr>
       </w:pPr>
+      <w:bookmarkStart w:id="0" w:name="_GoBack"/>
+      <w:bookmarkEnd w:id="0"/>
       <w:r>
         <w:rPr>
-          <w:rFonts w:ascii="Century Gothic" w:hAnsi="Century Gothic"/>
-          <w:sz w:val="17"/>
-          <w:szCs w:val="17"/>
+          <w:rFonts w:hint="default"/>
+          <w:lang w:val="en-PH"/>
         </w:rPr>
         <w:drawing>
           <wp:anchor distT="0" distB="0" distL="114300" distR="114300" simplePos="0" relativeHeight="251659264" behindDoc="1" locked="0" layoutInCell="1" allowOverlap="1">
             <wp:simplePos x="0" y="0"/>
-            <wp:positionH relativeFrom="margin">
-              <wp:posOffset>2111375</wp:posOffset>
+            <wp:positionH relativeFrom="column">
+              <wp:posOffset>2131695</wp:posOffset>
             </wp:positionH>
-            <wp:positionV relativeFrom="page">
-              <wp:posOffset>347345</wp:posOffset>
+            <wp:positionV relativeFrom="paragraph">
+              <wp:posOffset>-837565</wp:posOffset>
             </wp:positionV>
-            <wp:extent cx="5070475" cy="1076960"/>
-            <wp:effectExtent l="0" t="0" r="15875" b="8890"/>
-            <wp:wrapNone/>
-            <wp:docPr id="1298822657" name="Picture 1"/>
+            <wp:extent cx="5162550" cy="1044575"/>
+            <wp:effectExtent l="0" t="0" r="0" b="41910"/>
+            <wp:wrapThrough wrapText="bothSides">
+              <wp:wrapPolygon>
+                <wp:start x="18970" y="1970"/>
+                <wp:lineTo x="2710" y="2364"/>
+                <wp:lineTo x="717" y="3151"/>
+                <wp:lineTo x="717" y="9848"/>
+                <wp:lineTo x="1116" y="14575"/>
+                <wp:lineTo x="319" y="16939"/>
+                <wp:lineTo x="399" y="18514"/>
+                <wp:lineTo x="3188" y="20878"/>
+                <wp:lineTo x="3188" y="21272"/>
+                <wp:lineTo x="14267" y="21272"/>
+                <wp:lineTo x="18332" y="20878"/>
+                <wp:lineTo x="21281" y="18120"/>
+                <wp:lineTo x="21441" y="7091"/>
+                <wp:lineTo x="20404" y="2364"/>
+                <wp:lineTo x="19926" y="1970"/>
+                <wp:lineTo x="18970" y="1970"/>
+              </wp:wrapPolygon>
+            </wp:wrapThrough>
+            <wp:docPr id="3" name="Picture 3" descr="WPS Photo(1)"/>
             <wp:cNvGraphicFramePr>
               <a:graphicFrameLocks xmlns:a="http://schemas.openxmlformats.org/drawingml/2006/main" noChangeAspect="1"/>
             </wp:cNvGraphicFramePr>
@@ -35,19 +55,13 @@
               <a:graphicData uri="http://schemas.openxmlformats.org/drawingml/2006/picture">
                 <pic:pic xmlns:pic="http://schemas.openxmlformats.org/drawingml/2006/picture">
                   <pic:nvPicPr>
-                    <pic:cNvPr id="1298822657" name="Picture 1"/>
+                    <pic:cNvPr id="3" name="Picture 3" descr="WPS Photo(1)"/>
                     <pic:cNvPicPr>
                       <a:picLocks noChangeAspect="1"/>
                     </pic:cNvPicPr>
                   </pic:nvPicPr>
                   <pic:blipFill>
-                    <a:blip r:embed="rId6">
-                      <a:extLst>
-                        <a:ext uri="{28A0092B-C50C-407E-A947-70E740481C1C}">
-                          <a14:useLocalDpi xmlns:a14="http://schemas.microsoft.com/office/drawing/2010/main" val="0"/>
-                        </a:ext>
-                      </a:extLst>
-                    </a:blip>
+                    <a:blip r:embed="rId6"/>
                     <a:stretch>
                       <a:fillRect/>
                     </a:stretch>
@@ -55,7 +69,7 @@
                   <pic:spPr>
                     <a:xfrm>
                       <a:off x="0" y="0"/>
-                      <a:ext cx="5070475" cy="1076960"/>
+                      <a:ext cx="5162550" cy="1044575"/>
                     </a:xfrm>
                     <a:prstGeom prst="rect">
                       <a:avLst/>
@@ -163,47 +177,6 @@
           <w:lang w:val="en-PH"/>
         </w:rPr>
         <w:tab/>
-        <w:t/>
-      </w:r>
-      <w:r>
-        <w:rPr>
-          <w:rFonts w:hint="default" w:ascii="Century Gothic" w:hAnsi="Century Gothic"/>
-          <w:sz w:val="17"/>
-          <w:szCs w:val="17"/>
-          <w:lang w:val="en-PH"/>
-        </w:rPr>
-        <w:tab/>
-        <w:t/>
-      </w:r>
-      <w:r>
-        <w:rPr>
-          <w:rFonts w:hint="default" w:ascii="Century Gothic" w:hAnsi="Century Gothic"/>
-          <w:sz w:val="17"/>
-          <w:szCs w:val="17"/>
-          <w:lang w:val="en-PH"/>
-        </w:rPr>
-        <w:tab/>
-        <w:t/>
-      </w:r>
-      <w:r>
-        <w:rPr>
-          <w:rFonts w:hint="default" w:ascii="Century Gothic" w:hAnsi="Century Gothic"/>
-          <w:sz w:val="17"/>
-          <w:szCs w:val="17"/>
-          <w:lang w:val="en-PH"/>
-        </w:rPr>
-        <w:tab/>
-        <w:t/>
-      </w:r>
-      <w:r>
-        <w:rPr>
-          <w:rFonts w:hint="default" w:ascii="Century Gothic" w:hAnsi="Century Gothic"/>
-          <w:sz w:val="17"/>
-          <w:szCs w:val="17"/>
-          <w:lang w:val="en-PH"/>
-        </w:rPr>
-        <w:tab/>
-        <w:t/>
       </w:r>
       <w:r>
         <w:rPr>
@@ -216,14 +189,50 @@
       </w:r>
       <w:r>
         <w:rPr>
-          <w:rFonts w:ascii="Century Gothic" w:hAnsi="Century Gothic"/>
-          <w:sz w:val="17"/>
-          <w:szCs w:val="17"/>
+          <w:rFonts w:hint="default" w:ascii="Century Gothic" w:hAnsi="Century Gothic"/>
+          <w:sz w:val="17"/>
+          <w:szCs w:val="17"/>
+          <w:lang w:val="en-PH"/>
         </w:rPr>
         <w:tab/>
       </w:r>
       <w:r>
         <w:rPr>
+          <w:rFonts w:hint="default" w:ascii="Century Gothic" w:hAnsi="Century Gothic"/>
+          <w:sz w:val="17"/>
+          <w:szCs w:val="17"/>
+          <w:lang w:val="en-PH"/>
+        </w:rPr>
+        <w:tab/>
+      </w:r>
+      <w:r>
+        <w:rPr>
+          <w:rFonts w:hint="default" w:ascii="Century Gothic" w:hAnsi="Century Gothic"/>
+          <w:sz w:val="17"/>
+          <w:szCs w:val="17"/>
+          <w:lang w:val="en-PH"/>
+        </w:rPr>
+        <w:tab/>
+      </w:r>
+      <w:r>
+        <w:rPr>
+          <w:rFonts w:hint="default" w:ascii="Century Gothic" w:hAnsi="Century Gothic"/>
+          <w:sz w:val="17"/>
+          <w:szCs w:val="17"/>
+          <w:lang w:val="en-PH"/>
+        </w:rPr>
+        <w:tab/>
+      </w:r>
+      <w:r>
+        <w:rPr>
+          <w:rFonts w:ascii="Century Gothic" w:hAnsi="Century Gothic"/>
+          <w:sz w:val="17"/>
+          <w:szCs w:val="17"/>
+        </w:rPr>
+        <w:tab/>
+      </w:r>
+      <w:r>
+        <w:rPr>
           <w:rFonts w:ascii="Century Gothic" w:hAnsi="Century Gothic"/>
           <w:sz w:val="17"/>
           <w:szCs w:val="17"/>
@@ -241,8 +250,6 @@
           <w:szCs w:val="17"/>
         </w:rPr>
       </w:pPr>
-      <w:bookmarkStart w:id="0" w:name="_GoBack"/>
-      <w:bookmarkEnd w:id="0"/>
     </w:p>
     <w:p>
       <w:pPr>
@@ -1934,7 +1941,7 @@
     <w:lsdException w:qFormat="1" w:unhideWhenUsed="0" w:uiPriority="0" w:semiHidden="0" w:name="Title"/>
     <w:lsdException w:unhideWhenUsed="0" w:uiPriority="0" w:semiHidden="0" w:name="Closing"/>
     <w:lsdException w:unhideWhenUsed="0" w:uiPriority="0" w:semiHidden="0" w:name="Signature"/>
-    <w:lsdException w:unhideWhenUsed="0" w:uiPriority="0" w:name="Default Paragraph Font"/>
+    <w:lsdException w:qFormat="1" w:unhideWhenUsed="0" w:uiPriority="0" w:name="Default Paragraph Font"/>
     <w:lsdException w:unhideWhenUsed="0" w:uiPriority="0" w:semiHidden="0" w:name="Body Text"/>
     <w:lsdException w:unhideWhenUsed="0" w:uiPriority="0" w:semiHidden="0" w:name="Body Text Indent"/>
     <w:lsdException w:unhideWhenUsed="0" w:uiPriority="0" w:semiHidden="0" w:name="List Continue"/>
@@ -1972,7 +1979,7 @@
     <w:lsdException w:unhideWhenUsed="0" w:uiPriority="0" w:semiHidden="0" w:name="HTML Sample"/>
     <w:lsdException w:unhideWhenUsed="0" w:uiPriority="0" w:semiHidden="0" w:name="HTML Typewriter"/>
     <w:lsdException w:unhideWhenUsed="0" w:uiPriority="0" w:semiHidden="0" w:name="HTML Variable"/>
-    <w:lsdException w:unhideWhenUsed="0" w:uiPriority="0" w:name="Normal Table"/>
+    <w:lsdException w:qFormat="1" w:unhideWhenUsed="0" w:uiPriority="0" w:name="Normal Table"/>
     <w:lsdException w:unhideWhenUsed="0" w:uiPriority="0" w:semiHidden="0" w:name="annotation subject"/>
     <w:lsdException w:unhideWhenUsed="0" w:uiPriority="0" w:semiHidden="0" w:name="Table Simple 1"/>
     <w:lsdException w:unhideWhenUsed="0" w:uiPriority="0" w:semiHidden="0" w:name="Table Simple 2"/>
@@ -2138,11 +2145,13 @@
   <w:style w:type="character" w:default="1" w:styleId="2">
     <w:name w:val="Default Paragraph Font"/>
     <w:semiHidden/>
+    <w:qFormat/>
     <w:uiPriority w:val="0"/>
   </w:style>
   <w:style w:type="table" w:default="1" w:styleId="3">
     <w:name w:val="Normal Table"/>
     <w:semiHidden/>
+    <w:qFormat/>
     <w:uiPriority w:val="0"/>
     <w:tblPr>
       <w:tblCellMar>

--- a/app/assets/SLIP.docx
+++ b/app/assets/SLIP.docx
@@ -5,46 +5,49 @@
     <w:p>
       <w:pPr>
         <w:rPr>
-          <w:sz w:val="17"/>
-          <w:szCs w:val="17"/>
-        </w:rPr>
-      </w:pPr>
-      <w:bookmarkStart w:id="0" w:name="_GoBack"/>
-      <w:bookmarkEnd w:id="0"/>
+          <w:rFonts w:ascii="Century Gothic" w:hAnsi="Century Gothic"/>
+          <w:b/>
+          <w:bCs/>
+          <w:sz w:val="15"/>
+          <w:szCs w:val="15"/>
+        </w:rPr>
+      </w:pPr>
       <w:r>
         <w:rPr>
           <w:rFonts w:hint="default"/>
+          <w:sz w:val="15"/>
+          <w:szCs w:val="15"/>
           <w:lang w:val="en-PH"/>
         </w:rPr>
         <w:drawing>
           <wp:anchor distT="0" distB="0" distL="114300" distR="114300" simplePos="0" relativeHeight="251659264" behindDoc="1" locked="0" layoutInCell="1" allowOverlap="1">
             <wp:simplePos x="0" y="0"/>
             <wp:positionH relativeFrom="column">
-              <wp:posOffset>2131695</wp:posOffset>
+              <wp:posOffset>15875</wp:posOffset>
             </wp:positionH>
             <wp:positionV relativeFrom="paragraph">
-              <wp:posOffset>-837565</wp:posOffset>
+              <wp:posOffset>-767080</wp:posOffset>
             </wp:positionV>
-            <wp:extent cx="5162550" cy="1044575"/>
-            <wp:effectExtent l="0" t="0" r="0" b="41910"/>
+            <wp:extent cx="4083050" cy="826135"/>
+            <wp:effectExtent l="0" t="0" r="12700" b="12700"/>
             <wp:wrapThrough wrapText="bothSides">
               <wp:wrapPolygon>
-                <wp:start x="18970" y="1970"/>
-                <wp:lineTo x="2710" y="2364"/>
-                <wp:lineTo x="717" y="3151"/>
-                <wp:lineTo x="717" y="9848"/>
-                <wp:lineTo x="1116" y="14575"/>
-                <wp:lineTo x="319" y="16939"/>
-                <wp:lineTo x="399" y="18514"/>
-                <wp:lineTo x="3188" y="20878"/>
-                <wp:lineTo x="3188" y="21272"/>
-                <wp:lineTo x="14267" y="21272"/>
-                <wp:lineTo x="18332" y="20878"/>
-                <wp:lineTo x="21281" y="18120"/>
-                <wp:lineTo x="21441" y="7091"/>
-                <wp:lineTo x="20404" y="2364"/>
-                <wp:lineTo x="19926" y="1970"/>
-                <wp:lineTo x="18970" y="1970"/>
+                <wp:start x="15016" y="1992"/>
+                <wp:lineTo x="2721" y="1992"/>
+                <wp:lineTo x="605" y="2988"/>
+                <wp:lineTo x="605" y="9962"/>
+                <wp:lineTo x="202" y="17931"/>
+                <wp:lineTo x="202" y="18429"/>
+                <wp:lineTo x="2822" y="20919"/>
+                <wp:lineTo x="3124" y="20919"/>
+                <wp:lineTo x="14210" y="20919"/>
+                <wp:lineTo x="15923" y="20919"/>
+                <wp:lineTo x="20659" y="18927"/>
+                <wp:lineTo x="21466" y="11456"/>
+                <wp:lineTo x="21466" y="7969"/>
+                <wp:lineTo x="20659" y="3487"/>
+                <wp:lineTo x="20055" y="1992"/>
+                <wp:lineTo x="15016" y="1992"/>
               </wp:wrapPolygon>
             </wp:wrapThrough>
             <wp:docPr id="3" name="Picture 3" descr="WPS Photo(1)"/>
@@ -69,7 +72,7 @@
                   <pic:spPr>
                     <a:xfrm>
                       <a:off x="0" y="0"/>
-                      <a:ext cx="5162550" cy="1044575"/>
+                      <a:ext cx="4083050" cy="826135"/>
                     </a:xfrm>
                     <a:prstGeom prst="rect">
                       <a:avLst/>
@@ -85,47 +88,36 @@
     <w:p>
       <w:pPr>
         <w:pStyle w:val="4"/>
+        <w:jc w:val="center"/>
         <w:rPr>
           <w:rFonts w:ascii="Century Gothic" w:hAnsi="Century Gothic"/>
           <w:b/>
           <w:bCs/>
-          <w:sz w:val="17"/>
-          <w:szCs w:val="17"/>
-        </w:rPr>
-      </w:pPr>
-    </w:p>
-    <w:p>
-      <w:pPr>
-        <w:pStyle w:val="4"/>
-        <w:jc w:val="center"/>
+          <w:sz w:val="15"/>
+          <w:szCs w:val="15"/>
+        </w:rPr>
+      </w:pPr>
+    </w:p>
+    <w:p>
+      <w:pPr>
+        <w:pStyle w:val="4"/>
+        <w:ind w:left="1440" w:leftChars="0" w:firstLine="720" w:firstLineChars="0"/>
+        <w:jc w:val="both"/>
         <w:rPr>
           <w:rFonts w:ascii="Century Gothic" w:hAnsi="Century Gothic"/>
           <w:b/>
           <w:bCs/>
-          <w:sz w:val="17"/>
-          <w:szCs w:val="17"/>
-        </w:rPr>
-      </w:pPr>
-    </w:p>
-    <w:p>
-      <w:pPr>
-        <w:pStyle w:val="4"/>
-        <w:jc w:val="center"/>
+          <w:sz w:val="15"/>
+          <w:szCs w:val="15"/>
+        </w:rPr>
+      </w:pPr>
+      <w:r>
         <w:rPr>
           <w:rFonts w:ascii="Century Gothic" w:hAnsi="Century Gothic"/>
           <w:b/>
           <w:bCs/>
-          <w:sz w:val="17"/>
-          <w:szCs w:val="17"/>
-        </w:rPr>
-      </w:pPr>
-      <w:r>
-        <w:rPr>
-          <w:rFonts w:ascii="Century Gothic" w:hAnsi="Century Gothic"/>
-          <w:b/>
-          <w:bCs/>
-          <w:sz w:val="17"/>
-          <w:szCs w:val="17"/>
+          <w:sz w:val="15"/>
+          <w:szCs w:val="15"/>
         </w:rPr>
         <w:t>ENTRANCE SLIP</w:t>
       </w:r>
@@ -135,107 +127,42 @@
         <w:pStyle w:val="4"/>
         <w:rPr>
           <w:rFonts w:ascii="Century Gothic" w:hAnsi="Century Gothic"/>
-          <w:b/>
-          <w:bCs/>
-          <w:sz w:val="17"/>
-          <w:szCs w:val="17"/>
-        </w:rPr>
-      </w:pPr>
-    </w:p>
-    <w:p>
-      <w:pPr>
-        <w:pStyle w:val="4"/>
-        <w:ind w:left="720" w:leftChars="0" w:firstLine="720" w:firstLineChars="0"/>
+          <w:sz w:val="15"/>
+          <w:szCs w:val="15"/>
+        </w:rPr>
+      </w:pPr>
+    </w:p>
+    <w:p>
+      <w:pPr>
+        <w:pStyle w:val="4"/>
         <w:rPr>
           <w:rFonts w:ascii="Century Gothic" w:hAnsi="Century Gothic"/>
-          <w:sz w:val="17"/>
-          <w:szCs w:val="17"/>
+          <w:sz w:val="15"/>
+          <w:szCs w:val="15"/>
         </w:rPr>
       </w:pPr>
       <w:r>
         <w:rPr>
           <w:rFonts w:ascii="Century Gothic" w:hAnsi="Century Gothic"/>
-          <w:sz w:val="17"/>
-          <w:szCs w:val="17"/>
+          <w:sz w:val="15"/>
+          <w:szCs w:val="15"/>
         </w:rPr>
         <w:t xml:space="preserve">ID Number: </w:t>
       </w:r>
       <w:r>
         <w:rPr>
           <w:rFonts w:hint="default" w:ascii="Century Gothic" w:hAnsi="Century Gothic"/>
-          <w:sz w:val="17"/>
-          <w:szCs w:val="17"/>
+          <w:sz w:val="15"/>
+          <w:szCs w:val="15"/>
           <w:lang w:val="en-PH"/>
         </w:rPr>
-        <w:t>_______________________________________</w:t>
+        <w:t>_________________________</w:t>
       </w:r>
       <w:r>
         <w:rPr>
-          <w:rFonts w:hint="default" w:ascii="Century Gothic" w:hAnsi="Century Gothic"/>
-          <w:sz w:val="17"/>
-          <w:szCs w:val="17"/>
-          <w:lang w:val="en-PH"/>
-        </w:rPr>
-        <w:tab/>
-      </w:r>
-      <w:r>
-        <w:rPr>
-          <w:rFonts w:hint="default" w:ascii="Century Gothic" w:hAnsi="Century Gothic"/>
-          <w:sz w:val="17"/>
-          <w:szCs w:val="17"/>
-          <w:lang w:val="en-PH"/>
-        </w:rPr>
-        <w:tab/>
-      </w:r>
-      <w:r>
-        <w:rPr>
-          <w:rFonts w:hint="default" w:ascii="Century Gothic" w:hAnsi="Century Gothic"/>
-          <w:sz w:val="17"/>
-          <w:szCs w:val="17"/>
-          <w:lang w:val="en-PH"/>
-        </w:rPr>
-        <w:tab/>
-      </w:r>
-      <w:r>
-        <w:rPr>
-          <w:rFonts w:hint="default" w:ascii="Century Gothic" w:hAnsi="Century Gothic"/>
-          <w:sz w:val="17"/>
-          <w:szCs w:val="17"/>
-          <w:lang w:val="en-PH"/>
-        </w:rPr>
-        <w:tab/>
-      </w:r>
-      <w:r>
-        <w:rPr>
-          <w:rFonts w:hint="default" w:ascii="Century Gothic" w:hAnsi="Century Gothic"/>
-          <w:sz w:val="17"/>
-          <w:szCs w:val="17"/>
-          <w:lang w:val="en-PH"/>
-        </w:rPr>
-        <w:tab/>
-      </w:r>
-      <w:r>
-        <w:rPr>
-          <w:rFonts w:hint="default" w:ascii="Century Gothic" w:hAnsi="Century Gothic"/>
-          <w:sz w:val="17"/>
-          <w:szCs w:val="17"/>
-          <w:lang w:val="en-PH"/>
-        </w:rPr>
-        <w:tab/>
-      </w:r>
-      <w:r>
-        <w:rPr>
           <w:rFonts w:ascii="Century Gothic" w:hAnsi="Century Gothic"/>
-          <w:sz w:val="17"/>
-          <w:szCs w:val="17"/>
-        </w:rPr>
-        <w:tab/>
-      </w:r>
-      <w:r>
-        <w:rPr>
-          <w:rFonts w:ascii="Century Gothic" w:hAnsi="Century Gothic"/>
-          <w:sz w:val="17"/>
-          <w:szCs w:val="17"/>
+          <w:sz w:val="15"/>
+          <w:szCs w:val="15"/>
         </w:rPr>
         <w:t>Course and Year:________________</w:t>
       </w:r>
@@ -246,29 +173,10 @@
         <w:ind w:left="720" w:leftChars="0" w:firstLine="720" w:firstLineChars="0"/>
         <w:rPr>
           <w:rFonts w:ascii="Century Gothic" w:hAnsi="Century Gothic"/>
-          <w:sz w:val="17"/>
-          <w:szCs w:val="17"/>
-        </w:rPr>
-      </w:pPr>
-    </w:p>
-    <w:p>
-      <w:pPr>
-        <w:pStyle w:val="4"/>
-        <w:ind w:left="720" w:leftChars="0" w:firstLine="720" w:firstLineChars="0"/>
-        <w:rPr>
-          <w:rFonts w:ascii="Century Gothic" w:hAnsi="Century Gothic"/>
-          <w:sz w:val="17"/>
-          <w:szCs w:val="17"/>
-        </w:rPr>
-      </w:pPr>
-      <w:r>
-        <w:rPr>
-          <w:rFonts w:ascii="Century Gothic" w:hAnsi="Century Gothic"/>
-          <w:sz w:val="17"/>
-          <w:szCs w:val="17"/>
-        </w:rPr>
-        <w:t>Name: ___________________________________________</w:t>
-      </w:r>
+          <w:sz w:val="15"/>
+          <w:szCs w:val="15"/>
+        </w:rPr>
+      </w:pPr>
     </w:p>
     <w:p>
       <w:pPr>
@@ -277,17 +185,37 @@
           <w:rFonts w:cstheme="minorHAnsi"/>
           <w:b/>
           <w:bCs/>
-          <w:sz w:val="17"/>
-          <w:szCs w:val="17"/>
+          <w:sz w:val="15"/>
+          <w:szCs w:val="15"/>
+        </w:rPr>
+      </w:pPr>
+      <w:r>
+        <w:rPr>
+          <w:rFonts w:ascii="Century Gothic" w:hAnsi="Century Gothic"/>
+          <w:sz w:val="15"/>
+          <w:szCs w:val="15"/>
+        </w:rPr>
+        <w:t>Name: ______________________________________</w:t>
+      </w:r>
+    </w:p>
+    <w:p>
+      <w:pPr>
+        <w:pStyle w:val="4"/>
+        <w:rPr>
+          <w:rFonts w:cstheme="minorHAnsi"/>
+          <w:b/>
+          <w:bCs/>
+          <w:sz w:val="15"/>
+          <w:szCs w:val="15"/>
         </w:rPr>
       </w:pPr>
     </w:p>
     <w:tbl>
       <w:tblPr>
         <w:tblStyle w:val="3"/>
-        <w:tblpPr w:leftFromText="180" w:rightFromText="180" w:vertAnchor="text" w:horzAnchor="page" w:tblpX="2950" w:tblpY="85"/>
+        <w:tblpPr w:leftFromText="180" w:rightFromText="180" w:vertAnchor="text" w:horzAnchor="page" w:tblpX="1026" w:tblpY="132"/>
         <w:tblOverlap w:val="never"/>
-        <w:tblW w:w="11499" w:type="dxa"/>
+        <w:tblW w:w="6979" w:type="dxa"/>
         <w:tblInd w:w="0" w:type="dxa"/>
         <w:tblLayout w:type="autofit"/>
         <w:tblCellMar>
@@ -298,12 +226,12 @@
         </w:tblCellMar>
       </w:tblPr>
       <w:tblGrid>
-        <w:gridCol w:w="3014"/>
-        <w:gridCol w:w="1526"/>
-        <w:gridCol w:w="1526"/>
-        <w:gridCol w:w="1735"/>
-        <w:gridCol w:w="1891"/>
-        <w:gridCol w:w="1807"/>
+        <w:gridCol w:w="1822"/>
+        <w:gridCol w:w="929"/>
+        <w:gridCol w:w="929"/>
+        <w:gridCol w:w="1054"/>
+        <w:gridCol w:w="1147"/>
+        <w:gridCol w:w="1098"/>
       </w:tblGrid>
       <w:tr>
         <w:tblPrEx>
@@ -315,7 +243,7 @@
           </w:tblCellMar>
         </w:tblPrEx>
         <w:trPr>
-          <w:trHeight w:val="663" w:hRule="atLeast"/>
+          <w:trHeight w:val="660" w:hRule="atLeast"/>
         </w:trPr>
         <w:tc>
           <w:tcPr>
@@ -343,8 +271,8 @@
                 <w:rFonts w:ascii="Century Gothic" w:hAnsi="Century Gothic"/>
                 <w:b/>
                 <w:bCs/>
-                <w:sz w:val="17"/>
-                <w:szCs w:val="17"/>
+                <w:sz w:val="15"/>
+                <w:szCs w:val="15"/>
               </w:rPr>
             </w:pPr>
             <w:r>
@@ -352,8 +280,8 @@
                 <w:rFonts w:ascii="Century Gothic" w:hAnsi="Century Gothic"/>
                 <w:b/>
                 <w:bCs/>
-                <w:sz w:val="17"/>
-                <w:szCs w:val="17"/>
+                <w:sz w:val="15"/>
+                <w:szCs w:val="15"/>
               </w:rPr>
               <w:t>Violation</w:t>
             </w:r>
@@ -384,8 +312,8 @@
                 <w:rFonts w:ascii="Century Gothic" w:hAnsi="Century Gothic"/>
                 <w:b/>
                 <w:bCs/>
-                <w:sz w:val="17"/>
-                <w:szCs w:val="17"/>
+                <w:sz w:val="15"/>
+                <w:szCs w:val="15"/>
               </w:rPr>
             </w:pPr>
             <w:r>
@@ -393,8 +321,8 @@
                 <w:rFonts w:ascii="Century Gothic" w:hAnsi="Century Gothic"/>
                 <w:b/>
                 <w:bCs/>
-                <w:sz w:val="17"/>
-                <w:szCs w:val="17"/>
+                <w:sz w:val="15"/>
+                <w:szCs w:val="15"/>
               </w:rPr>
               <w:t>Month</w:t>
             </w:r>
@@ -426,8 +354,8 @@
                 <w:rFonts w:ascii="Century Gothic" w:hAnsi="Century Gothic"/>
                 <w:b/>
                 <w:bCs/>
-                <w:sz w:val="17"/>
-                <w:szCs w:val="17"/>
+                <w:sz w:val="15"/>
+                <w:szCs w:val="15"/>
               </w:rPr>
             </w:pPr>
           </w:p>
@@ -443,7 +371,7 @@
           </w:tblCellMar>
         </w:tblPrEx>
         <w:trPr>
-          <w:trHeight w:val="663" w:hRule="atLeast"/>
+          <w:trHeight w:val="660" w:hRule="atLeast"/>
         </w:trPr>
         <w:tc>
           <w:tcPr>
@@ -464,8 +392,8 @@
                 <w:rFonts w:ascii="Century Gothic" w:hAnsi="Century Gothic"/>
                 <w:b/>
                 <w:bCs/>
-                <w:sz w:val="17"/>
-                <w:szCs w:val="17"/>
+                <w:sz w:val="15"/>
+                <w:szCs w:val="15"/>
               </w:rPr>
             </w:pPr>
           </w:p>
@@ -495,8 +423,8 @@
                 <w:rFonts w:ascii="Century Gothic" w:hAnsi="Century Gothic"/>
                 <w:b/>
                 <w:bCs/>
-                <w:sz w:val="17"/>
-                <w:szCs w:val="17"/>
+                <w:sz w:val="15"/>
+                <w:szCs w:val="15"/>
               </w:rPr>
             </w:pPr>
             <w:r>
@@ -504,8 +432,8 @@
                 <w:rFonts w:ascii="Century Gothic" w:hAnsi="Century Gothic"/>
                 <w:b/>
                 <w:bCs/>
-                <w:sz w:val="17"/>
-                <w:szCs w:val="17"/>
+                <w:sz w:val="15"/>
+                <w:szCs w:val="15"/>
               </w:rPr>
               <w:t>Permitted</w:t>
             </w:r>
@@ -536,8 +464,8 @@
                 <w:rFonts w:ascii="Century Gothic" w:hAnsi="Century Gothic"/>
                 <w:b/>
                 <w:bCs/>
-                <w:sz w:val="17"/>
-                <w:szCs w:val="17"/>
+                <w:sz w:val="15"/>
+                <w:szCs w:val="15"/>
               </w:rPr>
             </w:pPr>
             <w:r>
@@ -545,8 +473,8 @@
                 <w:rFonts w:ascii="Century Gothic" w:hAnsi="Century Gothic"/>
                 <w:b/>
                 <w:bCs/>
-                <w:sz w:val="17"/>
-                <w:szCs w:val="17"/>
+                <w:sz w:val="15"/>
+                <w:szCs w:val="15"/>
               </w:rPr>
               <w:t>Permitted</w:t>
             </w:r>
@@ -577,8 +505,8 @@
                 <w:rFonts w:ascii="Century Gothic" w:hAnsi="Century Gothic"/>
                 <w:b/>
                 <w:bCs/>
-                <w:sz w:val="17"/>
-                <w:szCs w:val="17"/>
+                <w:sz w:val="15"/>
+                <w:szCs w:val="15"/>
               </w:rPr>
             </w:pPr>
             <w:r>
@@ -586,8 +514,8 @@
                 <w:rFonts w:ascii="Century Gothic" w:hAnsi="Century Gothic"/>
                 <w:b/>
                 <w:bCs/>
-                <w:sz w:val="17"/>
-                <w:szCs w:val="17"/>
+                <w:sz w:val="15"/>
+                <w:szCs w:val="15"/>
               </w:rPr>
               <w:t>1st Offense</w:t>
             </w:r>
@@ -618,8 +546,8 @@
                 <w:rFonts w:ascii="Century Gothic" w:hAnsi="Century Gothic"/>
                 <w:b/>
                 <w:bCs/>
-                <w:sz w:val="17"/>
-                <w:szCs w:val="17"/>
+                <w:sz w:val="15"/>
+                <w:szCs w:val="15"/>
               </w:rPr>
             </w:pPr>
             <w:r>
@@ -627,8 +555,8 @@
                 <w:rFonts w:ascii="Century Gothic" w:hAnsi="Century Gothic"/>
                 <w:b/>
                 <w:bCs/>
-                <w:sz w:val="17"/>
-                <w:szCs w:val="17"/>
+                <w:sz w:val="15"/>
+                <w:szCs w:val="15"/>
               </w:rPr>
               <w:t>2nd Offense</w:t>
             </w:r>
@@ -659,8 +587,8 @@
                 <w:rFonts w:ascii="Century Gothic" w:hAnsi="Century Gothic"/>
                 <w:b/>
                 <w:bCs/>
-                <w:sz w:val="17"/>
-                <w:szCs w:val="17"/>
+                <w:sz w:val="15"/>
+                <w:szCs w:val="15"/>
               </w:rPr>
             </w:pPr>
             <w:r>
@@ -668,8 +596,8 @@
                 <w:rFonts w:ascii="Century Gothic" w:hAnsi="Century Gothic"/>
                 <w:b/>
                 <w:bCs/>
-                <w:sz w:val="17"/>
-                <w:szCs w:val="17"/>
+                <w:sz w:val="15"/>
+                <w:szCs w:val="15"/>
               </w:rPr>
               <w:t>3rd Offense</w:t>
             </w:r>
@@ -686,7 +614,7 @@
           </w:tblCellMar>
         </w:tblPrEx>
         <w:trPr>
-          <w:trHeight w:val="620" w:hRule="atLeast"/>
+          <w:trHeight w:val="575" w:hRule="atLeast"/>
         </w:trPr>
         <w:tc>
           <w:tcPr>
@@ -712,8 +640,8 @@
                 <w:rFonts w:ascii="Century Gothic" w:hAnsi="Century Gothic"/>
                 <w:b/>
                 <w:bCs/>
-                <w:sz w:val="17"/>
-                <w:szCs w:val="17"/>
+                <w:sz w:val="15"/>
+                <w:szCs w:val="15"/>
               </w:rPr>
             </w:pPr>
             <w:r>
@@ -721,8 +649,8 @@
                 <w:rFonts w:ascii="Century Gothic" w:hAnsi="Century Gothic"/>
                 <w:b/>
                 <w:bCs/>
-                <w:sz w:val="17"/>
-                <w:szCs w:val="17"/>
+                <w:sz w:val="15"/>
+                <w:szCs w:val="15"/>
               </w:rPr>
               <w:t>Improper Uniform</w:t>
             </w:r>
@@ -752,120 +680,120 @@
                 <w:rFonts w:ascii="Century Gothic" w:hAnsi="Century Gothic"/>
                 <w:b/>
                 <w:bCs/>
-                <w:sz w:val="17"/>
-                <w:szCs w:val="17"/>
-              </w:rPr>
-            </w:pPr>
-          </w:p>
-        </w:tc>
-        <w:tc>
-          <w:tcPr>
-            <w:tcW w:w="0" w:type="auto"/>
-            <w:tcBorders>
-              <w:top w:val="single" w:color="CCCCCC" w:sz="6" w:space="0"/>
-              <w:left w:val="single" w:color="CCCCCC" w:sz="6" w:space="0"/>
-              <w:bottom w:val="single" w:color="000000" w:sz="12" w:space="0"/>
-              <w:right w:val="single" w:color="000000" w:sz="12" w:space="0"/>
-            </w:tcBorders>
-            <w:tcMar>
-              <w:top w:w="30" w:type="dxa"/>
-              <w:left w:w="45" w:type="dxa"/>
-              <w:bottom w:w="30" w:type="dxa"/>
-              <w:right w:w="45" w:type="dxa"/>
-            </w:tcMar>
-            <w:vAlign w:val="center"/>
-          </w:tcPr>
-          <w:p>
-            <w:pPr>
-              <w:pStyle w:val="4"/>
-              <w:rPr>
-                <w:rFonts w:ascii="Century Gothic" w:hAnsi="Century Gothic"/>
-                <w:sz w:val="17"/>
-                <w:szCs w:val="17"/>
-              </w:rPr>
-            </w:pPr>
-          </w:p>
-        </w:tc>
-        <w:tc>
-          <w:tcPr>
-            <w:tcW w:w="0" w:type="auto"/>
-            <w:tcBorders>
-              <w:top w:val="single" w:color="CCCCCC" w:sz="6" w:space="0"/>
-              <w:left w:val="single" w:color="CCCCCC" w:sz="6" w:space="0"/>
-              <w:bottom w:val="single" w:color="000000" w:sz="12" w:space="0"/>
-              <w:right w:val="single" w:color="000000" w:sz="12" w:space="0"/>
-            </w:tcBorders>
-            <w:tcMar>
-              <w:top w:w="30" w:type="dxa"/>
-              <w:left w:w="45" w:type="dxa"/>
-              <w:bottom w:w="30" w:type="dxa"/>
-              <w:right w:w="45" w:type="dxa"/>
-            </w:tcMar>
-            <w:vAlign w:val="center"/>
-          </w:tcPr>
-          <w:p>
-            <w:pPr>
-              <w:pStyle w:val="4"/>
-              <w:rPr>
-                <w:rFonts w:ascii="Century Gothic" w:hAnsi="Century Gothic"/>
-                <w:sz w:val="17"/>
-                <w:szCs w:val="17"/>
-              </w:rPr>
-            </w:pPr>
-          </w:p>
-        </w:tc>
-        <w:tc>
-          <w:tcPr>
-            <w:tcW w:w="0" w:type="auto"/>
-            <w:tcBorders>
-              <w:top w:val="single" w:color="CCCCCC" w:sz="6" w:space="0"/>
-              <w:left w:val="single" w:color="CCCCCC" w:sz="6" w:space="0"/>
-              <w:bottom w:val="single" w:color="000000" w:sz="12" w:space="0"/>
-              <w:right w:val="single" w:color="000000" w:sz="12" w:space="0"/>
-            </w:tcBorders>
-            <w:tcMar>
-              <w:top w:w="30" w:type="dxa"/>
-              <w:left w:w="45" w:type="dxa"/>
-              <w:bottom w:w="30" w:type="dxa"/>
-              <w:right w:w="45" w:type="dxa"/>
-            </w:tcMar>
-            <w:vAlign w:val="center"/>
-          </w:tcPr>
-          <w:p>
-            <w:pPr>
-              <w:pStyle w:val="4"/>
-              <w:rPr>
-                <w:rFonts w:ascii="Century Gothic" w:hAnsi="Century Gothic"/>
-                <w:sz w:val="17"/>
-                <w:szCs w:val="17"/>
-              </w:rPr>
-            </w:pPr>
-          </w:p>
-        </w:tc>
-        <w:tc>
-          <w:tcPr>
-            <w:tcW w:w="0" w:type="auto"/>
-            <w:tcBorders>
-              <w:top w:val="single" w:color="CCCCCC" w:sz="6" w:space="0"/>
-              <w:left w:val="single" w:color="CCCCCC" w:sz="6" w:space="0"/>
-              <w:bottom w:val="single" w:color="000000" w:sz="12" w:space="0"/>
-              <w:right w:val="single" w:color="000000" w:sz="12" w:space="0"/>
-            </w:tcBorders>
-            <w:tcMar>
-              <w:top w:w="30" w:type="dxa"/>
-              <w:left w:w="45" w:type="dxa"/>
-              <w:bottom w:w="30" w:type="dxa"/>
-              <w:right w:w="45" w:type="dxa"/>
-            </w:tcMar>
-            <w:vAlign w:val="center"/>
-          </w:tcPr>
-          <w:p>
-            <w:pPr>
-              <w:pStyle w:val="4"/>
-              <w:rPr>
-                <w:rFonts w:ascii="Century Gothic" w:hAnsi="Century Gothic"/>
-                <w:sz w:val="17"/>
-                <w:szCs w:val="17"/>
+                <w:sz w:val="15"/>
+                <w:szCs w:val="15"/>
+              </w:rPr>
+            </w:pPr>
+          </w:p>
+        </w:tc>
+        <w:tc>
+          <w:tcPr>
+            <w:tcW w:w="0" w:type="auto"/>
+            <w:tcBorders>
+              <w:top w:val="single" w:color="CCCCCC" w:sz="6" w:space="0"/>
+              <w:left w:val="single" w:color="CCCCCC" w:sz="6" w:space="0"/>
+              <w:bottom w:val="single" w:color="000000" w:sz="12" w:space="0"/>
+              <w:right w:val="single" w:color="000000" w:sz="12" w:space="0"/>
+            </w:tcBorders>
+            <w:tcMar>
+              <w:top w:w="30" w:type="dxa"/>
+              <w:left w:w="45" w:type="dxa"/>
+              <w:bottom w:w="30" w:type="dxa"/>
+              <w:right w:w="45" w:type="dxa"/>
+            </w:tcMar>
+            <w:vAlign w:val="center"/>
+          </w:tcPr>
+          <w:p>
+            <w:pPr>
+              <w:pStyle w:val="4"/>
+              <w:rPr>
+                <w:rFonts w:ascii="Century Gothic" w:hAnsi="Century Gothic"/>
+                <w:sz w:val="15"/>
+                <w:szCs w:val="15"/>
+              </w:rPr>
+            </w:pPr>
+          </w:p>
+        </w:tc>
+        <w:tc>
+          <w:tcPr>
+            <w:tcW w:w="0" w:type="auto"/>
+            <w:tcBorders>
+              <w:top w:val="single" w:color="CCCCCC" w:sz="6" w:space="0"/>
+              <w:left w:val="single" w:color="CCCCCC" w:sz="6" w:space="0"/>
+              <w:bottom w:val="single" w:color="000000" w:sz="12" w:space="0"/>
+              <w:right w:val="single" w:color="000000" w:sz="12" w:space="0"/>
+            </w:tcBorders>
+            <w:tcMar>
+              <w:top w:w="30" w:type="dxa"/>
+              <w:left w:w="45" w:type="dxa"/>
+              <w:bottom w:w="30" w:type="dxa"/>
+              <w:right w:w="45" w:type="dxa"/>
+            </w:tcMar>
+            <w:vAlign w:val="center"/>
+          </w:tcPr>
+          <w:p>
+            <w:pPr>
+              <w:pStyle w:val="4"/>
+              <w:rPr>
+                <w:rFonts w:ascii="Century Gothic" w:hAnsi="Century Gothic"/>
+                <w:sz w:val="15"/>
+                <w:szCs w:val="15"/>
+              </w:rPr>
+            </w:pPr>
+          </w:p>
+        </w:tc>
+        <w:tc>
+          <w:tcPr>
+            <w:tcW w:w="0" w:type="auto"/>
+            <w:tcBorders>
+              <w:top w:val="single" w:color="CCCCCC" w:sz="6" w:space="0"/>
+              <w:left w:val="single" w:color="CCCCCC" w:sz="6" w:space="0"/>
+              <w:bottom w:val="single" w:color="000000" w:sz="12" w:space="0"/>
+              <w:right w:val="single" w:color="000000" w:sz="12" w:space="0"/>
+            </w:tcBorders>
+            <w:tcMar>
+              <w:top w:w="30" w:type="dxa"/>
+              <w:left w:w="45" w:type="dxa"/>
+              <w:bottom w:w="30" w:type="dxa"/>
+              <w:right w:w="45" w:type="dxa"/>
+            </w:tcMar>
+            <w:vAlign w:val="center"/>
+          </w:tcPr>
+          <w:p>
+            <w:pPr>
+              <w:pStyle w:val="4"/>
+              <w:rPr>
+                <w:rFonts w:ascii="Century Gothic" w:hAnsi="Century Gothic"/>
+                <w:sz w:val="15"/>
+                <w:szCs w:val="15"/>
+              </w:rPr>
+            </w:pPr>
+          </w:p>
+        </w:tc>
+        <w:tc>
+          <w:tcPr>
+            <w:tcW w:w="0" w:type="auto"/>
+            <w:tcBorders>
+              <w:top w:val="single" w:color="CCCCCC" w:sz="6" w:space="0"/>
+              <w:left w:val="single" w:color="CCCCCC" w:sz="6" w:space="0"/>
+              <w:bottom w:val="single" w:color="000000" w:sz="12" w:space="0"/>
+              <w:right w:val="single" w:color="000000" w:sz="12" w:space="0"/>
+            </w:tcBorders>
+            <w:tcMar>
+              <w:top w:w="30" w:type="dxa"/>
+              <w:left w:w="45" w:type="dxa"/>
+              <w:bottom w:w="30" w:type="dxa"/>
+              <w:right w:w="45" w:type="dxa"/>
+            </w:tcMar>
+            <w:vAlign w:val="center"/>
+          </w:tcPr>
+          <w:p>
+            <w:pPr>
+              <w:pStyle w:val="4"/>
+              <w:rPr>
+                <w:rFonts w:ascii="Century Gothic" w:hAnsi="Century Gothic"/>
+                <w:sz w:val="15"/>
+                <w:szCs w:val="15"/>
               </w:rPr>
             </w:pPr>
           </w:p>
@@ -881,7 +809,7 @@
           </w:tblCellMar>
         </w:tblPrEx>
         <w:trPr>
-          <w:trHeight w:val="620" w:hRule="atLeast"/>
+          <w:trHeight w:val="575" w:hRule="atLeast"/>
         </w:trPr>
         <w:tc>
           <w:tcPr>
@@ -907,8 +835,8 @@
                 <w:rFonts w:ascii="Century Gothic" w:hAnsi="Century Gothic"/>
                 <w:b/>
                 <w:bCs/>
-                <w:sz w:val="17"/>
-                <w:szCs w:val="17"/>
+                <w:sz w:val="15"/>
+                <w:szCs w:val="15"/>
               </w:rPr>
             </w:pPr>
             <w:r>
@@ -916,8 +844,8 @@
                 <w:rFonts w:ascii="Century Gothic" w:hAnsi="Century Gothic"/>
                 <w:b/>
                 <w:bCs/>
-                <w:sz w:val="17"/>
-                <w:szCs w:val="17"/>
+                <w:sz w:val="15"/>
+                <w:szCs w:val="15"/>
               </w:rPr>
               <w:t>Improper Foot Wear</w:t>
             </w:r>
@@ -947,120 +875,120 @@
                 <w:rFonts w:ascii="Century Gothic" w:hAnsi="Century Gothic"/>
                 <w:b/>
                 <w:bCs/>
-                <w:sz w:val="17"/>
-                <w:szCs w:val="17"/>
-              </w:rPr>
-            </w:pPr>
-          </w:p>
-        </w:tc>
-        <w:tc>
-          <w:tcPr>
-            <w:tcW w:w="0" w:type="auto"/>
-            <w:tcBorders>
-              <w:top w:val="single" w:color="CCCCCC" w:sz="6" w:space="0"/>
-              <w:left w:val="single" w:color="CCCCCC" w:sz="6" w:space="0"/>
-              <w:bottom w:val="single" w:color="000000" w:sz="12" w:space="0"/>
-              <w:right w:val="single" w:color="000000" w:sz="12" w:space="0"/>
-            </w:tcBorders>
-            <w:tcMar>
-              <w:top w:w="30" w:type="dxa"/>
-              <w:left w:w="45" w:type="dxa"/>
-              <w:bottom w:w="30" w:type="dxa"/>
-              <w:right w:w="45" w:type="dxa"/>
-            </w:tcMar>
-            <w:vAlign w:val="center"/>
-          </w:tcPr>
-          <w:p>
-            <w:pPr>
-              <w:pStyle w:val="4"/>
-              <w:rPr>
-                <w:rFonts w:ascii="Century Gothic" w:hAnsi="Century Gothic"/>
-                <w:sz w:val="17"/>
-                <w:szCs w:val="17"/>
-              </w:rPr>
-            </w:pPr>
-          </w:p>
-        </w:tc>
-        <w:tc>
-          <w:tcPr>
-            <w:tcW w:w="0" w:type="auto"/>
-            <w:tcBorders>
-              <w:top w:val="single" w:color="CCCCCC" w:sz="6" w:space="0"/>
-              <w:left w:val="single" w:color="CCCCCC" w:sz="6" w:space="0"/>
-              <w:bottom w:val="single" w:color="000000" w:sz="12" w:space="0"/>
-              <w:right w:val="single" w:color="000000" w:sz="12" w:space="0"/>
-            </w:tcBorders>
-            <w:tcMar>
-              <w:top w:w="30" w:type="dxa"/>
-              <w:left w:w="45" w:type="dxa"/>
-              <w:bottom w:w="30" w:type="dxa"/>
-              <w:right w:w="45" w:type="dxa"/>
-            </w:tcMar>
-            <w:vAlign w:val="center"/>
-          </w:tcPr>
-          <w:p>
-            <w:pPr>
-              <w:pStyle w:val="4"/>
-              <w:rPr>
-                <w:rFonts w:ascii="Century Gothic" w:hAnsi="Century Gothic"/>
-                <w:sz w:val="17"/>
-                <w:szCs w:val="17"/>
-              </w:rPr>
-            </w:pPr>
-          </w:p>
-        </w:tc>
-        <w:tc>
-          <w:tcPr>
-            <w:tcW w:w="0" w:type="auto"/>
-            <w:tcBorders>
-              <w:top w:val="single" w:color="CCCCCC" w:sz="6" w:space="0"/>
-              <w:left w:val="single" w:color="CCCCCC" w:sz="6" w:space="0"/>
-              <w:bottom w:val="single" w:color="000000" w:sz="12" w:space="0"/>
-              <w:right w:val="single" w:color="000000" w:sz="12" w:space="0"/>
-            </w:tcBorders>
-            <w:tcMar>
-              <w:top w:w="30" w:type="dxa"/>
-              <w:left w:w="45" w:type="dxa"/>
-              <w:bottom w:w="30" w:type="dxa"/>
-              <w:right w:w="45" w:type="dxa"/>
-            </w:tcMar>
-            <w:vAlign w:val="center"/>
-          </w:tcPr>
-          <w:p>
-            <w:pPr>
-              <w:pStyle w:val="4"/>
-              <w:rPr>
-                <w:rFonts w:ascii="Century Gothic" w:hAnsi="Century Gothic"/>
-                <w:sz w:val="17"/>
-                <w:szCs w:val="17"/>
-              </w:rPr>
-            </w:pPr>
-          </w:p>
-        </w:tc>
-        <w:tc>
-          <w:tcPr>
-            <w:tcW w:w="0" w:type="auto"/>
-            <w:tcBorders>
-              <w:top w:val="single" w:color="CCCCCC" w:sz="6" w:space="0"/>
-              <w:left w:val="single" w:color="CCCCCC" w:sz="6" w:space="0"/>
-              <w:bottom w:val="single" w:color="000000" w:sz="12" w:space="0"/>
-              <w:right w:val="single" w:color="000000" w:sz="12" w:space="0"/>
-            </w:tcBorders>
-            <w:tcMar>
-              <w:top w:w="30" w:type="dxa"/>
-              <w:left w:w="45" w:type="dxa"/>
-              <w:bottom w:w="30" w:type="dxa"/>
-              <w:right w:w="45" w:type="dxa"/>
-            </w:tcMar>
-            <w:vAlign w:val="center"/>
-          </w:tcPr>
-          <w:p>
-            <w:pPr>
-              <w:pStyle w:val="4"/>
-              <w:rPr>
-                <w:rFonts w:ascii="Century Gothic" w:hAnsi="Century Gothic"/>
-                <w:sz w:val="17"/>
-                <w:szCs w:val="17"/>
+                <w:sz w:val="15"/>
+                <w:szCs w:val="15"/>
+              </w:rPr>
+            </w:pPr>
+          </w:p>
+        </w:tc>
+        <w:tc>
+          <w:tcPr>
+            <w:tcW w:w="0" w:type="auto"/>
+            <w:tcBorders>
+              <w:top w:val="single" w:color="CCCCCC" w:sz="6" w:space="0"/>
+              <w:left w:val="single" w:color="CCCCCC" w:sz="6" w:space="0"/>
+              <w:bottom w:val="single" w:color="000000" w:sz="12" w:space="0"/>
+              <w:right w:val="single" w:color="000000" w:sz="12" w:space="0"/>
+            </w:tcBorders>
+            <w:tcMar>
+              <w:top w:w="30" w:type="dxa"/>
+              <w:left w:w="45" w:type="dxa"/>
+              <w:bottom w:w="30" w:type="dxa"/>
+              <w:right w:w="45" w:type="dxa"/>
+            </w:tcMar>
+            <w:vAlign w:val="center"/>
+          </w:tcPr>
+          <w:p>
+            <w:pPr>
+              <w:pStyle w:val="4"/>
+              <w:rPr>
+                <w:rFonts w:ascii="Century Gothic" w:hAnsi="Century Gothic"/>
+                <w:sz w:val="15"/>
+                <w:szCs w:val="15"/>
+              </w:rPr>
+            </w:pPr>
+          </w:p>
+        </w:tc>
+        <w:tc>
+          <w:tcPr>
+            <w:tcW w:w="0" w:type="auto"/>
+            <w:tcBorders>
+              <w:top w:val="single" w:color="CCCCCC" w:sz="6" w:space="0"/>
+              <w:left w:val="single" w:color="CCCCCC" w:sz="6" w:space="0"/>
+              <w:bottom w:val="single" w:color="000000" w:sz="12" w:space="0"/>
+              <w:right w:val="single" w:color="000000" w:sz="12" w:space="0"/>
+            </w:tcBorders>
+            <w:tcMar>
+              <w:top w:w="30" w:type="dxa"/>
+              <w:left w:w="45" w:type="dxa"/>
+              <w:bottom w:w="30" w:type="dxa"/>
+              <w:right w:w="45" w:type="dxa"/>
+            </w:tcMar>
+            <w:vAlign w:val="center"/>
+          </w:tcPr>
+          <w:p>
+            <w:pPr>
+              <w:pStyle w:val="4"/>
+              <w:rPr>
+                <w:rFonts w:ascii="Century Gothic" w:hAnsi="Century Gothic"/>
+                <w:sz w:val="15"/>
+                <w:szCs w:val="15"/>
+              </w:rPr>
+            </w:pPr>
+          </w:p>
+        </w:tc>
+        <w:tc>
+          <w:tcPr>
+            <w:tcW w:w="0" w:type="auto"/>
+            <w:tcBorders>
+              <w:top w:val="single" w:color="CCCCCC" w:sz="6" w:space="0"/>
+              <w:left w:val="single" w:color="CCCCCC" w:sz="6" w:space="0"/>
+              <w:bottom w:val="single" w:color="000000" w:sz="12" w:space="0"/>
+              <w:right w:val="single" w:color="000000" w:sz="12" w:space="0"/>
+            </w:tcBorders>
+            <w:tcMar>
+              <w:top w:w="30" w:type="dxa"/>
+              <w:left w:w="45" w:type="dxa"/>
+              <w:bottom w:w="30" w:type="dxa"/>
+              <w:right w:w="45" w:type="dxa"/>
+            </w:tcMar>
+            <w:vAlign w:val="center"/>
+          </w:tcPr>
+          <w:p>
+            <w:pPr>
+              <w:pStyle w:val="4"/>
+              <w:rPr>
+                <w:rFonts w:ascii="Century Gothic" w:hAnsi="Century Gothic"/>
+                <w:sz w:val="15"/>
+                <w:szCs w:val="15"/>
+              </w:rPr>
+            </w:pPr>
+          </w:p>
+        </w:tc>
+        <w:tc>
+          <w:tcPr>
+            <w:tcW w:w="0" w:type="auto"/>
+            <w:tcBorders>
+              <w:top w:val="single" w:color="CCCCCC" w:sz="6" w:space="0"/>
+              <w:left w:val="single" w:color="CCCCCC" w:sz="6" w:space="0"/>
+              <w:bottom w:val="single" w:color="000000" w:sz="12" w:space="0"/>
+              <w:right w:val="single" w:color="000000" w:sz="12" w:space="0"/>
+            </w:tcBorders>
+            <w:tcMar>
+              <w:top w:w="30" w:type="dxa"/>
+              <w:left w:w="45" w:type="dxa"/>
+              <w:bottom w:w="30" w:type="dxa"/>
+              <w:right w:w="45" w:type="dxa"/>
+            </w:tcMar>
+            <w:vAlign w:val="center"/>
+          </w:tcPr>
+          <w:p>
+            <w:pPr>
+              <w:pStyle w:val="4"/>
+              <w:rPr>
+                <w:rFonts w:ascii="Century Gothic" w:hAnsi="Century Gothic"/>
+                <w:sz w:val="15"/>
+                <w:szCs w:val="15"/>
               </w:rPr>
             </w:pPr>
           </w:p>
@@ -1076,7 +1004,7 @@
           </w:tblCellMar>
         </w:tblPrEx>
         <w:trPr>
-          <w:trHeight w:val="706" w:hRule="atLeast"/>
+          <w:trHeight w:val="744" w:hRule="atLeast"/>
         </w:trPr>
         <w:tc>
           <w:tcPr>
@@ -1102,8 +1030,8 @@
                 <w:rFonts w:ascii="Century Gothic" w:hAnsi="Century Gothic"/>
                 <w:b/>
                 <w:bCs/>
-                <w:sz w:val="17"/>
-                <w:szCs w:val="17"/>
+                <w:sz w:val="15"/>
+                <w:szCs w:val="15"/>
               </w:rPr>
             </w:pPr>
             <w:r>
@@ -1111,8 +1039,8 @@
                 <w:rFonts w:ascii="Century Gothic" w:hAnsi="Century Gothic"/>
                 <w:b/>
                 <w:bCs/>
-                <w:sz w:val="17"/>
-                <w:szCs w:val="17"/>
+                <w:sz w:val="15"/>
+                <w:szCs w:val="15"/>
               </w:rPr>
               <w:t>No ID</w:t>
             </w:r>
@@ -1142,120 +1070,120 @@
                 <w:rFonts w:ascii="Century Gothic" w:hAnsi="Century Gothic"/>
                 <w:b/>
                 <w:bCs/>
-                <w:sz w:val="17"/>
-                <w:szCs w:val="17"/>
-              </w:rPr>
-            </w:pPr>
-          </w:p>
-        </w:tc>
-        <w:tc>
-          <w:tcPr>
-            <w:tcW w:w="0" w:type="auto"/>
-            <w:tcBorders>
-              <w:top w:val="single" w:color="CCCCCC" w:sz="6" w:space="0"/>
-              <w:left w:val="single" w:color="CCCCCC" w:sz="6" w:space="0"/>
-              <w:bottom w:val="single" w:color="000000" w:sz="12" w:space="0"/>
-              <w:right w:val="single" w:color="000000" w:sz="12" w:space="0"/>
-            </w:tcBorders>
-            <w:tcMar>
-              <w:top w:w="30" w:type="dxa"/>
-              <w:left w:w="45" w:type="dxa"/>
-              <w:bottom w:w="30" w:type="dxa"/>
-              <w:right w:w="45" w:type="dxa"/>
-            </w:tcMar>
-            <w:vAlign w:val="center"/>
-          </w:tcPr>
-          <w:p>
-            <w:pPr>
-              <w:pStyle w:val="4"/>
-              <w:rPr>
-                <w:rFonts w:ascii="Century Gothic" w:hAnsi="Century Gothic"/>
-                <w:sz w:val="17"/>
-                <w:szCs w:val="17"/>
-              </w:rPr>
-            </w:pPr>
-          </w:p>
-        </w:tc>
-        <w:tc>
-          <w:tcPr>
-            <w:tcW w:w="0" w:type="auto"/>
-            <w:tcBorders>
-              <w:top w:val="single" w:color="CCCCCC" w:sz="6" w:space="0"/>
-              <w:left w:val="single" w:color="CCCCCC" w:sz="6" w:space="0"/>
-              <w:bottom w:val="single" w:color="000000" w:sz="12" w:space="0"/>
-              <w:right w:val="single" w:color="000000" w:sz="12" w:space="0"/>
-            </w:tcBorders>
-            <w:tcMar>
-              <w:top w:w="30" w:type="dxa"/>
-              <w:left w:w="45" w:type="dxa"/>
-              <w:bottom w:w="30" w:type="dxa"/>
-              <w:right w:w="45" w:type="dxa"/>
-            </w:tcMar>
-            <w:vAlign w:val="center"/>
-          </w:tcPr>
-          <w:p>
-            <w:pPr>
-              <w:pStyle w:val="4"/>
-              <w:rPr>
-                <w:rFonts w:ascii="Century Gothic" w:hAnsi="Century Gothic"/>
-                <w:sz w:val="17"/>
-                <w:szCs w:val="17"/>
-              </w:rPr>
-            </w:pPr>
-          </w:p>
-        </w:tc>
-        <w:tc>
-          <w:tcPr>
-            <w:tcW w:w="0" w:type="auto"/>
-            <w:tcBorders>
-              <w:top w:val="single" w:color="CCCCCC" w:sz="6" w:space="0"/>
-              <w:left w:val="single" w:color="CCCCCC" w:sz="6" w:space="0"/>
-              <w:bottom w:val="single" w:color="000000" w:sz="12" w:space="0"/>
-              <w:right w:val="single" w:color="000000" w:sz="12" w:space="0"/>
-            </w:tcBorders>
-            <w:tcMar>
-              <w:top w:w="30" w:type="dxa"/>
-              <w:left w:w="45" w:type="dxa"/>
-              <w:bottom w:w="30" w:type="dxa"/>
-              <w:right w:w="45" w:type="dxa"/>
-            </w:tcMar>
-            <w:vAlign w:val="center"/>
-          </w:tcPr>
-          <w:p>
-            <w:pPr>
-              <w:pStyle w:val="4"/>
-              <w:rPr>
-                <w:rFonts w:ascii="Century Gothic" w:hAnsi="Century Gothic"/>
-                <w:sz w:val="17"/>
-                <w:szCs w:val="17"/>
-              </w:rPr>
-            </w:pPr>
-          </w:p>
-        </w:tc>
-        <w:tc>
-          <w:tcPr>
-            <w:tcW w:w="0" w:type="auto"/>
-            <w:tcBorders>
-              <w:top w:val="single" w:color="CCCCCC" w:sz="6" w:space="0"/>
-              <w:left w:val="single" w:color="CCCCCC" w:sz="6" w:space="0"/>
-              <w:bottom w:val="single" w:color="000000" w:sz="12" w:space="0"/>
-              <w:right w:val="single" w:color="000000" w:sz="12" w:space="0"/>
-            </w:tcBorders>
-            <w:tcMar>
-              <w:top w:w="30" w:type="dxa"/>
-              <w:left w:w="45" w:type="dxa"/>
-              <w:bottom w:w="30" w:type="dxa"/>
-              <w:right w:w="45" w:type="dxa"/>
-            </w:tcMar>
-            <w:vAlign w:val="center"/>
-          </w:tcPr>
-          <w:p>
-            <w:pPr>
-              <w:pStyle w:val="4"/>
-              <w:rPr>
-                <w:rFonts w:ascii="Century Gothic" w:hAnsi="Century Gothic"/>
-                <w:sz w:val="17"/>
-                <w:szCs w:val="17"/>
+                <w:sz w:val="15"/>
+                <w:szCs w:val="15"/>
+              </w:rPr>
+            </w:pPr>
+          </w:p>
+        </w:tc>
+        <w:tc>
+          <w:tcPr>
+            <w:tcW w:w="0" w:type="auto"/>
+            <w:tcBorders>
+              <w:top w:val="single" w:color="CCCCCC" w:sz="6" w:space="0"/>
+              <w:left w:val="single" w:color="CCCCCC" w:sz="6" w:space="0"/>
+              <w:bottom w:val="single" w:color="000000" w:sz="12" w:space="0"/>
+              <w:right w:val="single" w:color="000000" w:sz="12" w:space="0"/>
+            </w:tcBorders>
+            <w:tcMar>
+              <w:top w:w="30" w:type="dxa"/>
+              <w:left w:w="45" w:type="dxa"/>
+              <w:bottom w:w="30" w:type="dxa"/>
+              <w:right w:w="45" w:type="dxa"/>
+            </w:tcMar>
+            <w:vAlign w:val="center"/>
+          </w:tcPr>
+          <w:p>
+            <w:pPr>
+              <w:pStyle w:val="4"/>
+              <w:rPr>
+                <w:rFonts w:ascii="Century Gothic" w:hAnsi="Century Gothic"/>
+                <w:sz w:val="15"/>
+                <w:szCs w:val="15"/>
+              </w:rPr>
+            </w:pPr>
+          </w:p>
+        </w:tc>
+        <w:tc>
+          <w:tcPr>
+            <w:tcW w:w="0" w:type="auto"/>
+            <w:tcBorders>
+              <w:top w:val="single" w:color="CCCCCC" w:sz="6" w:space="0"/>
+              <w:left w:val="single" w:color="CCCCCC" w:sz="6" w:space="0"/>
+              <w:bottom w:val="single" w:color="000000" w:sz="12" w:space="0"/>
+              <w:right w:val="single" w:color="000000" w:sz="12" w:space="0"/>
+            </w:tcBorders>
+            <w:tcMar>
+              <w:top w:w="30" w:type="dxa"/>
+              <w:left w:w="45" w:type="dxa"/>
+              <w:bottom w:w="30" w:type="dxa"/>
+              <w:right w:w="45" w:type="dxa"/>
+            </w:tcMar>
+            <w:vAlign w:val="center"/>
+          </w:tcPr>
+          <w:p>
+            <w:pPr>
+              <w:pStyle w:val="4"/>
+              <w:rPr>
+                <w:rFonts w:ascii="Century Gothic" w:hAnsi="Century Gothic"/>
+                <w:sz w:val="15"/>
+                <w:szCs w:val="15"/>
+              </w:rPr>
+            </w:pPr>
+          </w:p>
+        </w:tc>
+        <w:tc>
+          <w:tcPr>
+            <w:tcW w:w="0" w:type="auto"/>
+            <w:tcBorders>
+              <w:top w:val="single" w:color="CCCCCC" w:sz="6" w:space="0"/>
+              <w:left w:val="single" w:color="CCCCCC" w:sz="6" w:space="0"/>
+              <w:bottom w:val="single" w:color="000000" w:sz="12" w:space="0"/>
+              <w:right w:val="single" w:color="000000" w:sz="12" w:space="0"/>
+            </w:tcBorders>
+            <w:tcMar>
+              <w:top w:w="30" w:type="dxa"/>
+              <w:left w:w="45" w:type="dxa"/>
+              <w:bottom w:w="30" w:type="dxa"/>
+              <w:right w:w="45" w:type="dxa"/>
+            </w:tcMar>
+            <w:vAlign w:val="center"/>
+          </w:tcPr>
+          <w:p>
+            <w:pPr>
+              <w:pStyle w:val="4"/>
+              <w:rPr>
+                <w:rFonts w:ascii="Century Gothic" w:hAnsi="Century Gothic"/>
+                <w:sz w:val="15"/>
+                <w:szCs w:val="15"/>
+              </w:rPr>
+            </w:pPr>
+          </w:p>
+        </w:tc>
+        <w:tc>
+          <w:tcPr>
+            <w:tcW w:w="0" w:type="auto"/>
+            <w:tcBorders>
+              <w:top w:val="single" w:color="CCCCCC" w:sz="6" w:space="0"/>
+              <w:left w:val="single" w:color="CCCCCC" w:sz="6" w:space="0"/>
+              <w:bottom w:val="single" w:color="000000" w:sz="12" w:space="0"/>
+              <w:right w:val="single" w:color="000000" w:sz="12" w:space="0"/>
+            </w:tcBorders>
+            <w:tcMar>
+              <w:top w:w="30" w:type="dxa"/>
+              <w:left w:w="45" w:type="dxa"/>
+              <w:bottom w:w="30" w:type="dxa"/>
+              <w:right w:w="45" w:type="dxa"/>
+            </w:tcMar>
+            <w:vAlign w:val="center"/>
+          </w:tcPr>
+          <w:p>
+            <w:pPr>
+              <w:pStyle w:val="4"/>
+              <w:rPr>
+                <w:rFonts w:ascii="Century Gothic" w:hAnsi="Century Gothic"/>
+                <w:sz w:val="15"/>
+                <w:szCs w:val="15"/>
               </w:rPr>
             </w:pPr>
           </w:p>
@@ -1265,26 +1193,49 @@
     <w:p>
       <w:pPr>
         <w:pStyle w:val="4"/>
+        <w:rPr>
+          <w:rFonts w:hint="default" w:cstheme="minorHAnsi"/>
+          <w:b/>
+          <w:bCs/>
+          <w:sz w:val="15"/>
+          <w:szCs w:val="15"/>
+          <w:lang w:val="en-PH"/>
+        </w:rPr>
+      </w:pPr>
+    </w:p>
+    <w:p>
+      <w:pPr>
+        <w:pStyle w:val="4"/>
+        <w:ind w:firstLine="720" w:firstLineChars="0"/>
         <w:rPr>
           <w:rFonts w:cstheme="minorHAnsi"/>
           <w:b/>
           <w:bCs/>
-          <w:sz w:val="17"/>
-          <w:szCs w:val="17"/>
-        </w:rPr>
-      </w:pPr>
-    </w:p>
-    <w:p>
-      <w:pPr>
-        <w:pStyle w:val="4"/>
+          <w:sz w:val="15"/>
+          <w:szCs w:val="15"/>
+        </w:rPr>
+      </w:pPr>
+      <w:r>
+        <w:rPr>
+          <w:rFonts w:hint="default" w:cstheme="minorHAnsi"/>
+          <w:b/>
+          <w:bCs/>
+          <w:sz w:val="15"/>
+          <w:szCs w:val="15"/>
+          <w:lang w:val="en-PH"/>
+        </w:rPr>
+        <w:t>t</w:t>
+      </w:r>
+      <w:r>
         <w:rPr>
           <w:rFonts w:cstheme="minorHAnsi"/>
           <w:b/>
           <w:bCs/>
-          <w:sz w:val="17"/>
-          <w:szCs w:val="17"/>
-        </w:rPr>
-      </w:pPr>
+          <w:sz w:val="15"/>
+          <w:szCs w:val="15"/>
+        </w:rPr>
+        <w:t>he student is permitted to enter the premises despite the noted violation(s) above. Kindly comply with the institution's policies moving forward.</w:t>
+      </w:r>
     </w:p>
     <w:p>
       <w:pPr>
@@ -1293,8 +1244,8 @@
           <w:rFonts w:cstheme="minorHAnsi"/>
           <w:b/>
           <w:bCs/>
-          <w:sz w:val="17"/>
-          <w:szCs w:val="17"/>
+          <w:sz w:val="15"/>
+          <w:szCs w:val="15"/>
         </w:rPr>
       </w:pPr>
     </w:p>
@@ -1305,266 +1256,17 @@
           <w:rFonts w:cstheme="minorHAnsi"/>
           <w:b/>
           <w:bCs/>
-          <w:sz w:val="17"/>
-          <w:szCs w:val="17"/>
-        </w:rPr>
-      </w:pPr>
-    </w:p>
-    <w:p>
-      <w:pPr>
-        <w:pStyle w:val="4"/>
+          <w:sz w:val="15"/>
+          <w:szCs w:val="15"/>
+        </w:rPr>
+      </w:pPr>
+      <w:r>
         <w:rPr>
           <w:rFonts w:cstheme="minorHAnsi"/>
           <w:b/>
           <w:bCs/>
-          <w:sz w:val="17"/>
-          <w:szCs w:val="17"/>
-        </w:rPr>
-      </w:pPr>
-    </w:p>
-    <w:p>
-      <w:pPr>
-        <w:pStyle w:val="4"/>
-        <w:rPr>
-          <w:rFonts w:cstheme="minorHAnsi"/>
-          <w:b/>
-          <w:bCs/>
-          <w:sz w:val="17"/>
-          <w:szCs w:val="17"/>
-        </w:rPr>
-      </w:pPr>
-    </w:p>
-    <w:p>
-      <w:pPr>
-        <w:pStyle w:val="4"/>
-        <w:rPr>
-          <w:rFonts w:cstheme="minorHAnsi"/>
-          <w:b/>
-          <w:bCs/>
-          <w:sz w:val="17"/>
-          <w:szCs w:val="17"/>
-        </w:rPr>
-      </w:pPr>
-    </w:p>
-    <w:p>
-      <w:pPr>
-        <w:pStyle w:val="4"/>
-        <w:rPr>
-          <w:rFonts w:cstheme="minorHAnsi"/>
-          <w:b/>
-          <w:bCs/>
-          <w:sz w:val="17"/>
-          <w:szCs w:val="17"/>
-        </w:rPr>
-      </w:pPr>
-    </w:p>
-    <w:p>
-      <w:pPr>
-        <w:pStyle w:val="4"/>
-        <w:rPr>
-          <w:rFonts w:cstheme="minorHAnsi"/>
-          <w:b/>
-          <w:bCs/>
-          <w:sz w:val="17"/>
-          <w:szCs w:val="17"/>
-        </w:rPr>
-      </w:pPr>
-    </w:p>
-    <w:p>
-      <w:pPr>
-        <w:pStyle w:val="4"/>
-        <w:rPr>
-          <w:rFonts w:cstheme="minorHAnsi"/>
-          <w:b/>
-          <w:bCs/>
-          <w:sz w:val="17"/>
-          <w:szCs w:val="17"/>
-        </w:rPr>
-      </w:pPr>
-    </w:p>
-    <w:p>
-      <w:pPr>
-        <w:pStyle w:val="4"/>
-        <w:rPr>
-          <w:rFonts w:cstheme="minorHAnsi"/>
-          <w:b/>
-          <w:bCs/>
-          <w:sz w:val="17"/>
-          <w:szCs w:val="17"/>
-        </w:rPr>
-      </w:pPr>
-    </w:p>
-    <w:p>
-      <w:pPr>
-        <w:pStyle w:val="4"/>
-        <w:rPr>
-          <w:rFonts w:cstheme="minorHAnsi"/>
-          <w:b/>
-          <w:bCs/>
-          <w:sz w:val="17"/>
-          <w:szCs w:val="17"/>
-        </w:rPr>
-      </w:pPr>
-    </w:p>
-    <w:p>
-      <w:pPr>
-        <w:pStyle w:val="4"/>
-        <w:rPr>
-          <w:rFonts w:cstheme="minorHAnsi"/>
-          <w:b/>
-          <w:bCs/>
-          <w:sz w:val="17"/>
-          <w:szCs w:val="17"/>
-        </w:rPr>
-      </w:pPr>
-    </w:p>
-    <w:p>
-      <w:pPr>
-        <w:pStyle w:val="4"/>
-        <w:rPr>
-          <w:rFonts w:cstheme="minorHAnsi"/>
-          <w:b/>
-          <w:bCs/>
-          <w:sz w:val="17"/>
-          <w:szCs w:val="17"/>
-        </w:rPr>
-      </w:pPr>
-    </w:p>
-    <w:p>
-      <w:pPr>
-        <w:pStyle w:val="4"/>
-        <w:rPr>
-          <w:rFonts w:cstheme="minorHAnsi"/>
-          <w:b/>
-          <w:bCs/>
-          <w:sz w:val="17"/>
-          <w:szCs w:val="17"/>
-        </w:rPr>
-      </w:pPr>
-    </w:p>
-    <w:p>
-      <w:pPr>
-        <w:pStyle w:val="4"/>
-        <w:rPr>
-          <w:rFonts w:cstheme="minorHAnsi"/>
-          <w:b/>
-          <w:bCs/>
-          <w:sz w:val="17"/>
-          <w:szCs w:val="17"/>
-        </w:rPr>
-      </w:pPr>
-    </w:p>
-    <w:p>
-      <w:pPr>
-        <w:pStyle w:val="4"/>
-        <w:rPr>
-          <w:rFonts w:cstheme="minorHAnsi"/>
-          <w:b/>
-          <w:bCs/>
-          <w:sz w:val="17"/>
-          <w:szCs w:val="17"/>
-        </w:rPr>
-      </w:pPr>
-    </w:p>
-    <w:p>
-      <w:pPr>
-        <w:pStyle w:val="4"/>
-        <w:rPr>
-          <w:rFonts w:cstheme="minorHAnsi"/>
-          <w:b/>
-          <w:bCs/>
-          <w:sz w:val="17"/>
-          <w:szCs w:val="17"/>
-        </w:rPr>
-      </w:pPr>
-    </w:p>
-    <w:p>
-      <w:pPr>
-        <w:pStyle w:val="4"/>
-        <w:rPr>
-          <w:rFonts w:cstheme="minorHAnsi"/>
-          <w:b/>
-          <w:bCs/>
-          <w:sz w:val="17"/>
-          <w:szCs w:val="17"/>
-        </w:rPr>
-      </w:pPr>
-    </w:p>
-    <w:p>
-      <w:pPr>
-        <w:pStyle w:val="4"/>
-        <w:ind w:left="720" w:leftChars="0" w:firstLine="720" w:firstLineChars="0"/>
-        <w:rPr>
-          <w:rFonts w:cstheme="minorHAnsi"/>
-          <w:b/>
-          <w:bCs/>
-          <w:sz w:val="22"/>
-          <w:szCs w:val="22"/>
-        </w:rPr>
-      </w:pPr>
-      <w:r>
-        <w:rPr>
-          <w:rFonts w:cstheme="minorHAnsi"/>
-          <w:b/>
-          <w:bCs/>
-          <w:sz w:val="22"/>
-          <w:szCs w:val="22"/>
-        </w:rPr>
-        <w:t xml:space="preserve">The student is permitted to enter the premises despite the noted violation(s) above. Kindly comply with the institution's policies moving </w:t>
-      </w:r>
-      <w:r>
-        <w:rPr>
-          <w:rFonts w:hint="default" w:cstheme="minorHAnsi"/>
-          <w:b/>
-          <w:bCs/>
-          <w:sz w:val="22"/>
-          <w:szCs w:val="22"/>
-          <w:lang w:val="en-PH"/>
-        </w:rPr>
-        <w:tab/>
-      </w:r>
-      <w:r>
-        <w:rPr>
-          <w:rFonts w:cstheme="minorHAnsi"/>
-          <w:b/>
-          <w:bCs/>
-          <w:sz w:val="22"/>
-          <w:szCs w:val="22"/>
-        </w:rPr>
-        <w:t>forward.</w:t>
-      </w:r>
-    </w:p>
-    <w:p>
-      <w:pPr>
-        <w:pStyle w:val="4"/>
-        <w:rPr>
-          <w:rFonts w:cstheme="minorHAnsi"/>
-          <w:b/>
-          <w:bCs/>
-          <w:sz w:val="22"/>
-          <w:szCs w:val="22"/>
-        </w:rPr>
-      </w:pPr>
-    </w:p>
-    <w:p>
-      <w:pPr>
-        <w:pStyle w:val="4"/>
-        <w:ind w:left="720" w:leftChars="0" w:firstLine="720" w:firstLineChars="0"/>
-        <w:rPr>
-          <w:rFonts w:cstheme="minorHAnsi"/>
-          <w:b/>
-          <w:bCs/>
-          <w:sz w:val="22"/>
-          <w:szCs w:val="22"/>
-        </w:rPr>
-      </w:pPr>
-      <w:r>
-        <w:rPr>
-          <w:rFonts w:cstheme="minorHAnsi"/>
-          <w:b/>
-          <w:bCs/>
-          <w:sz w:val="22"/>
-          <w:szCs w:val="22"/>
+          <w:sz w:val="15"/>
+          <w:szCs w:val="15"/>
         </w:rPr>
         <w:t>Permission Validity:</w:t>
       </w:r>
@@ -1576,18 +1278,18 @@
           <w:ilvl w:val="0"/>
           <w:numId w:val="1"/>
         </w:numPr>
-        <w:ind w:left="2400" w:leftChars="0"/>
+        <w:ind w:left="420" w:leftChars="0" w:hanging="420" w:firstLineChars="0"/>
         <w:rPr>
           <w:rFonts w:cstheme="minorHAnsi"/>
-          <w:sz w:val="22"/>
-          <w:szCs w:val="22"/>
+          <w:sz w:val="15"/>
+          <w:szCs w:val="15"/>
         </w:rPr>
       </w:pPr>
       <w:r>
         <w:rPr>
           <w:rFonts w:cstheme="minorHAnsi"/>
-          <w:sz w:val="22"/>
-          <w:szCs w:val="22"/>
+          <w:sz w:val="15"/>
+          <w:szCs w:val="15"/>
         </w:rPr>
         <w:t>Allowed until 2 permissions per month for the listed violation(s).</w:t>
       </w:r>
@@ -1599,18 +1301,18 @@
           <w:ilvl w:val="0"/>
           <w:numId w:val="1"/>
         </w:numPr>
-        <w:ind w:left="2400" w:leftChars="0"/>
+        <w:ind w:left="420" w:leftChars="0" w:hanging="420" w:firstLineChars="0"/>
         <w:rPr>
           <w:rFonts w:cstheme="minorHAnsi"/>
-          <w:sz w:val="22"/>
-          <w:szCs w:val="22"/>
+          <w:sz w:val="15"/>
+          <w:szCs w:val="15"/>
         </w:rPr>
       </w:pPr>
       <w:r>
         <w:rPr>
           <w:rFonts w:cstheme="minorHAnsi"/>
-          <w:sz w:val="22"/>
-          <w:szCs w:val="22"/>
+          <w:sz w:val="15"/>
+          <w:szCs w:val="15"/>
         </w:rPr>
         <w:t>Allowed if there is a valid reason.</w:t>
       </w:r>
@@ -1622,45 +1324,1543 @@
           <w:ilvl w:val="0"/>
           <w:numId w:val="1"/>
         </w:numPr>
-        <w:ind w:left="2400" w:leftChars="0"/>
+        <w:ind w:left="420" w:leftChars="0" w:hanging="420" w:firstLineChars="0"/>
         <w:rPr>
           <w:rFonts w:cstheme="minorHAnsi"/>
-          <w:sz w:val="22"/>
-          <w:szCs w:val="22"/>
+          <w:sz w:val="15"/>
+          <w:szCs w:val="15"/>
         </w:rPr>
       </w:pPr>
       <w:r>
         <w:rPr>
           <w:rFonts w:cstheme="minorHAnsi"/>
-          <w:sz w:val="22"/>
-          <w:szCs w:val="22"/>
+          <w:sz w:val="15"/>
+          <w:szCs w:val="15"/>
         </w:rPr>
         <w:t>Further violations beyond this limit will result in appropriate disciplinary actions.</w:t>
       </w:r>
     </w:p>
     <w:p>
       <w:pPr>
+        <w:pStyle w:val="4"/>
+        <w:numPr>
+          <w:numId w:val="0"/>
+        </w:numPr>
+        <w:tabs>
+          <w:tab w:val="left" w:pos="420"/>
+        </w:tabs>
+        <w:spacing w:after="0" w:line="240" w:lineRule="auto"/>
+        <w:rPr>
+          <w:rFonts w:cstheme="minorHAnsi"/>
+          <w:sz w:val="15"/>
+          <w:szCs w:val="15"/>
+        </w:rPr>
+      </w:pPr>
+    </w:p>
+    <w:p>
+      <w:pPr>
+        <w:pStyle w:val="4"/>
+        <w:numPr>
+          <w:numId w:val="0"/>
+        </w:numPr>
+        <w:tabs>
+          <w:tab w:val="left" w:pos="420"/>
+        </w:tabs>
+        <w:spacing w:after="0" w:line="240" w:lineRule="auto"/>
+        <w:rPr>
+          <w:rFonts w:cstheme="minorHAnsi"/>
+          <w:sz w:val="15"/>
+          <w:szCs w:val="15"/>
+        </w:rPr>
+      </w:pPr>
+    </w:p>
+    <w:p>
+      <w:pPr>
+        <w:pStyle w:val="4"/>
+        <w:numPr>
+          <w:numId w:val="0"/>
+        </w:numPr>
+        <w:tabs>
+          <w:tab w:val="left" w:pos="420"/>
+        </w:tabs>
+        <w:spacing w:after="0" w:line="240" w:lineRule="auto"/>
+        <w:rPr>
+          <w:rFonts w:cstheme="minorHAnsi"/>
+          <w:sz w:val="15"/>
+          <w:szCs w:val="15"/>
+        </w:rPr>
+      </w:pPr>
+    </w:p>
+    <w:p>
+      <w:pPr>
+        <w:pStyle w:val="4"/>
+        <w:numPr>
+          <w:numId w:val="0"/>
+        </w:numPr>
+        <w:tabs>
+          <w:tab w:val="left" w:pos="420"/>
+        </w:tabs>
+        <w:spacing w:after="0" w:line="240" w:lineRule="auto"/>
+        <w:rPr>
+          <w:rFonts w:cstheme="minorHAnsi"/>
+          <w:sz w:val="15"/>
+          <w:szCs w:val="15"/>
+        </w:rPr>
+      </w:pPr>
+    </w:p>
+    <w:p>
+      <w:pPr>
+        <w:pStyle w:val="4"/>
+        <w:numPr>
+          <w:numId w:val="0"/>
+        </w:numPr>
+        <w:tabs>
+          <w:tab w:val="left" w:pos="420"/>
+        </w:tabs>
+        <w:spacing w:after="0" w:line="240" w:lineRule="auto"/>
+        <w:rPr>
+          <w:rFonts w:cstheme="minorHAnsi"/>
+          <w:sz w:val="15"/>
+          <w:szCs w:val="15"/>
+        </w:rPr>
+      </w:pPr>
+    </w:p>
+    <w:p>
+      <w:pPr>
+        <w:pStyle w:val="4"/>
+        <w:numPr>
+          <w:numId w:val="0"/>
+        </w:numPr>
+        <w:tabs>
+          <w:tab w:val="left" w:pos="420"/>
+        </w:tabs>
+        <w:spacing w:after="0" w:line="240" w:lineRule="auto"/>
+        <w:rPr>
+          <w:rFonts w:cstheme="minorHAnsi"/>
+          <w:sz w:val="15"/>
+          <w:szCs w:val="15"/>
+        </w:rPr>
+      </w:pPr>
+    </w:p>
+    <w:p>
+      <w:pPr>
+        <w:pStyle w:val="4"/>
+        <w:numPr>
+          <w:numId w:val="0"/>
+        </w:numPr>
+        <w:tabs>
+          <w:tab w:val="left" w:pos="420"/>
+        </w:tabs>
+        <w:spacing w:after="0" w:line="240" w:lineRule="auto"/>
+        <w:rPr>
+          <w:rFonts w:cstheme="minorHAnsi"/>
+          <w:sz w:val="15"/>
+          <w:szCs w:val="15"/>
+        </w:rPr>
+      </w:pPr>
+    </w:p>
+    <w:p>
+      <w:pPr>
+        <w:pStyle w:val="4"/>
+        <w:numPr>
+          <w:numId w:val="0"/>
+        </w:numPr>
+        <w:tabs>
+          <w:tab w:val="left" w:pos="420"/>
+        </w:tabs>
+        <w:spacing w:after="0" w:line="240" w:lineRule="auto"/>
+        <w:rPr>
+          <w:rFonts w:cstheme="minorHAnsi"/>
+          <w:sz w:val="15"/>
+          <w:szCs w:val="15"/>
+        </w:rPr>
+      </w:pPr>
+      <w:r>
+        <w:rPr>
+          <w:rFonts w:hint="default"/>
+          <w:sz w:val="15"/>
+          <w:szCs w:val="15"/>
+          <w:lang w:val="en-PH"/>
+        </w:rPr>
+        <w:drawing>
+          <wp:anchor distT="0" distB="0" distL="114300" distR="114300" simplePos="0" relativeHeight="251660288" behindDoc="1" locked="0" layoutInCell="1" allowOverlap="1">
+            <wp:simplePos x="0" y="0"/>
+            <wp:positionH relativeFrom="column">
+              <wp:posOffset>188595</wp:posOffset>
+            </wp:positionH>
+            <wp:positionV relativeFrom="paragraph">
+              <wp:posOffset>-767080</wp:posOffset>
+            </wp:positionV>
+            <wp:extent cx="4083050" cy="826135"/>
+            <wp:effectExtent l="0" t="0" r="12700" b="12700"/>
+            <wp:wrapThrough wrapText="bothSides">
+              <wp:wrapPolygon>
+                <wp:start x="15016" y="1992"/>
+                <wp:lineTo x="2721" y="1992"/>
+                <wp:lineTo x="605" y="2988"/>
+                <wp:lineTo x="605" y="9962"/>
+                <wp:lineTo x="202" y="17931"/>
+                <wp:lineTo x="202" y="18429"/>
+                <wp:lineTo x="2822" y="20919"/>
+                <wp:lineTo x="3124" y="20919"/>
+                <wp:lineTo x="14210" y="20919"/>
+                <wp:lineTo x="15923" y="20919"/>
+                <wp:lineTo x="20659" y="18927"/>
+                <wp:lineTo x="21466" y="11456"/>
+                <wp:lineTo x="21466" y="7969"/>
+                <wp:lineTo x="20659" y="3487"/>
+                <wp:lineTo x="20055" y="1992"/>
+                <wp:lineTo x="15016" y="1992"/>
+              </wp:wrapPolygon>
+            </wp:wrapThrough>
+            <wp:docPr id="2" name="Picture 2" descr="WPS Photo(1)"/>
+            <wp:cNvGraphicFramePr>
+              <a:graphicFrameLocks xmlns:a="http://schemas.openxmlformats.org/drawingml/2006/main" noChangeAspect="1"/>
+            </wp:cNvGraphicFramePr>
+            <a:graphic xmlns:a="http://schemas.openxmlformats.org/drawingml/2006/main">
+              <a:graphicData uri="http://schemas.openxmlformats.org/drawingml/2006/picture">
+                <pic:pic xmlns:pic="http://schemas.openxmlformats.org/drawingml/2006/picture">
+                  <pic:nvPicPr>
+                    <pic:cNvPr id="2" name="Picture 2" descr="WPS Photo(1)"/>
+                    <pic:cNvPicPr>
+                      <a:picLocks noChangeAspect="1"/>
+                    </pic:cNvPicPr>
+                  </pic:nvPicPr>
+                  <pic:blipFill>
+                    <a:blip r:embed="rId6"/>
+                    <a:stretch>
+                      <a:fillRect/>
+                    </a:stretch>
+                  </pic:blipFill>
+                  <pic:spPr>
+                    <a:xfrm>
+                      <a:off x="0" y="0"/>
+                      <a:ext cx="4083050" cy="826135"/>
+                    </a:xfrm>
+                    <a:prstGeom prst="rect">
+                      <a:avLst/>
+                    </a:prstGeom>
+                  </pic:spPr>
+                </pic:pic>
+              </a:graphicData>
+            </a:graphic>
+          </wp:anchor>
+        </w:drawing>
+      </w:r>
+    </w:p>
+    <w:p>
+      <w:pPr>
+        <w:pStyle w:val="4"/>
+        <w:numPr>
+          <w:numId w:val="0"/>
+        </w:numPr>
+        <w:tabs>
+          <w:tab w:val="left" w:pos="420"/>
+        </w:tabs>
+        <w:spacing w:after="0" w:line="240" w:lineRule="auto"/>
+        <w:rPr>
+          <w:rFonts w:cstheme="minorHAnsi"/>
+          <w:sz w:val="15"/>
+          <w:szCs w:val="15"/>
+        </w:rPr>
+      </w:pPr>
+    </w:p>
+    <w:p>
+      <w:pPr>
+        <w:pStyle w:val="4"/>
+        <w:numPr>
+          <w:numId w:val="0"/>
+        </w:numPr>
+        <w:tabs>
+          <w:tab w:val="left" w:pos="420"/>
+        </w:tabs>
+        <w:spacing w:after="0" w:line="240" w:lineRule="auto"/>
+        <w:rPr>
+          <w:rFonts w:cstheme="minorHAnsi"/>
+          <w:sz w:val="15"/>
+          <w:szCs w:val="15"/>
+        </w:rPr>
+      </w:pPr>
+    </w:p>
+    <w:p>
+      <w:pPr>
+        <w:pStyle w:val="4"/>
+        <w:numPr>
+          <w:numId w:val="0"/>
+        </w:numPr>
+        <w:tabs>
+          <w:tab w:val="left" w:pos="420"/>
+        </w:tabs>
+        <w:spacing w:after="0" w:line="240" w:lineRule="auto"/>
         <w:jc w:val="center"/>
         <w:rPr>
           <w:rFonts w:cstheme="minorHAnsi"/>
-          <w:sz w:val="17"/>
-          <w:szCs w:val="17"/>
+          <w:sz w:val="15"/>
+          <w:szCs w:val="15"/>
         </w:rPr>
       </w:pPr>
       <w:r>
         <w:rPr>
+          <w:rFonts w:ascii="Century Gothic" w:hAnsi="Century Gothic"/>
+          <w:b/>
+          <w:bCs/>
+          <w:sz w:val="15"/>
+          <w:szCs w:val="15"/>
+        </w:rPr>
+        <w:t>ENTRANCE SLIP</w:t>
+      </w:r>
+    </w:p>
+    <w:p>
+      <w:pPr>
+        <w:pStyle w:val="4"/>
+        <w:numPr>
+          <w:numId w:val="0"/>
+        </w:numPr>
+        <w:tabs>
+          <w:tab w:val="left" w:pos="420"/>
+        </w:tabs>
+        <w:spacing w:after="0" w:line="240" w:lineRule="auto"/>
+        <w:rPr>
           <w:rFonts w:cstheme="minorHAnsi"/>
-          <w:sz w:val="17"/>
-          <w:szCs w:val="17"/>
-        </w:rPr>
-        <w:t>.</w:t>
+          <w:sz w:val="15"/>
+          <w:szCs w:val="15"/>
+        </w:rPr>
+      </w:pPr>
+    </w:p>
+    <w:p>
+      <w:pPr>
+        <w:pStyle w:val="4"/>
+        <w:ind w:firstLine="375" w:firstLineChars="250"/>
+        <w:rPr>
+          <w:rFonts w:ascii="Century Gothic" w:hAnsi="Century Gothic"/>
+          <w:sz w:val="15"/>
+          <w:szCs w:val="15"/>
+        </w:rPr>
+      </w:pPr>
+      <w:r>
+        <w:rPr>
+          <w:rFonts w:ascii="Century Gothic" w:hAnsi="Century Gothic"/>
+          <w:sz w:val="15"/>
+          <w:szCs w:val="15"/>
+        </w:rPr>
+        <w:t xml:space="preserve">ID Number: </w:t>
       </w:r>
-    </w:p>
-    <w:p/>
+      <w:r>
+        <w:rPr>
+          <w:rFonts w:hint="default" w:ascii="Century Gothic" w:hAnsi="Century Gothic"/>
+          <w:sz w:val="15"/>
+          <w:szCs w:val="15"/>
+          <w:lang w:val="en-PH"/>
+        </w:rPr>
+        <w:t>_________________________</w:t>
+      </w:r>
+      <w:r>
+        <w:rPr>
+          <w:rFonts w:ascii="Century Gothic" w:hAnsi="Century Gothic"/>
+          <w:sz w:val="15"/>
+          <w:szCs w:val="15"/>
+        </w:rPr>
+        <w:t>Course and Year:________________</w:t>
+      </w:r>
+    </w:p>
+    <w:p>
+      <w:pPr>
+        <w:pStyle w:val="4"/>
+        <w:ind w:left="720" w:leftChars="0" w:firstLine="720" w:firstLineChars="0"/>
+        <w:rPr>
+          <w:rFonts w:ascii="Century Gothic" w:hAnsi="Century Gothic"/>
+          <w:sz w:val="15"/>
+          <w:szCs w:val="15"/>
+        </w:rPr>
+      </w:pPr>
+    </w:p>
+    <w:p>
+      <w:pPr>
+        <w:pStyle w:val="4"/>
+        <w:ind w:firstLine="375" w:firstLineChars="250"/>
+        <w:rPr>
+          <w:rFonts w:ascii="Century Gothic" w:hAnsi="Century Gothic"/>
+          <w:sz w:val="15"/>
+          <w:szCs w:val="15"/>
+        </w:rPr>
+      </w:pPr>
+      <w:r>
+        <w:rPr>
+          <w:rFonts w:ascii="Century Gothic" w:hAnsi="Century Gothic"/>
+          <w:sz w:val="15"/>
+          <w:szCs w:val="15"/>
+        </w:rPr>
+        <w:t>Name: ______________________________________</w:t>
+      </w:r>
+    </w:p>
+    <w:p>
+      <w:pPr>
+        <w:pStyle w:val="4"/>
+        <w:ind w:firstLine="375" w:firstLineChars="250"/>
+        <w:rPr>
+          <w:rFonts w:ascii="Century Gothic" w:hAnsi="Century Gothic"/>
+          <w:sz w:val="15"/>
+          <w:szCs w:val="15"/>
+        </w:rPr>
+      </w:pPr>
+    </w:p>
+    <w:tbl>
+      <w:tblPr>
+        <w:tblStyle w:val="3"/>
+        <w:tblpPr w:leftFromText="180" w:rightFromText="180" w:vertAnchor="text" w:horzAnchor="page" w:tblpX="8763" w:tblpY="181"/>
+        <w:tblOverlap w:val="never"/>
+        <w:tblW w:w="6979" w:type="dxa"/>
+        <w:tblInd w:w="0" w:type="dxa"/>
+        <w:tblLayout w:type="autofit"/>
+        <w:tblCellMar>
+          <w:top w:w="0" w:type="dxa"/>
+          <w:left w:w="0" w:type="dxa"/>
+          <w:bottom w:w="0" w:type="dxa"/>
+          <w:right w:w="0" w:type="dxa"/>
+        </w:tblCellMar>
+      </w:tblPr>
+      <w:tblGrid>
+        <w:gridCol w:w="1822"/>
+        <w:gridCol w:w="929"/>
+        <w:gridCol w:w="929"/>
+        <w:gridCol w:w="1054"/>
+        <w:gridCol w:w="1147"/>
+        <w:gridCol w:w="1098"/>
+      </w:tblGrid>
+      <w:tr>
+        <w:tblPrEx>
+          <w:tblCellMar>
+            <w:top w:w="0" w:type="dxa"/>
+            <w:left w:w="0" w:type="dxa"/>
+            <w:bottom w:w="0" w:type="dxa"/>
+            <w:right w:w="0" w:type="dxa"/>
+          </w:tblCellMar>
+        </w:tblPrEx>
+        <w:trPr>
+          <w:trHeight w:val="660" w:hRule="atLeast"/>
+        </w:trPr>
+        <w:tc>
+          <w:tcPr>
+            <w:tcW w:w="0" w:type="auto"/>
+            <w:vMerge w:val="restart"/>
+            <w:tcBorders>
+              <w:top w:val="single" w:color="000000" w:sz="12" w:space="0"/>
+              <w:left w:val="single" w:color="000000" w:sz="12" w:space="0"/>
+              <w:bottom w:val="single" w:color="000000" w:sz="12" w:space="0"/>
+              <w:right w:val="single" w:color="000000" w:sz="12" w:space="0"/>
+            </w:tcBorders>
+            <w:shd w:val="clear" w:color="auto" w:fill="F4CCCC"/>
+            <w:tcMar>
+              <w:top w:w="30" w:type="dxa"/>
+              <w:left w:w="45" w:type="dxa"/>
+              <w:bottom w:w="30" w:type="dxa"/>
+              <w:right w:w="45" w:type="dxa"/>
+            </w:tcMar>
+            <w:vAlign w:val="center"/>
+          </w:tcPr>
+          <w:p>
+            <w:pPr>
+              <w:pStyle w:val="4"/>
+              <w:rPr>
+                <w:rFonts w:ascii="Century Gothic" w:hAnsi="Century Gothic"/>
+                <w:b/>
+                <w:bCs/>
+                <w:sz w:val="15"/>
+                <w:szCs w:val="15"/>
+              </w:rPr>
+            </w:pPr>
+            <w:r>
+              <w:rPr>
+                <w:rFonts w:ascii="Century Gothic" w:hAnsi="Century Gothic"/>
+                <w:b/>
+                <w:bCs/>
+                <w:sz w:val="15"/>
+                <w:szCs w:val="15"/>
+              </w:rPr>
+              <w:t>Violation</w:t>
+            </w:r>
+          </w:p>
+        </w:tc>
+        <w:tc>
+          <w:tcPr>
+            <w:tcW w:w="0" w:type="auto"/>
+            <w:tcBorders>
+              <w:top w:val="single" w:color="000000" w:sz="12" w:space="0"/>
+              <w:left w:val="single" w:color="CCCCCC" w:sz="6" w:space="0"/>
+              <w:bottom w:val="single" w:color="000000" w:sz="12" w:space="0"/>
+              <w:right w:val="single" w:color="000000" w:sz="12" w:space="0"/>
+            </w:tcBorders>
+            <w:shd w:val="clear" w:color="auto" w:fill="CFE2F3"/>
+            <w:tcMar>
+              <w:top w:w="30" w:type="dxa"/>
+              <w:left w:w="45" w:type="dxa"/>
+              <w:bottom w:w="30" w:type="dxa"/>
+              <w:right w:w="45" w:type="dxa"/>
+            </w:tcMar>
+            <w:vAlign w:val="center"/>
+          </w:tcPr>
+          <w:p>
+            <w:pPr>
+              <w:pStyle w:val="4"/>
+              <w:rPr>
+                <w:rFonts w:ascii="Century Gothic" w:hAnsi="Century Gothic"/>
+                <w:b/>
+                <w:bCs/>
+                <w:sz w:val="15"/>
+                <w:szCs w:val="15"/>
+              </w:rPr>
+            </w:pPr>
+            <w:r>
+              <w:rPr>
+                <w:rFonts w:ascii="Century Gothic" w:hAnsi="Century Gothic"/>
+                <w:b/>
+                <w:bCs/>
+                <w:sz w:val="15"/>
+                <w:szCs w:val="15"/>
+              </w:rPr>
+              <w:t>Month</w:t>
+            </w:r>
+          </w:p>
+        </w:tc>
+        <w:tc>
+          <w:tcPr>
+            <w:tcW w:w="0" w:type="auto"/>
+            <w:gridSpan w:val="4"/>
+            <w:tcBorders>
+              <w:top w:val="single" w:color="000000" w:sz="12" w:space="0"/>
+              <w:left w:val="single" w:color="CCCCCC" w:sz="6" w:space="0"/>
+              <w:bottom w:val="single" w:color="000000" w:sz="12" w:space="0"/>
+              <w:right w:val="single" w:color="000000" w:sz="12" w:space="0"/>
+            </w:tcBorders>
+            <w:shd w:val="clear" w:color="auto" w:fill="CFE2F3"/>
+            <w:tcMar>
+              <w:top w:w="30" w:type="dxa"/>
+              <w:left w:w="45" w:type="dxa"/>
+              <w:bottom w:w="30" w:type="dxa"/>
+              <w:right w:w="45" w:type="dxa"/>
+            </w:tcMar>
+            <w:vAlign w:val="center"/>
+          </w:tcPr>
+          <w:p>
+            <w:pPr>
+              <w:pStyle w:val="4"/>
+              <w:rPr>
+                <w:rFonts w:ascii="Century Gothic" w:hAnsi="Century Gothic"/>
+                <w:b/>
+                <w:bCs/>
+                <w:sz w:val="15"/>
+                <w:szCs w:val="15"/>
+              </w:rPr>
+            </w:pPr>
+          </w:p>
+        </w:tc>
+      </w:tr>
+      <w:tr>
+        <w:tblPrEx>
+          <w:tblCellMar>
+            <w:top w:w="0" w:type="dxa"/>
+            <w:left w:w="0" w:type="dxa"/>
+            <w:bottom w:w="0" w:type="dxa"/>
+            <w:right w:w="0" w:type="dxa"/>
+          </w:tblCellMar>
+        </w:tblPrEx>
+        <w:trPr>
+          <w:trHeight w:val="660" w:hRule="atLeast"/>
+        </w:trPr>
+        <w:tc>
+          <w:tcPr>
+            <w:tcW w:w="0" w:type="auto"/>
+            <w:vMerge w:val="continue"/>
+            <w:tcBorders>
+              <w:top w:val="single" w:color="000000" w:sz="12" w:space="0"/>
+              <w:left w:val="single" w:color="000000" w:sz="12" w:space="0"/>
+              <w:bottom w:val="single" w:color="000000" w:sz="12" w:space="0"/>
+              <w:right w:val="single" w:color="000000" w:sz="12" w:space="0"/>
+            </w:tcBorders>
+            <w:vAlign w:val="center"/>
+          </w:tcPr>
+          <w:p>
+            <w:pPr>
+              <w:pStyle w:val="4"/>
+              <w:rPr>
+                <w:rFonts w:ascii="Century Gothic" w:hAnsi="Century Gothic"/>
+                <w:b/>
+                <w:bCs/>
+                <w:sz w:val="15"/>
+                <w:szCs w:val="15"/>
+              </w:rPr>
+            </w:pPr>
+          </w:p>
+        </w:tc>
+        <w:tc>
+          <w:tcPr>
+            <w:tcW w:w="0" w:type="auto"/>
+            <w:tcBorders>
+              <w:top w:val="single" w:color="CCCCCC" w:sz="6" w:space="0"/>
+              <w:left w:val="single" w:color="CCCCCC" w:sz="6" w:space="0"/>
+              <w:bottom w:val="single" w:color="000000" w:sz="12" w:space="0"/>
+              <w:right w:val="single" w:color="000000" w:sz="12" w:space="0"/>
+            </w:tcBorders>
+            <w:tcMar>
+              <w:top w:w="30" w:type="dxa"/>
+              <w:left w:w="45" w:type="dxa"/>
+              <w:bottom w:w="30" w:type="dxa"/>
+              <w:right w:w="45" w:type="dxa"/>
+            </w:tcMar>
+            <w:vAlign w:val="center"/>
+          </w:tcPr>
+          <w:p>
+            <w:pPr>
+              <w:pStyle w:val="4"/>
+              <w:jc w:val="center"/>
+              <w:rPr>
+                <w:rFonts w:ascii="Century Gothic" w:hAnsi="Century Gothic"/>
+                <w:b/>
+                <w:bCs/>
+                <w:sz w:val="15"/>
+                <w:szCs w:val="15"/>
+              </w:rPr>
+            </w:pPr>
+            <w:r>
+              <w:rPr>
+                <w:rFonts w:ascii="Century Gothic" w:hAnsi="Century Gothic"/>
+                <w:b/>
+                <w:bCs/>
+                <w:sz w:val="15"/>
+                <w:szCs w:val="15"/>
+              </w:rPr>
+              <w:t>Permitted</w:t>
+            </w:r>
+          </w:p>
+        </w:tc>
+        <w:tc>
+          <w:tcPr>
+            <w:tcW w:w="0" w:type="auto"/>
+            <w:tcBorders>
+              <w:top w:val="single" w:color="CCCCCC" w:sz="6" w:space="0"/>
+              <w:left w:val="single" w:color="CCCCCC" w:sz="6" w:space="0"/>
+              <w:bottom w:val="single" w:color="000000" w:sz="12" w:space="0"/>
+              <w:right w:val="single" w:color="000000" w:sz="12" w:space="0"/>
+            </w:tcBorders>
+            <w:tcMar>
+              <w:top w:w="30" w:type="dxa"/>
+              <w:left w:w="45" w:type="dxa"/>
+              <w:bottom w:w="30" w:type="dxa"/>
+              <w:right w:w="45" w:type="dxa"/>
+            </w:tcMar>
+            <w:vAlign w:val="center"/>
+          </w:tcPr>
+          <w:p>
+            <w:pPr>
+              <w:pStyle w:val="4"/>
+              <w:jc w:val="center"/>
+              <w:rPr>
+                <w:rFonts w:ascii="Century Gothic" w:hAnsi="Century Gothic"/>
+                <w:b/>
+                <w:bCs/>
+                <w:sz w:val="15"/>
+                <w:szCs w:val="15"/>
+              </w:rPr>
+            </w:pPr>
+            <w:r>
+              <w:rPr>
+                <w:rFonts w:ascii="Century Gothic" w:hAnsi="Century Gothic"/>
+                <w:b/>
+                <w:bCs/>
+                <w:sz w:val="15"/>
+                <w:szCs w:val="15"/>
+              </w:rPr>
+              <w:t>Permitted</w:t>
+            </w:r>
+          </w:p>
+        </w:tc>
+        <w:tc>
+          <w:tcPr>
+            <w:tcW w:w="0" w:type="auto"/>
+            <w:tcBorders>
+              <w:top w:val="single" w:color="CCCCCC" w:sz="6" w:space="0"/>
+              <w:left w:val="single" w:color="CCCCCC" w:sz="6" w:space="0"/>
+              <w:bottom w:val="single" w:color="000000" w:sz="12" w:space="0"/>
+              <w:right w:val="single" w:color="000000" w:sz="12" w:space="0"/>
+            </w:tcBorders>
+            <w:tcMar>
+              <w:top w:w="30" w:type="dxa"/>
+              <w:left w:w="45" w:type="dxa"/>
+              <w:bottom w:w="30" w:type="dxa"/>
+              <w:right w:w="45" w:type="dxa"/>
+            </w:tcMar>
+            <w:vAlign w:val="center"/>
+          </w:tcPr>
+          <w:p>
+            <w:pPr>
+              <w:pStyle w:val="4"/>
+              <w:jc w:val="center"/>
+              <w:rPr>
+                <w:rFonts w:ascii="Century Gothic" w:hAnsi="Century Gothic"/>
+                <w:b/>
+                <w:bCs/>
+                <w:sz w:val="15"/>
+                <w:szCs w:val="15"/>
+              </w:rPr>
+            </w:pPr>
+            <w:r>
+              <w:rPr>
+                <w:rFonts w:ascii="Century Gothic" w:hAnsi="Century Gothic"/>
+                <w:b/>
+                <w:bCs/>
+                <w:sz w:val="15"/>
+                <w:szCs w:val="15"/>
+              </w:rPr>
+              <w:t>1st Offense</w:t>
+            </w:r>
+          </w:p>
+        </w:tc>
+        <w:tc>
+          <w:tcPr>
+            <w:tcW w:w="0" w:type="auto"/>
+            <w:tcBorders>
+              <w:top w:val="single" w:color="CCCCCC" w:sz="6" w:space="0"/>
+              <w:left w:val="single" w:color="CCCCCC" w:sz="6" w:space="0"/>
+              <w:bottom w:val="single" w:color="000000" w:sz="12" w:space="0"/>
+              <w:right w:val="single" w:color="000000" w:sz="12" w:space="0"/>
+            </w:tcBorders>
+            <w:tcMar>
+              <w:top w:w="30" w:type="dxa"/>
+              <w:left w:w="45" w:type="dxa"/>
+              <w:bottom w:w="30" w:type="dxa"/>
+              <w:right w:w="45" w:type="dxa"/>
+            </w:tcMar>
+            <w:vAlign w:val="center"/>
+          </w:tcPr>
+          <w:p>
+            <w:pPr>
+              <w:pStyle w:val="4"/>
+              <w:jc w:val="center"/>
+              <w:rPr>
+                <w:rFonts w:ascii="Century Gothic" w:hAnsi="Century Gothic"/>
+                <w:b/>
+                <w:bCs/>
+                <w:sz w:val="15"/>
+                <w:szCs w:val="15"/>
+              </w:rPr>
+            </w:pPr>
+            <w:r>
+              <w:rPr>
+                <w:rFonts w:ascii="Century Gothic" w:hAnsi="Century Gothic"/>
+                <w:b/>
+                <w:bCs/>
+                <w:sz w:val="15"/>
+                <w:szCs w:val="15"/>
+              </w:rPr>
+              <w:t>2nd Offense</w:t>
+            </w:r>
+          </w:p>
+        </w:tc>
+        <w:tc>
+          <w:tcPr>
+            <w:tcW w:w="0" w:type="auto"/>
+            <w:tcBorders>
+              <w:top w:val="single" w:color="CCCCCC" w:sz="6" w:space="0"/>
+              <w:left w:val="single" w:color="CCCCCC" w:sz="6" w:space="0"/>
+              <w:bottom w:val="single" w:color="000000" w:sz="12" w:space="0"/>
+              <w:right w:val="single" w:color="000000" w:sz="12" w:space="0"/>
+            </w:tcBorders>
+            <w:tcMar>
+              <w:top w:w="30" w:type="dxa"/>
+              <w:left w:w="45" w:type="dxa"/>
+              <w:bottom w:w="30" w:type="dxa"/>
+              <w:right w:w="45" w:type="dxa"/>
+            </w:tcMar>
+            <w:vAlign w:val="center"/>
+          </w:tcPr>
+          <w:p>
+            <w:pPr>
+              <w:pStyle w:val="4"/>
+              <w:jc w:val="center"/>
+              <w:rPr>
+                <w:rFonts w:ascii="Century Gothic" w:hAnsi="Century Gothic"/>
+                <w:b/>
+                <w:bCs/>
+                <w:sz w:val="15"/>
+                <w:szCs w:val="15"/>
+              </w:rPr>
+            </w:pPr>
+            <w:r>
+              <w:rPr>
+                <w:rFonts w:ascii="Century Gothic" w:hAnsi="Century Gothic"/>
+                <w:b/>
+                <w:bCs/>
+                <w:sz w:val="15"/>
+                <w:szCs w:val="15"/>
+              </w:rPr>
+              <w:t>3rd Offense</w:t>
+            </w:r>
+          </w:p>
+        </w:tc>
+      </w:tr>
+      <w:tr>
+        <w:tblPrEx>
+          <w:tblCellMar>
+            <w:top w:w="0" w:type="dxa"/>
+            <w:left w:w="0" w:type="dxa"/>
+            <w:bottom w:w="0" w:type="dxa"/>
+            <w:right w:w="0" w:type="dxa"/>
+          </w:tblCellMar>
+        </w:tblPrEx>
+        <w:trPr>
+          <w:trHeight w:val="575" w:hRule="atLeast"/>
+        </w:trPr>
+        <w:tc>
+          <w:tcPr>
+            <w:tcW w:w="0" w:type="auto"/>
+            <w:tcBorders>
+              <w:top w:val="single" w:color="CCCCCC" w:sz="6" w:space="0"/>
+              <w:left w:val="single" w:color="000000" w:sz="12" w:space="0"/>
+              <w:bottom w:val="single" w:color="000000" w:sz="12" w:space="0"/>
+              <w:right w:val="single" w:color="000000" w:sz="12" w:space="0"/>
+            </w:tcBorders>
+            <w:tcMar>
+              <w:top w:w="30" w:type="dxa"/>
+              <w:left w:w="45" w:type="dxa"/>
+              <w:bottom w:w="30" w:type="dxa"/>
+              <w:right w:w="45" w:type="dxa"/>
+            </w:tcMar>
+            <w:vAlign w:val="center"/>
+          </w:tcPr>
+          <w:p>
+            <w:pPr>
+              <w:pStyle w:val="4"/>
+              <w:rPr>
+                <w:rFonts w:ascii="Century Gothic" w:hAnsi="Century Gothic"/>
+                <w:b/>
+                <w:bCs/>
+                <w:sz w:val="15"/>
+                <w:szCs w:val="15"/>
+              </w:rPr>
+            </w:pPr>
+            <w:r>
+              <w:rPr>
+                <w:rFonts w:ascii="Century Gothic" w:hAnsi="Century Gothic"/>
+                <w:b/>
+                <w:bCs/>
+                <w:sz w:val="15"/>
+                <w:szCs w:val="15"/>
+              </w:rPr>
+              <w:t>Improper Uniform</w:t>
+            </w:r>
+          </w:p>
+        </w:tc>
+        <w:tc>
+          <w:tcPr>
+            <w:tcW w:w="0" w:type="auto"/>
+            <w:tcBorders>
+              <w:top w:val="single" w:color="CCCCCC" w:sz="6" w:space="0"/>
+              <w:left w:val="single" w:color="CCCCCC" w:sz="6" w:space="0"/>
+              <w:bottom w:val="single" w:color="000000" w:sz="12" w:space="0"/>
+              <w:right w:val="single" w:color="000000" w:sz="12" w:space="0"/>
+            </w:tcBorders>
+            <w:tcMar>
+              <w:top w:w="30" w:type="dxa"/>
+              <w:left w:w="45" w:type="dxa"/>
+              <w:bottom w:w="30" w:type="dxa"/>
+              <w:right w:w="45" w:type="dxa"/>
+            </w:tcMar>
+            <w:vAlign w:val="center"/>
+          </w:tcPr>
+          <w:p>
+            <w:pPr>
+              <w:pStyle w:val="4"/>
+              <w:rPr>
+                <w:rFonts w:ascii="Century Gothic" w:hAnsi="Century Gothic"/>
+                <w:b/>
+                <w:bCs/>
+                <w:sz w:val="15"/>
+                <w:szCs w:val="15"/>
+              </w:rPr>
+            </w:pPr>
+          </w:p>
+        </w:tc>
+        <w:tc>
+          <w:tcPr>
+            <w:tcW w:w="0" w:type="auto"/>
+            <w:tcBorders>
+              <w:top w:val="single" w:color="CCCCCC" w:sz="6" w:space="0"/>
+              <w:left w:val="single" w:color="CCCCCC" w:sz="6" w:space="0"/>
+              <w:bottom w:val="single" w:color="000000" w:sz="12" w:space="0"/>
+              <w:right w:val="single" w:color="000000" w:sz="12" w:space="0"/>
+            </w:tcBorders>
+            <w:tcMar>
+              <w:top w:w="30" w:type="dxa"/>
+              <w:left w:w="45" w:type="dxa"/>
+              <w:bottom w:w="30" w:type="dxa"/>
+              <w:right w:w="45" w:type="dxa"/>
+            </w:tcMar>
+            <w:vAlign w:val="center"/>
+          </w:tcPr>
+          <w:p>
+            <w:pPr>
+              <w:pStyle w:val="4"/>
+              <w:rPr>
+                <w:rFonts w:ascii="Century Gothic" w:hAnsi="Century Gothic"/>
+                <w:sz w:val="15"/>
+                <w:szCs w:val="15"/>
+              </w:rPr>
+            </w:pPr>
+          </w:p>
+        </w:tc>
+        <w:tc>
+          <w:tcPr>
+            <w:tcW w:w="0" w:type="auto"/>
+            <w:tcBorders>
+              <w:top w:val="single" w:color="CCCCCC" w:sz="6" w:space="0"/>
+              <w:left w:val="single" w:color="CCCCCC" w:sz="6" w:space="0"/>
+              <w:bottom w:val="single" w:color="000000" w:sz="12" w:space="0"/>
+              <w:right w:val="single" w:color="000000" w:sz="12" w:space="0"/>
+            </w:tcBorders>
+            <w:tcMar>
+              <w:top w:w="30" w:type="dxa"/>
+              <w:left w:w="45" w:type="dxa"/>
+              <w:bottom w:w="30" w:type="dxa"/>
+              <w:right w:w="45" w:type="dxa"/>
+            </w:tcMar>
+            <w:vAlign w:val="center"/>
+          </w:tcPr>
+          <w:p>
+            <w:pPr>
+              <w:pStyle w:val="4"/>
+              <w:rPr>
+                <w:rFonts w:ascii="Century Gothic" w:hAnsi="Century Gothic"/>
+                <w:sz w:val="15"/>
+                <w:szCs w:val="15"/>
+              </w:rPr>
+            </w:pPr>
+          </w:p>
+        </w:tc>
+        <w:tc>
+          <w:tcPr>
+            <w:tcW w:w="0" w:type="auto"/>
+            <w:tcBorders>
+              <w:top w:val="single" w:color="CCCCCC" w:sz="6" w:space="0"/>
+              <w:left w:val="single" w:color="CCCCCC" w:sz="6" w:space="0"/>
+              <w:bottom w:val="single" w:color="000000" w:sz="12" w:space="0"/>
+              <w:right w:val="single" w:color="000000" w:sz="12" w:space="0"/>
+            </w:tcBorders>
+            <w:tcMar>
+              <w:top w:w="30" w:type="dxa"/>
+              <w:left w:w="45" w:type="dxa"/>
+              <w:bottom w:w="30" w:type="dxa"/>
+              <w:right w:w="45" w:type="dxa"/>
+            </w:tcMar>
+            <w:vAlign w:val="center"/>
+          </w:tcPr>
+          <w:p>
+            <w:pPr>
+              <w:pStyle w:val="4"/>
+              <w:rPr>
+                <w:rFonts w:ascii="Century Gothic" w:hAnsi="Century Gothic"/>
+                <w:sz w:val="15"/>
+                <w:szCs w:val="15"/>
+              </w:rPr>
+            </w:pPr>
+          </w:p>
+        </w:tc>
+        <w:tc>
+          <w:tcPr>
+            <w:tcW w:w="0" w:type="auto"/>
+            <w:tcBorders>
+              <w:top w:val="single" w:color="CCCCCC" w:sz="6" w:space="0"/>
+              <w:left w:val="single" w:color="CCCCCC" w:sz="6" w:space="0"/>
+              <w:bottom w:val="single" w:color="000000" w:sz="12" w:space="0"/>
+              <w:right w:val="single" w:color="000000" w:sz="12" w:space="0"/>
+            </w:tcBorders>
+            <w:tcMar>
+              <w:top w:w="30" w:type="dxa"/>
+              <w:left w:w="45" w:type="dxa"/>
+              <w:bottom w:w="30" w:type="dxa"/>
+              <w:right w:w="45" w:type="dxa"/>
+            </w:tcMar>
+            <w:vAlign w:val="center"/>
+          </w:tcPr>
+          <w:p>
+            <w:pPr>
+              <w:pStyle w:val="4"/>
+              <w:rPr>
+                <w:rFonts w:ascii="Century Gothic" w:hAnsi="Century Gothic"/>
+                <w:sz w:val="15"/>
+                <w:szCs w:val="15"/>
+              </w:rPr>
+            </w:pPr>
+          </w:p>
+        </w:tc>
+      </w:tr>
+      <w:tr>
+        <w:tblPrEx>
+          <w:tblCellMar>
+            <w:top w:w="0" w:type="dxa"/>
+            <w:left w:w="0" w:type="dxa"/>
+            <w:bottom w:w="0" w:type="dxa"/>
+            <w:right w:w="0" w:type="dxa"/>
+          </w:tblCellMar>
+        </w:tblPrEx>
+        <w:trPr>
+          <w:trHeight w:val="575" w:hRule="atLeast"/>
+        </w:trPr>
+        <w:tc>
+          <w:tcPr>
+            <w:tcW w:w="0" w:type="auto"/>
+            <w:tcBorders>
+              <w:top w:val="single" w:color="CCCCCC" w:sz="6" w:space="0"/>
+              <w:left w:val="single" w:color="000000" w:sz="12" w:space="0"/>
+              <w:bottom w:val="single" w:color="000000" w:sz="12" w:space="0"/>
+              <w:right w:val="single" w:color="000000" w:sz="12" w:space="0"/>
+            </w:tcBorders>
+            <w:tcMar>
+              <w:top w:w="30" w:type="dxa"/>
+              <w:left w:w="45" w:type="dxa"/>
+              <w:bottom w:w="30" w:type="dxa"/>
+              <w:right w:w="45" w:type="dxa"/>
+            </w:tcMar>
+            <w:vAlign w:val="center"/>
+          </w:tcPr>
+          <w:p>
+            <w:pPr>
+              <w:pStyle w:val="4"/>
+              <w:rPr>
+                <w:rFonts w:ascii="Century Gothic" w:hAnsi="Century Gothic"/>
+                <w:b/>
+                <w:bCs/>
+                <w:sz w:val="15"/>
+                <w:szCs w:val="15"/>
+              </w:rPr>
+            </w:pPr>
+            <w:r>
+              <w:rPr>
+                <w:rFonts w:ascii="Century Gothic" w:hAnsi="Century Gothic"/>
+                <w:b/>
+                <w:bCs/>
+                <w:sz w:val="15"/>
+                <w:szCs w:val="15"/>
+              </w:rPr>
+              <w:t>Improper Foot Wear</w:t>
+            </w:r>
+          </w:p>
+        </w:tc>
+        <w:tc>
+          <w:tcPr>
+            <w:tcW w:w="0" w:type="auto"/>
+            <w:tcBorders>
+              <w:top w:val="single" w:color="CCCCCC" w:sz="6" w:space="0"/>
+              <w:left w:val="single" w:color="CCCCCC" w:sz="6" w:space="0"/>
+              <w:bottom w:val="single" w:color="000000" w:sz="12" w:space="0"/>
+              <w:right w:val="single" w:color="000000" w:sz="12" w:space="0"/>
+            </w:tcBorders>
+            <w:tcMar>
+              <w:top w:w="30" w:type="dxa"/>
+              <w:left w:w="45" w:type="dxa"/>
+              <w:bottom w:w="30" w:type="dxa"/>
+              <w:right w:w="45" w:type="dxa"/>
+            </w:tcMar>
+            <w:vAlign w:val="center"/>
+          </w:tcPr>
+          <w:p>
+            <w:pPr>
+              <w:pStyle w:val="4"/>
+              <w:rPr>
+                <w:rFonts w:ascii="Century Gothic" w:hAnsi="Century Gothic"/>
+                <w:b/>
+                <w:bCs/>
+                <w:sz w:val="15"/>
+                <w:szCs w:val="15"/>
+              </w:rPr>
+            </w:pPr>
+          </w:p>
+        </w:tc>
+        <w:tc>
+          <w:tcPr>
+            <w:tcW w:w="0" w:type="auto"/>
+            <w:tcBorders>
+              <w:top w:val="single" w:color="CCCCCC" w:sz="6" w:space="0"/>
+              <w:left w:val="single" w:color="CCCCCC" w:sz="6" w:space="0"/>
+              <w:bottom w:val="single" w:color="000000" w:sz="12" w:space="0"/>
+              <w:right w:val="single" w:color="000000" w:sz="12" w:space="0"/>
+            </w:tcBorders>
+            <w:tcMar>
+              <w:top w:w="30" w:type="dxa"/>
+              <w:left w:w="45" w:type="dxa"/>
+              <w:bottom w:w="30" w:type="dxa"/>
+              <w:right w:w="45" w:type="dxa"/>
+            </w:tcMar>
+            <w:vAlign w:val="center"/>
+          </w:tcPr>
+          <w:p>
+            <w:pPr>
+              <w:pStyle w:val="4"/>
+              <w:rPr>
+                <w:rFonts w:ascii="Century Gothic" w:hAnsi="Century Gothic"/>
+                <w:sz w:val="15"/>
+                <w:szCs w:val="15"/>
+              </w:rPr>
+            </w:pPr>
+          </w:p>
+        </w:tc>
+        <w:tc>
+          <w:tcPr>
+            <w:tcW w:w="0" w:type="auto"/>
+            <w:tcBorders>
+              <w:top w:val="single" w:color="CCCCCC" w:sz="6" w:space="0"/>
+              <w:left w:val="single" w:color="CCCCCC" w:sz="6" w:space="0"/>
+              <w:bottom w:val="single" w:color="000000" w:sz="12" w:space="0"/>
+              <w:right w:val="single" w:color="000000" w:sz="12" w:space="0"/>
+            </w:tcBorders>
+            <w:tcMar>
+              <w:top w:w="30" w:type="dxa"/>
+              <w:left w:w="45" w:type="dxa"/>
+              <w:bottom w:w="30" w:type="dxa"/>
+              <w:right w:w="45" w:type="dxa"/>
+            </w:tcMar>
+            <w:vAlign w:val="center"/>
+          </w:tcPr>
+          <w:p>
+            <w:pPr>
+              <w:pStyle w:val="4"/>
+              <w:rPr>
+                <w:rFonts w:ascii="Century Gothic" w:hAnsi="Century Gothic"/>
+                <w:sz w:val="15"/>
+                <w:szCs w:val="15"/>
+              </w:rPr>
+            </w:pPr>
+          </w:p>
+        </w:tc>
+        <w:tc>
+          <w:tcPr>
+            <w:tcW w:w="0" w:type="auto"/>
+            <w:tcBorders>
+              <w:top w:val="single" w:color="CCCCCC" w:sz="6" w:space="0"/>
+              <w:left w:val="single" w:color="CCCCCC" w:sz="6" w:space="0"/>
+              <w:bottom w:val="single" w:color="000000" w:sz="12" w:space="0"/>
+              <w:right w:val="single" w:color="000000" w:sz="12" w:space="0"/>
+            </w:tcBorders>
+            <w:tcMar>
+              <w:top w:w="30" w:type="dxa"/>
+              <w:left w:w="45" w:type="dxa"/>
+              <w:bottom w:w="30" w:type="dxa"/>
+              <w:right w:w="45" w:type="dxa"/>
+            </w:tcMar>
+            <w:vAlign w:val="center"/>
+          </w:tcPr>
+          <w:p>
+            <w:pPr>
+              <w:pStyle w:val="4"/>
+              <w:rPr>
+                <w:rFonts w:ascii="Century Gothic" w:hAnsi="Century Gothic"/>
+                <w:sz w:val="15"/>
+                <w:szCs w:val="15"/>
+              </w:rPr>
+            </w:pPr>
+          </w:p>
+        </w:tc>
+        <w:tc>
+          <w:tcPr>
+            <w:tcW w:w="0" w:type="auto"/>
+            <w:tcBorders>
+              <w:top w:val="single" w:color="CCCCCC" w:sz="6" w:space="0"/>
+              <w:left w:val="single" w:color="CCCCCC" w:sz="6" w:space="0"/>
+              <w:bottom w:val="single" w:color="000000" w:sz="12" w:space="0"/>
+              <w:right w:val="single" w:color="000000" w:sz="12" w:space="0"/>
+            </w:tcBorders>
+            <w:tcMar>
+              <w:top w:w="30" w:type="dxa"/>
+              <w:left w:w="45" w:type="dxa"/>
+              <w:bottom w:w="30" w:type="dxa"/>
+              <w:right w:w="45" w:type="dxa"/>
+            </w:tcMar>
+            <w:vAlign w:val="center"/>
+          </w:tcPr>
+          <w:p>
+            <w:pPr>
+              <w:pStyle w:val="4"/>
+              <w:rPr>
+                <w:rFonts w:ascii="Century Gothic" w:hAnsi="Century Gothic"/>
+                <w:sz w:val="15"/>
+                <w:szCs w:val="15"/>
+              </w:rPr>
+            </w:pPr>
+          </w:p>
+        </w:tc>
+      </w:tr>
+      <w:tr>
+        <w:tblPrEx>
+          <w:tblCellMar>
+            <w:top w:w="0" w:type="dxa"/>
+            <w:left w:w="0" w:type="dxa"/>
+            <w:bottom w:w="0" w:type="dxa"/>
+            <w:right w:w="0" w:type="dxa"/>
+          </w:tblCellMar>
+        </w:tblPrEx>
+        <w:trPr>
+          <w:trHeight w:val="744" w:hRule="atLeast"/>
+        </w:trPr>
+        <w:tc>
+          <w:tcPr>
+            <w:tcW w:w="0" w:type="auto"/>
+            <w:tcBorders>
+              <w:top w:val="single" w:color="CCCCCC" w:sz="6" w:space="0"/>
+              <w:left w:val="single" w:color="000000" w:sz="12" w:space="0"/>
+              <w:bottom w:val="single" w:color="000000" w:sz="12" w:space="0"/>
+              <w:right w:val="single" w:color="000000" w:sz="12" w:space="0"/>
+            </w:tcBorders>
+            <w:tcMar>
+              <w:top w:w="30" w:type="dxa"/>
+              <w:left w:w="45" w:type="dxa"/>
+              <w:bottom w:w="30" w:type="dxa"/>
+              <w:right w:w="45" w:type="dxa"/>
+            </w:tcMar>
+            <w:vAlign w:val="center"/>
+          </w:tcPr>
+          <w:p>
+            <w:pPr>
+              <w:pStyle w:val="4"/>
+              <w:rPr>
+                <w:rFonts w:ascii="Century Gothic" w:hAnsi="Century Gothic"/>
+                <w:b/>
+                <w:bCs/>
+                <w:sz w:val="15"/>
+                <w:szCs w:val="15"/>
+              </w:rPr>
+            </w:pPr>
+            <w:r>
+              <w:rPr>
+                <w:rFonts w:ascii="Century Gothic" w:hAnsi="Century Gothic"/>
+                <w:b/>
+                <w:bCs/>
+                <w:sz w:val="15"/>
+                <w:szCs w:val="15"/>
+              </w:rPr>
+              <w:t>No ID</w:t>
+            </w:r>
+          </w:p>
+        </w:tc>
+        <w:tc>
+          <w:tcPr>
+            <w:tcW w:w="0" w:type="auto"/>
+            <w:tcBorders>
+              <w:top w:val="single" w:color="CCCCCC" w:sz="6" w:space="0"/>
+              <w:left w:val="single" w:color="CCCCCC" w:sz="6" w:space="0"/>
+              <w:bottom w:val="single" w:color="000000" w:sz="12" w:space="0"/>
+              <w:right w:val="single" w:color="000000" w:sz="12" w:space="0"/>
+            </w:tcBorders>
+            <w:tcMar>
+              <w:top w:w="30" w:type="dxa"/>
+              <w:left w:w="45" w:type="dxa"/>
+              <w:bottom w:w="30" w:type="dxa"/>
+              <w:right w:w="45" w:type="dxa"/>
+            </w:tcMar>
+            <w:vAlign w:val="center"/>
+          </w:tcPr>
+          <w:p>
+            <w:pPr>
+              <w:pStyle w:val="4"/>
+              <w:rPr>
+                <w:rFonts w:ascii="Century Gothic" w:hAnsi="Century Gothic"/>
+                <w:b/>
+                <w:bCs/>
+                <w:sz w:val="15"/>
+                <w:szCs w:val="15"/>
+              </w:rPr>
+            </w:pPr>
+          </w:p>
+        </w:tc>
+        <w:tc>
+          <w:tcPr>
+            <w:tcW w:w="0" w:type="auto"/>
+            <w:tcBorders>
+              <w:top w:val="single" w:color="CCCCCC" w:sz="6" w:space="0"/>
+              <w:left w:val="single" w:color="CCCCCC" w:sz="6" w:space="0"/>
+              <w:bottom w:val="single" w:color="000000" w:sz="12" w:space="0"/>
+              <w:right w:val="single" w:color="000000" w:sz="12" w:space="0"/>
+            </w:tcBorders>
+            <w:tcMar>
+              <w:top w:w="30" w:type="dxa"/>
+              <w:left w:w="45" w:type="dxa"/>
+              <w:bottom w:w="30" w:type="dxa"/>
+              <w:right w:w="45" w:type="dxa"/>
+            </w:tcMar>
+            <w:vAlign w:val="center"/>
+          </w:tcPr>
+          <w:p>
+            <w:pPr>
+              <w:pStyle w:val="4"/>
+              <w:rPr>
+                <w:rFonts w:ascii="Century Gothic" w:hAnsi="Century Gothic"/>
+                <w:sz w:val="15"/>
+                <w:szCs w:val="15"/>
+              </w:rPr>
+            </w:pPr>
+          </w:p>
+        </w:tc>
+        <w:tc>
+          <w:tcPr>
+            <w:tcW w:w="0" w:type="auto"/>
+            <w:tcBorders>
+              <w:top w:val="single" w:color="CCCCCC" w:sz="6" w:space="0"/>
+              <w:left w:val="single" w:color="CCCCCC" w:sz="6" w:space="0"/>
+              <w:bottom w:val="single" w:color="000000" w:sz="12" w:space="0"/>
+              <w:right w:val="single" w:color="000000" w:sz="12" w:space="0"/>
+            </w:tcBorders>
+            <w:tcMar>
+              <w:top w:w="30" w:type="dxa"/>
+              <w:left w:w="45" w:type="dxa"/>
+              <w:bottom w:w="30" w:type="dxa"/>
+              <w:right w:w="45" w:type="dxa"/>
+            </w:tcMar>
+            <w:vAlign w:val="center"/>
+          </w:tcPr>
+          <w:p>
+            <w:pPr>
+              <w:pStyle w:val="4"/>
+              <w:rPr>
+                <w:rFonts w:ascii="Century Gothic" w:hAnsi="Century Gothic"/>
+                <w:sz w:val="15"/>
+                <w:szCs w:val="15"/>
+              </w:rPr>
+            </w:pPr>
+          </w:p>
+        </w:tc>
+        <w:tc>
+          <w:tcPr>
+            <w:tcW w:w="0" w:type="auto"/>
+            <w:tcBorders>
+              <w:top w:val="single" w:color="CCCCCC" w:sz="6" w:space="0"/>
+              <w:left w:val="single" w:color="CCCCCC" w:sz="6" w:space="0"/>
+              <w:bottom w:val="single" w:color="000000" w:sz="12" w:space="0"/>
+              <w:right w:val="single" w:color="000000" w:sz="12" w:space="0"/>
+            </w:tcBorders>
+            <w:tcMar>
+              <w:top w:w="30" w:type="dxa"/>
+              <w:left w:w="45" w:type="dxa"/>
+              <w:bottom w:w="30" w:type="dxa"/>
+              <w:right w:w="45" w:type="dxa"/>
+            </w:tcMar>
+            <w:vAlign w:val="center"/>
+          </w:tcPr>
+          <w:p>
+            <w:pPr>
+              <w:pStyle w:val="4"/>
+              <w:rPr>
+                <w:rFonts w:ascii="Century Gothic" w:hAnsi="Century Gothic"/>
+                <w:sz w:val="15"/>
+                <w:szCs w:val="15"/>
+              </w:rPr>
+            </w:pPr>
+          </w:p>
+        </w:tc>
+        <w:tc>
+          <w:tcPr>
+            <w:tcW w:w="0" w:type="auto"/>
+            <w:tcBorders>
+              <w:top w:val="single" w:color="CCCCCC" w:sz="6" w:space="0"/>
+              <w:left w:val="single" w:color="CCCCCC" w:sz="6" w:space="0"/>
+              <w:bottom w:val="single" w:color="000000" w:sz="12" w:space="0"/>
+              <w:right w:val="single" w:color="000000" w:sz="12" w:space="0"/>
+            </w:tcBorders>
+            <w:tcMar>
+              <w:top w:w="30" w:type="dxa"/>
+              <w:left w:w="45" w:type="dxa"/>
+              <w:bottom w:w="30" w:type="dxa"/>
+              <w:right w:w="45" w:type="dxa"/>
+            </w:tcMar>
+            <w:vAlign w:val="center"/>
+          </w:tcPr>
+          <w:p>
+            <w:pPr>
+              <w:pStyle w:val="4"/>
+              <w:rPr>
+                <w:rFonts w:ascii="Century Gothic" w:hAnsi="Century Gothic"/>
+                <w:sz w:val="15"/>
+                <w:szCs w:val="15"/>
+              </w:rPr>
+            </w:pPr>
+          </w:p>
+        </w:tc>
+      </w:tr>
+    </w:tbl>
+    <w:p>
+      <w:pPr>
+        <w:pStyle w:val="4"/>
+        <w:numPr>
+          <w:numId w:val="0"/>
+        </w:numPr>
+        <w:ind w:leftChars="0"/>
+        <w:rPr>
+          <w:rFonts w:cstheme="minorHAnsi"/>
+          <w:sz w:val="15"/>
+          <w:szCs w:val="15"/>
+        </w:rPr>
+      </w:pPr>
+    </w:p>
+    <w:p>
+      <w:pPr>
+        <w:pStyle w:val="4"/>
+        <w:ind w:firstLine="720" w:firstLineChars="0"/>
+        <w:rPr>
+          <w:rFonts w:cstheme="minorHAnsi"/>
+          <w:b/>
+          <w:bCs/>
+          <w:sz w:val="15"/>
+          <w:szCs w:val="15"/>
+        </w:rPr>
+      </w:pPr>
+      <w:r>
+        <w:rPr>
+          <w:rFonts w:hint="default" w:cstheme="minorHAnsi"/>
+          <w:b/>
+          <w:bCs/>
+          <w:sz w:val="15"/>
+          <w:szCs w:val="15"/>
+          <w:lang w:val="en-PH"/>
+        </w:rPr>
+        <w:t>t</w:t>
+      </w:r>
+      <w:r>
+        <w:rPr>
+          <w:rFonts w:cstheme="minorHAnsi"/>
+          <w:b/>
+          <w:bCs/>
+          <w:sz w:val="15"/>
+          <w:szCs w:val="15"/>
+        </w:rPr>
+        <w:t>he student is permitted to enter the premises despite the noted violation(s) above. Kindly comply with the institution's policies moving forward.</w:t>
+      </w:r>
+    </w:p>
+    <w:p>
+      <w:pPr>
+        <w:pStyle w:val="4"/>
+        <w:rPr>
+          <w:rFonts w:cstheme="minorHAnsi"/>
+          <w:b/>
+          <w:bCs/>
+          <w:sz w:val="15"/>
+          <w:szCs w:val="15"/>
+        </w:rPr>
+      </w:pPr>
+    </w:p>
+    <w:p>
+      <w:pPr>
+        <w:pStyle w:val="4"/>
+        <w:rPr>
+          <w:rFonts w:cstheme="minorHAnsi"/>
+          <w:b/>
+          <w:bCs/>
+          <w:sz w:val="15"/>
+          <w:szCs w:val="15"/>
+        </w:rPr>
+      </w:pPr>
+      <w:r>
+        <w:rPr>
+          <w:rFonts w:cstheme="minorHAnsi"/>
+          <w:b/>
+          <w:bCs/>
+          <w:sz w:val="15"/>
+          <w:szCs w:val="15"/>
+        </w:rPr>
+        <w:t>Permission Validity:</w:t>
+      </w:r>
+    </w:p>
+    <w:p>
+      <w:pPr>
+        <w:pStyle w:val="4"/>
+        <w:numPr>
+          <w:ilvl w:val="0"/>
+          <w:numId w:val="1"/>
+        </w:numPr>
+        <w:ind w:left="420" w:leftChars="0" w:hanging="420" w:firstLineChars="0"/>
+        <w:rPr>
+          <w:rFonts w:cstheme="minorHAnsi"/>
+          <w:sz w:val="15"/>
+          <w:szCs w:val="15"/>
+        </w:rPr>
+      </w:pPr>
+      <w:r>
+        <w:rPr>
+          <w:rFonts w:cstheme="minorHAnsi"/>
+          <w:sz w:val="15"/>
+          <w:szCs w:val="15"/>
+        </w:rPr>
+        <w:t>Allowed until 2 permissions per month for the listed violation(s).</w:t>
+      </w:r>
+    </w:p>
+    <w:p>
+      <w:pPr>
+        <w:pStyle w:val="4"/>
+        <w:numPr>
+          <w:ilvl w:val="0"/>
+          <w:numId w:val="1"/>
+        </w:numPr>
+        <w:ind w:left="420" w:leftChars="0" w:hanging="420" w:firstLineChars="0"/>
+        <w:rPr>
+          <w:rFonts w:cstheme="minorHAnsi"/>
+          <w:sz w:val="15"/>
+          <w:szCs w:val="15"/>
+        </w:rPr>
+      </w:pPr>
+      <w:r>
+        <w:rPr>
+          <w:rFonts w:cstheme="minorHAnsi"/>
+          <w:sz w:val="15"/>
+          <w:szCs w:val="15"/>
+        </w:rPr>
+        <w:t>Allowed if there is a valid reason.</w:t>
+      </w:r>
+    </w:p>
+    <w:p>
+      <w:pPr>
+        <w:pStyle w:val="4"/>
+        <w:numPr>
+          <w:ilvl w:val="0"/>
+          <w:numId w:val="1"/>
+        </w:numPr>
+        <w:ind w:left="420" w:leftChars="0" w:hanging="420" w:firstLineChars="0"/>
+        <w:rPr>
+          <w:sz w:val="15"/>
+          <w:szCs w:val="15"/>
+        </w:rPr>
+      </w:pPr>
+      <w:r>
+        <w:rPr>
+          <w:rFonts w:cstheme="minorHAnsi"/>
+          <w:sz w:val="15"/>
+          <w:szCs w:val="15"/>
+        </w:rPr>
+        <w:t>Further violations beyond this limit will result in appropriate disciplinary actions</w:t>
+      </w:r>
+    </w:p>
+    <w:p>
+      <w:pPr>
+        <w:jc w:val="both"/>
+        <w:rPr>
+          <w:sz w:val="15"/>
+          <w:szCs w:val="15"/>
+        </w:rPr>
+      </w:pPr>
+    </w:p>
+    <w:p>
+      <w:pPr>
+        <w:jc w:val="both"/>
+        <w:rPr>
+          <w:sz w:val="15"/>
+          <w:szCs w:val="15"/>
+        </w:rPr>
+      </w:pPr>
+      <w:bookmarkStart w:id="0" w:name="_GoBack"/>
+      <w:bookmarkEnd w:id="0"/>
+    </w:p>
     <w:sectPr>
       <w:pgSz w:w="16838" w:h="11906" w:orient="landscape"/>
       <w:pgMar w:top="1800" w:right="1440" w:bottom="1800" w:left="1440" w:header="720" w:footer="720" w:gutter="0"/>
-      <w:cols w:space="720" w:num="1"/>
+      <w:cols w:equalWidth="0" w:num="2">
+        <w:col w:w="6766" w:space="425"/>
+        <w:col w:w="6766"/>
+      </w:cols>
       <w:docGrid w:linePitch="360" w:charSpace="0"/>
     </w:sectPr>
   </w:body>
@@ -1720,139 +2920,19 @@
 <file path=word/numbering.xml><?xml version="1.0" encoding="utf-8"?>
 <w:numbering xmlns:wpc="http://schemas.microsoft.com/office/word/2010/wordprocessingCanvas" xmlns:mc="http://schemas.openxmlformats.org/markup-compatibility/2006" xmlns:o="urn:schemas-microsoft-com:office:office" xmlns:r="http://schemas.openxmlformats.org/officeDocument/2006/relationships" xmlns:m="http://schemas.openxmlformats.org/officeDocument/2006/math" xmlns:v="urn:schemas-microsoft-com:vml" xmlns:wp14="http://schemas.microsoft.com/office/word/2010/wordprocessingDrawing" xmlns:wp="http://schemas.openxmlformats.org/drawingml/2006/wordprocessingDrawing" xmlns:w10="urn:schemas-microsoft-com:office:word" xmlns:w="http://schemas.openxmlformats.org/wordprocessingml/2006/main" xmlns:w14="http://schemas.microsoft.com/office/word/2010/wordml" xmlns:wpg="http://schemas.microsoft.com/office/word/2010/wordprocessingGroup" xmlns:wpi="http://schemas.microsoft.com/office/word/2010/wordprocessingInk" xmlns:wne="http://schemas.microsoft.com/office/word/2006/wordml" xmlns:wps="http://schemas.microsoft.com/office/word/2010/wordprocessingShape" xmlns:wpsCustomData="http://www.wps.cn/officeDocument/2013/wpsCustomData" mc:Ignorable="w14 wp14">
   <w:abstractNum w:abstractNumId="0">
-    <w:nsid w:val="0E093049"/>
-    <w:multiLevelType w:val="multilevel"/>
-    <w:tmpl w:val="0E093049"/>
+    <w:nsid w:val="ED25FC55"/>
+    <w:multiLevelType w:val="singleLevel"/>
+    <w:tmpl w:val="ED25FC55"/>
     <w:lvl w:ilvl="0" w:tentative="0">
       <w:start w:val="1"/>
       <w:numFmt w:val="bullet"/>
-      <w:lvlText w:val=""/>
+      <w:lvlText w:val=""/>
       <w:lvlJc w:val="left"/>
       <w:pPr>
         <w:tabs>
-          <w:tab w:val="left" w:pos="1680"/>
+          <w:tab w:val="left" w:pos="420"/>
         </w:tabs>
-        <w:ind w:left="2400" w:hanging="360"/>
-      </w:pPr>
-      <w:rPr>
-        <w:rFonts w:hint="default" w:ascii="Symbol" w:hAnsi="Symbol"/>
-      </w:rPr>
-    </w:lvl>
-    <w:lvl w:ilvl="1" w:tentative="0">
-      <w:start w:val="1"/>
-      <w:numFmt w:val="bullet"/>
-      <w:lvlText w:val="o"/>
-      <w:lvlJc w:val="left"/>
-      <w:pPr>
-        <w:tabs>
-          <w:tab w:val="left" w:pos="1680"/>
-        </w:tabs>
-        <w:ind w:left="3120" w:hanging="360"/>
-      </w:pPr>
-      <w:rPr>
-        <w:rFonts w:hint="default" w:ascii="Courier New" w:hAnsi="Courier New" w:cs="Courier New"/>
-      </w:rPr>
-    </w:lvl>
-    <w:lvl w:ilvl="2" w:tentative="0">
-      <w:start w:val="1"/>
-      <w:numFmt w:val="bullet"/>
-      <w:lvlText w:val=""/>
-      <w:lvlJc w:val="left"/>
-      <w:pPr>
-        <w:tabs>
-          <w:tab w:val="left" w:pos="1680"/>
-        </w:tabs>
-        <w:ind w:left="3840" w:hanging="360"/>
-      </w:pPr>
-      <w:rPr>
-        <w:rFonts w:hint="default" w:ascii="Wingdings" w:hAnsi="Wingdings"/>
-      </w:rPr>
-    </w:lvl>
-    <w:lvl w:ilvl="3" w:tentative="0">
-      <w:start w:val="1"/>
-      <w:numFmt w:val="bullet"/>
-      <w:lvlText w:val=""/>
-      <w:lvlJc w:val="left"/>
-      <w:pPr>
-        <w:tabs>
-          <w:tab w:val="left" w:pos="1680"/>
-        </w:tabs>
-        <w:ind w:left="4560" w:hanging="360"/>
-      </w:pPr>
-      <w:rPr>
-        <w:rFonts w:hint="default" w:ascii="Symbol" w:hAnsi="Symbol"/>
-      </w:rPr>
-    </w:lvl>
-    <w:lvl w:ilvl="4" w:tentative="0">
-      <w:start w:val="1"/>
-      <w:numFmt w:val="bullet"/>
-      <w:lvlText w:val="o"/>
-      <w:lvlJc w:val="left"/>
-      <w:pPr>
-        <w:tabs>
-          <w:tab w:val="left" w:pos="1680"/>
-        </w:tabs>
-        <w:ind w:left="5280" w:hanging="360"/>
-      </w:pPr>
-      <w:rPr>
-        <w:rFonts w:hint="default" w:ascii="Courier New" w:hAnsi="Courier New" w:cs="Courier New"/>
-      </w:rPr>
-    </w:lvl>
-    <w:lvl w:ilvl="5" w:tentative="0">
-      <w:start w:val="1"/>
-      <w:numFmt w:val="bullet"/>
-      <w:lvlText w:val=""/>
-      <w:lvlJc w:val="left"/>
-      <w:pPr>
-        <w:tabs>
-          <w:tab w:val="left" w:pos="1680"/>
-        </w:tabs>
-        <w:ind w:left="6000" w:hanging="360"/>
-      </w:pPr>
-      <w:rPr>
-        <w:rFonts w:hint="default" w:ascii="Wingdings" w:hAnsi="Wingdings"/>
-      </w:rPr>
-    </w:lvl>
-    <w:lvl w:ilvl="6" w:tentative="0">
-      <w:start w:val="1"/>
-      <w:numFmt w:val="bullet"/>
-      <w:lvlText w:val=""/>
-      <w:lvlJc w:val="left"/>
-      <w:pPr>
-        <w:tabs>
-          <w:tab w:val="left" w:pos="1680"/>
-        </w:tabs>
-        <w:ind w:left="6720" w:hanging="360"/>
-      </w:pPr>
-      <w:rPr>
-        <w:rFonts w:hint="default" w:ascii="Symbol" w:hAnsi="Symbol"/>
-      </w:rPr>
-    </w:lvl>
-    <w:lvl w:ilvl="7" w:tentative="0">
-      <w:start w:val="1"/>
-      <w:numFmt w:val="bullet"/>
-      <w:lvlText w:val="o"/>
-      <w:lvlJc w:val="left"/>
-      <w:pPr>
-        <w:tabs>
-          <w:tab w:val="left" w:pos="1680"/>
-        </w:tabs>
-        <w:ind w:left="7440" w:hanging="360"/>
-      </w:pPr>
-      <w:rPr>
-        <w:rFonts w:hint="default" w:ascii="Courier New" w:hAnsi="Courier New" w:cs="Courier New"/>
-      </w:rPr>
-    </w:lvl>
-    <w:lvl w:ilvl="8" w:tentative="0">
-      <w:start w:val="1"/>
-      <w:numFmt w:val="bullet"/>
-      <w:lvlText w:val=""/>
-      <w:lvlJc w:val="left"/>
-      <w:pPr>
-        <w:tabs>
-          <w:tab w:val="left" w:pos="1680"/>
-        </w:tabs>
-        <w:ind w:left="8160" w:hanging="360"/>
+        <w:ind w:left="420" w:leftChars="0" w:hanging="420" w:firstLineChars="0"/>
       </w:pPr>
       <w:rPr>
         <w:rFonts w:hint="default" w:ascii="Wingdings" w:hAnsi="Wingdings"/>

--- a/app/assets/SLIP.docx
+++ b/app/assets/SLIP.docx
@@ -4,12 +4,12 @@
   <w:body>
     <w:p>
       <w:pPr>
-        <w:rPr>
-          <w:rFonts w:ascii="Century Gothic" w:hAnsi="Century Gothic"/>
-          <w:b/>
-          <w:bCs/>
-          <w:sz w:val="15"/>
-          <w:szCs w:val="15"/>
+        <w:ind w:firstLine="2475" w:firstLineChars="1650"/>
+        <w:rPr>
+          <w:rFonts w:hint="default" w:ascii="Century Gothic" w:hAnsi="Century Gothic"/>
+          <w:sz w:val="15"/>
+          <w:szCs w:val="15"/>
+          <w:lang w:val="en-US"/>
         </w:rPr>
       </w:pPr>
       <w:r>
@@ -23,31 +23,28 @@
           <wp:anchor distT="0" distB="0" distL="114300" distR="114300" simplePos="0" relativeHeight="251659264" behindDoc="1" locked="0" layoutInCell="1" allowOverlap="1">
             <wp:simplePos x="0" y="0"/>
             <wp:positionH relativeFrom="column">
-              <wp:posOffset>15875</wp:posOffset>
+              <wp:posOffset>278130</wp:posOffset>
             </wp:positionH>
             <wp:positionV relativeFrom="paragraph">
-              <wp:posOffset>-767080</wp:posOffset>
+              <wp:posOffset>-758825</wp:posOffset>
             </wp:positionV>
-            <wp:extent cx="4083050" cy="826135"/>
-            <wp:effectExtent l="0" t="0" r="12700" b="12700"/>
+            <wp:extent cx="3488690" cy="706120"/>
+            <wp:effectExtent l="0" t="0" r="35560" b="56515"/>
             <wp:wrapThrough wrapText="bothSides">
               <wp:wrapPolygon>
-                <wp:start x="15016" y="1992"/>
-                <wp:lineTo x="2721" y="1992"/>
-                <wp:lineTo x="605" y="2988"/>
-                <wp:lineTo x="605" y="9962"/>
-                <wp:lineTo x="202" y="17931"/>
-                <wp:lineTo x="202" y="18429"/>
-                <wp:lineTo x="2822" y="20919"/>
-                <wp:lineTo x="3124" y="20919"/>
-                <wp:lineTo x="14210" y="20919"/>
-                <wp:lineTo x="15923" y="20919"/>
-                <wp:lineTo x="20659" y="18927"/>
-                <wp:lineTo x="21466" y="11456"/>
-                <wp:lineTo x="21466" y="7969"/>
-                <wp:lineTo x="20659" y="3487"/>
-                <wp:lineTo x="20055" y="1992"/>
-                <wp:lineTo x="15016" y="1992"/>
+                <wp:start x="18871" y="1748"/>
+                <wp:lineTo x="2713" y="1748"/>
+                <wp:lineTo x="590" y="2914"/>
+                <wp:lineTo x="354" y="18065"/>
+                <wp:lineTo x="944" y="20396"/>
+                <wp:lineTo x="3067" y="20978"/>
+                <wp:lineTo x="14272" y="20978"/>
+                <wp:lineTo x="19107" y="20396"/>
+                <wp:lineTo x="21466" y="17482"/>
+                <wp:lineTo x="21466" y="7576"/>
+                <wp:lineTo x="20641" y="2914"/>
+                <wp:lineTo x="19933" y="1748"/>
+                <wp:lineTo x="18871" y="1748"/>
               </wp:wrapPolygon>
             </wp:wrapThrough>
             <wp:docPr id="3" name="Picture 3" descr="WPS Photo(1)"/>
@@ -72,7 +69,7 @@
                   <pic:spPr>
                     <a:xfrm>
                       <a:off x="0" y="0"/>
-                      <a:ext cx="4083050" cy="826135"/>
+                      <a:ext cx="3488690" cy="706120"/>
                     </a:xfrm>
                     <a:prstGeom prst="rect">
                       <a:avLst/>
@@ -84,12 +81,7 @@
           </wp:anchor>
         </w:drawing>
       </w:r>
-    </w:p>
-    <w:p>
-      <w:pPr>
-        <w:pStyle w:val="6"/>
-        <w:ind w:left="1440" w:leftChars="0" w:firstLine="720" w:firstLineChars="0"/>
-        <w:jc w:val="both"/>
+      <w:r>
         <w:rPr>
           <w:rFonts w:ascii="Century Gothic" w:hAnsi="Century Gothic"/>
           <w:b/>
@@ -97,73 +89,43 @@
           <w:sz w:val="15"/>
           <w:szCs w:val="15"/>
         </w:rPr>
-      </w:pPr>
-      <w:r>
+        <w:t>ENTRANCE SLIP</w:t>
+      </w:r>
+    </w:p>
+    <w:p>
+      <w:pPr>
+        <w:pStyle w:val="6"/>
         <w:rPr>
           <w:rFonts w:ascii="Century Gothic" w:hAnsi="Century Gothic"/>
-          <w:b/>
-          <w:bCs/>
-          <w:sz w:val="15"/>
-          <w:szCs w:val="15"/>
-        </w:rPr>
-        <w:t>ENTRANCE SLIP</w:t>
-      </w:r>
-    </w:p>
-    <w:p>
-      <w:pPr>
-        <w:pStyle w:val="6"/>
+          <w:sz w:val="15"/>
+          <w:szCs w:val="15"/>
+        </w:rPr>
+      </w:pPr>
+      <w:r>
         <w:rPr>
           <w:rFonts w:ascii="Century Gothic" w:hAnsi="Century Gothic"/>
           <w:sz w:val="15"/>
           <w:szCs w:val="15"/>
         </w:rPr>
-      </w:pPr>
-    </w:p>
-    <w:p>
-      <w:pPr>
-        <w:pStyle w:val="6"/>
+        <w:t xml:space="preserve">ID Number: </w:t>
+      </w:r>
+      <w:r>
+        <w:rPr>
+          <w:rFonts w:hint="default" w:ascii="Century Gothic" w:hAnsi="Century Gothic"/>
+          <w:sz w:val="15"/>
+          <w:szCs w:val="15"/>
+          <w:lang w:val="en-PH"/>
+        </w:rPr>
+        <w:t>_________________________</w:t>
+      </w:r>
+      <w:r>
         <w:rPr>
           <w:rFonts w:ascii="Century Gothic" w:hAnsi="Century Gothic"/>
           <w:sz w:val="15"/>
           <w:szCs w:val="15"/>
         </w:rPr>
-      </w:pPr>
-      <w:r>
-        <w:rPr>
-          <w:rFonts w:ascii="Century Gothic" w:hAnsi="Century Gothic"/>
-          <w:sz w:val="15"/>
-          <w:szCs w:val="15"/>
-        </w:rPr>
-        <w:t xml:space="preserve">ID Number: </w:t>
-      </w:r>
-      <w:r>
-        <w:rPr>
-          <w:rFonts w:hint="default" w:ascii="Century Gothic" w:hAnsi="Century Gothic"/>
-          <w:sz w:val="15"/>
-          <w:szCs w:val="15"/>
-          <w:lang w:val="en-PH"/>
-        </w:rPr>
-        <w:t>_________________________</w:t>
-      </w:r>
-      <w:r>
-        <w:rPr>
-          <w:rFonts w:ascii="Century Gothic" w:hAnsi="Century Gothic"/>
-          <w:sz w:val="15"/>
-          <w:szCs w:val="15"/>
-        </w:rPr>
         <w:t>Course and Year:________________</w:t>
       </w:r>
-    </w:p>
-    <w:p>
-      <w:pPr>
-        <w:pStyle w:val="6"/>
-        <w:ind w:left="720" w:leftChars="0" w:firstLine="720" w:firstLineChars="0"/>
-        <w:rPr>
-          <w:rFonts w:ascii="Century Gothic" w:hAnsi="Century Gothic"/>
-          <w:sz w:val="15"/>
-          <w:szCs w:val="15"/>
-        </w:rPr>
-      </w:pPr>
     </w:p>
     <w:p>
       <w:pPr>
@@ -184,18 +146,6 @@
         </w:rPr>
         <w:t>Name: ______________________________________</w:t>
       </w:r>
-    </w:p>
-    <w:p>
-      <w:pPr>
-        <w:pStyle w:val="6"/>
-        <w:rPr>
-          <w:rFonts w:cstheme="minorHAnsi"/>
-          <w:b/>
-          <w:bCs/>
-          <w:sz w:val="15"/>
-          <w:szCs w:val="15"/>
-        </w:rPr>
-      </w:pPr>
     </w:p>
     <w:tbl>
       <w:tblPr>
@@ -213,12 +163,12 @@
         </w:tblCellMar>
       </w:tblPr>
       <w:tblGrid>
-        <w:gridCol w:w="1822"/>
-        <w:gridCol w:w="929"/>
-        <w:gridCol w:w="929"/>
-        <w:gridCol w:w="1054"/>
-        <w:gridCol w:w="1147"/>
-        <w:gridCol w:w="1098"/>
+        <w:gridCol w:w="1824"/>
+        <w:gridCol w:w="943"/>
+        <w:gridCol w:w="943"/>
+        <w:gridCol w:w="1035"/>
+        <w:gridCol w:w="1137"/>
+        <w:gridCol w:w="1097"/>
       </w:tblGrid>
       <w:tr>
         <w:tblPrEx>
@@ -1227,6 +1177,7 @@
     <w:p>
       <w:pPr>
         <w:pStyle w:val="6"/>
+        <w:ind w:firstLine="720" w:firstLineChars="0"/>
         <w:rPr>
           <w:rFonts w:cstheme="minorHAnsi"/>
           <w:b/>
@@ -1324,7 +1275,24 @@
           <w:sz w:val="15"/>
           <w:szCs w:val="15"/>
         </w:rPr>
-        <w:t>Further violations beyond this limit will result in appropriate disciplinary actions.</w:t>
+        <w:t>Further</w:t>
+      </w:r>
+      <w:r>
+        <w:rPr>
+          <w:rFonts w:hint="default" w:cstheme="minorHAnsi"/>
+          <w:sz w:val="15"/>
+          <w:szCs w:val="15"/>
+          <w:lang w:val="en-US"/>
+        </w:rPr>
+        <w:t xml:space="preserve"> </w:t>
+      </w:r>
+      <w:r>
+        <w:rPr>
+          <w:rFonts w:cstheme="minorHAnsi"/>
+          <w:sz w:val="15"/>
+          <w:szCs w:val="15"/>
+        </w:rPr>
+        <w:t>violations beyond this limit will result in appropriate disciplinary actions.</w:t>
       </w:r>
     </w:p>
     <w:p>
@@ -1332,9 +1300,9 @@
         <w:pStyle w:val="6"/>
         <w:numPr>
           <w:ilvl w:val="0"/>
-          <w:numId w:val="1"/>
+          <w:numId w:val="0"/>
         </w:numPr>
-        <w:ind w:left="420" w:leftChars="0" w:hanging="420" w:firstLineChars="0"/>
+        <w:ind w:leftChars="0"/>
         <w:rPr>
           <w:rFonts w:cstheme="minorHAnsi"/>
           <w:sz w:val="15"/>
@@ -1398,8 +1366,80 @@
     </w:p>
     <w:p>
       <w:pPr>
+        <w:pStyle w:val="6"/>
+        <w:numPr>
+          <w:ilvl w:val="0"/>
+          <w:numId w:val="0"/>
+        </w:numPr>
+        <w:tabs>
+          <w:tab w:val="left" w:pos="420"/>
+        </w:tabs>
+        <w:spacing w:after="0" w:line="240" w:lineRule="auto"/>
+        <w:rPr>
+          <w:rFonts w:cstheme="minorHAnsi"/>
+          <w:sz w:val="15"/>
+          <w:szCs w:val="15"/>
+        </w:rPr>
+      </w:pPr>
+    </w:p>
+    <w:p>
+      <w:pPr>
+        <w:pStyle w:val="6"/>
+        <w:numPr>
+          <w:ilvl w:val="0"/>
+          <w:numId w:val="0"/>
+        </w:numPr>
+        <w:tabs>
+          <w:tab w:val="left" w:pos="420"/>
+        </w:tabs>
+        <w:spacing w:after="0" w:line="240" w:lineRule="auto"/>
+        <w:rPr>
+          <w:rFonts w:cstheme="minorHAnsi"/>
+          <w:sz w:val="15"/>
+          <w:szCs w:val="15"/>
+        </w:rPr>
+      </w:pPr>
+    </w:p>
+    <w:p>
+      <w:pPr>
+        <w:pStyle w:val="6"/>
+        <w:numPr>
+          <w:ilvl w:val="0"/>
+          <w:numId w:val="0"/>
+        </w:numPr>
+        <w:tabs>
+          <w:tab w:val="left" w:pos="420"/>
+        </w:tabs>
+        <w:spacing w:after="0" w:line="240" w:lineRule="auto"/>
+        <w:rPr>
+          <w:rFonts w:cstheme="minorHAnsi"/>
+          <w:sz w:val="15"/>
+          <w:szCs w:val="15"/>
+        </w:rPr>
+      </w:pPr>
+    </w:p>
+    <w:p>
+      <w:pPr>
+        <w:pStyle w:val="6"/>
+        <w:numPr>
+          <w:ilvl w:val="0"/>
+          <w:numId w:val="0"/>
+        </w:numPr>
+        <w:tabs>
+          <w:tab w:val="left" w:pos="420"/>
+        </w:tabs>
+        <w:spacing w:after="0" w:line="240" w:lineRule="auto"/>
+        <w:rPr>
+          <w:rFonts w:cstheme="minorHAnsi"/>
+          <w:sz w:val="15"/>
+          <w:szCs w:val="15"/>
+        </w:rPr>
+      </w:pPr>
+    </w:p>
+    <w:p>
+      <w:pPr>
         <w:spacing w:line="240" w:lineRule="auto"/>
-        <w:ind w:left="3600" w:leftChars="0" w:firstLine="720" w:firstLineChars="0"/>
+        <w:ind w:firstLine="4727" w:firstLineChars="3150"/>
         <w:jc w:val="both"/>
         <w:rPr>
           <w:rFonts w:hint="default"/>
@@ -1408,11 +1448,13 @@
           <w:sz w:val="15"/>
           <w:szCs w:val="15"/>
           <w:u w:val="none"/>
-          <w:lang w:val="en-PH"/>
-        </w:rPr>
-      </w:pPr>
-      <w:r>
-        <w:rPr>
+          <w:lang w:val="en-US"/>
+        </w:rPr>
+      </w:pPr>
+      <w:r>
+        <w:rPr>
+          <w:b/>
+          <w:bCs/>
           <w:sz w:val="15"/>
         </w:rPr>
         <mc:AlternateContent>
@@ -1421,7 +1463,7 @@
               <wp:anchor distT="0" distB="0" distL="114300" distR="114300" simplePos="0" relativeHeight="251662336" behindDoc="0" locked="0" layoutInCell="1" allowOverlap="1">
                 <wp:simplePos x="0" y="0"/>
                 <wp:positionH relativeFrom="column">
-                  <wp:posOffset>2562860</wp:posOffset>
+                  <wp:posOffset>2713990</wp:posOffset>
                 </wp:positionH>
                 <wp:positionV relativeFrom="paragraph">
                   <wp:posOffset>152400</wp:posOffset>
@@ -1429,7 +1471,7 @@
                 <wp:extent cx="1447165" cy="9525"/>
                 <wp:effectExtent l="0" t="0" r="0" b="0"/>
                 <wp:wrapNone/>
-                <wp:docPr id="6" name="Straight Connector 6"/>
+                <wp:docPr id="4" name="Straight Connector 4"/>
                 <wp:cNvGraphicFramePr/>
                 <a:graphic xmlns:a="http://schemas.openxmlformats.org/drawingml/2006/main">
                   <a:graphicData uri="http://schemas.microsoft.com/office/word/2010/wordprocessingShape">
@@ -1472,7 +1514,7 @@
           </mc:Choice>
           <mc:Fallback>
             <w:pict>
-              <v:line id="_x0000_s1026" o:spid="_x0000_s1026" o:spt="20" style="position:absolute;left:0pt;margin-left:201.8pt;margin-top:12pt;height:0.75pt;width:113.95pt;z-index:251662336;mso-width-relative:page;mso-height-relative:page;" filled="f" stroked="t" coordsize="21600,21600" o:gfxdata="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">
+              <v:line id="_x0000_s1026" o:spid="_x0000_s1026" o:spt="20" style="position:absolute;left:0pt;margin-left:213.7pt;margin-top:12pt;height:0.75pt;width:113.95pt;z-index:251662336;mso-width-relative:page;mso-height-relative:page;" filled="f" stroked="t" coordsize="21600,21600" o:gfxdata="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">
                 <v:fill on="f" focussize="0,0"/>
                 <v:stroke weight="1pt" color="#000000 [3213]" miterlimit="8" joinstyle="miter"/>
                 <v:imagedata o:title=""/>
@@ -1488,28 +1530,24 @@
           <w:b/>
           <w:bCs/>
           <w:sz w:val="15"/>
-          <w:szCs w:val="15"/>
-          <w:u w:val="none"/>
-          <w:lang w:val="en-PH"/>
-        </w:rPr>
-        <w:t>Osas Director/Administrator</w:t>
+          <w:lang w:val="en-US"/>
+        </w:rPr>
+        <w:t>CEDRICK H. ALMAREZ</w:t>
       </w:r>
     </w:p>
     <w:p>
       <w:pPr>
         <w:spacing w:line="240" w:lineRule="auto"/>
-        <w:ind w:left="3600" w:leftChars="0" w:firstLine="720" w:firstLineChars="0"/>
+        <w:ind w:firstLine="4427" w:firstLineChars="2950"/>
         <w:jc w:val="both"/>
         <w:rPr>
           <w:rFonts w:hint="default"/>
           <w:b/>
           <w:bCs/>
-          <w:i/>
-          <w:iCs/>
           <w:sz w:val="15"/>
           <w:szCs w:val="15"/>
           <w:u w:val="none"/>
-          <w:lang w:val="en-PH"/>
+          <w:lang w:val="en-US"/>
         </w:rPr>
       </w:pPr>
       <w:r>
@@ -1517,14 +1555,24 @@
           <w:rFonts w:hint="default"/>
           <w:b/>
           <w:bCs/>
-          <w:i/>
-          <w:iCs/>
           <w:sz w:val="15"/>
           <w:szCs w:val="15"/>
           <w:u w:val="none"/>
           <w:lang w:val="en-PH"/>
         </w:rPr>
-        <w:t>Signature Over Printed Name</w:t>
+        <w:t>Osas Director/Administrato</w:t>
+      </w:r>
+      <w:r>
+        <w:rPr>
+          <w:rFonts w:hint="default"/>
+          <w:b/>
+          <w:bCs/>
+          <w:sz w:val="15"/>
+          <w:szCs w:val="15"/>
+          <w:u w:val="none"/>
+          <w:lang w:val="en-US"/>
+        </w:rPr>
+        <w:t>r</w:t>
       </w:r>
     </w:p>
     <w:p>
@@ -1538,6 +1586,7 @@
           <w:tab w:val="left" w:pos="420"/>
         </w:tabs>
         <w:spacing w:after="0" w:line="240" w:lineRule="auto"/>
+        <w:jc w:val="both"/>
         <w:rPr>
           <w:rFonts w:cstheme="minorHAnsi"/>
           <w:sz w:val="15"/>
@@ -1555,33 +1604,14 @@
           <wp:anchor distT="0" distB="0" distL="114300" distR="114300" simplePos="0" relativeHeight="251660288" behindDoc="1" locked="0" layoutInCell="1" allowOverlap="1">
             <wp:simplePos x="0" y="0"/>
             <wp:positionH relativeFrom="column">
-              <wp:posOffset>188595</wp:posOffset>
+              <wp:posOffset>655320</wp:posOffset>
             </wp:positionH>
             <wp:positionV relativeFrom="paragraph">
-              <wp:posOffset>-767080</wp:posOffset>
+              <wp:posOffset>-723900</wp:posOffset>
             </wp:positionV>
-            <wp:extent cx="4083050" cy="826135"/>
-            <wp:effectExtent l="0" t="0" r="12700" b="12700"/>
-            <wp:wrapThrough wrapText="bothSides">
-              <wp:wrapPolygon>
-                <wp:start x="15016" y="1992"/>
-                <wp:lineTo x="2721" y="1992"/>
-                <wp:lineTo x="605" y="2988"/>
-                <wp:lineTo x="605" y="9962"/>
-                <wp:lineTo x="202" y="17931"/>
-                <wp:lineTo x="202" y="18429"/>
-                <wp:lineTo x="2822" y="20919"/>
-                <wp:lineTo x="3124" y="20919"/>
-                <wp:lineTo x="14210" y="20919"/>
-                <wp:lineTo x="15923" y="20919"/>
-                <wp:lineTo x="20659" y="18927"/>
-                <wp:lineTo x="21466" y="11456"/>
-                <wp:lineTo x="21466" y="7969"/>
-                <wp:lineTo x="20659" y="3487"/>
-                <wp:lineTo x="20055" y="1992"/>
-                <wp:lineTo x="15016" y="1992"/>
-              </wp:wrapPolygon>
-            </wp:wrapThrough>
+            <wp:extent cx="3253740" cy="658495"/>
+            <wp:effectExtent l="0" t="0" r="41910" b="46990"/>
+            <wp:wrapNone/>
             <wp:docPr id="2" name="Picture 2" descr="WPS Photo(1)"/>
             <wp:cNvGraphicFramePr>
               <a:graphicFrameLocks xmlns:a="http://schemas.openxmlformats.org/drawingml/2006/main" noChangeAspect="1"/>
@@ -1604,7 +1634,7 @@
                   <pic:spPr>
                     <a:xfrm>
                       <a:off x="0" y="0"/>
-                      <a:ext cx="4083050" cy="826135"/>
+                      <a:ext cx="3253740" cy="658495"/>
                     </a:xfrm>
                     <a:prstGeom prst="rect">
                       <a:avLst/>
@@ -1616,6 +1646,25 @@
           </wp:anchor>
         </w:drawing>
       </w:r>
+      <w:r>
+        <w:rPr>
+          <w:rFonts w:hint="default"/>
+          <w:sz w:val="15"/>
+          <w:szCs w:val="15"/>
+          <w:lang w:val="en-US"/>
+        </w:rPr>
+        <w:t xml:space="preserve">                                                                                                </w:t>
+      </w:r>
+      <w:r>
+        <w:rPr>
+          <w:rFonts w:ascii="Century Gothic" w:hAnsi="Century Gothic"/>
+          <w:b/>
+          <w:bCs/>
+          <w:sz w:val="15"/>
+          <w:szCs w:val="15"/>
+        </w:rPr>
+        <w:t>ENTRANCE SLIP</w:t>
+      </w:r>
     </w:p>
     <w:p>
       <w:pPr>
@@ -1638,49 +1687,38 @@
     <w:p>
       <w:pPr>
         <w:pStyle w:val="6"/>
-        <w:numPr>
-          <w:ilvl w:val="0"/>
-          <w:numId w:val="0"/>
-        </w:numPr>
-        <w:tabs>
-          <w:tab w:val="left" w:pos="420"/>
-        </w:tabs>
-        <w:spacing w:after="0" w:line="240" w:lineRule="auto"/>
-        <w:jc w:val="center"/>
-        <w:rPr>
-          <w:rFonts w:cstheme="minorHAnsi"/>
-          <w:sz w:val="15"/>
-          <w:szCs w:val="15"/>
-        </w:rPr>
-      </w:pPr>
-      <w:r>
+        <w:ind w:firstLine="375" w:firstLineChars="250"/>
         <w:rPr>
           <w:rFonts w:ascii="Century Gothic" w:hAnsi="Century Gothic"/>
-          <w:b/>
-          <w:bCs/>
-          <w:sz w:val="15"/>
-          <w:szCs w:val="15"/>
-        </w:rPr>
-        <w:t>ENTRANCE SLIP</w:t>
-      </w:r>
-    </w:p>
-    <w:p>
-      <w:pPr>
-        <w:pStyle w:val="6"/>
-        <w:numPr>
-          <w:ilvl w:val="0"/>
-          <w:numId w:val="0"/>
-        </w:numPr>
-        <w:tabs>
-          <w:tab w:val="left" w:pos="420"/>
-        </w:tabs>
-        <w:spacing w:after="0" w:line="240" w:lineRule="auto"/>
-        <w:rPr>
-          <w:rFonts w:cstheme="minorHAnsi"/>
-          <w:sz w:val="15"/>
-          <w:szCs w:val="15"/>
-        </w:rPr>
-      </w:pPr>
+          <w:sz w:val="15"/>
+          <w:szCs w:val="15"/>
+        </w:rPr>
+      </w:pPr>
+      <w:r>
+        <w:rPr>
+          <w:rFonts w:ascii="Century Gothic" w:hAnsi="Century Gothic"/>
+          <w:sz w:val="15"/>
+          <w:szCs w:val="15"/>
+        </w:rPr>
+        <w:t xml:space="preserve">ID Number: </w:t>
+      </w:r>
+      <w:r>
+        <w:rPr>
+          <w:rFonts w:hint="default" w:ascii="Century Gothic" w:hAnsi="Century Gothic"/>
+          <w:sz w:val="15"/>
+          <w:szCs w:val="15"/>
+          <w:lang w:val="en-PH"/>
+        </w:rPr>
+        <w:t>_________________________</w:t>
+      </w:r>
+      <w:r>
+        <w:rPr>
+          <w:rFonts w:ascii="Century Gothic" w:hAnsi="Century Gothic"/>
+          <w:sz w:val="15"/>
+          <w:szCs w:val="15"/>
+        </w:rPr>
+        <w:t>Course and Year:________________</w:t>
+      </w:r>
     </w:p>
     <w:p>
       <w:pPr>
@@ -1698,66 +1736,8 @@
           <w:sz w:val="15"/>
           <w:szCs w:val="15"/>
         </w:rPr>
-        <w:t xml:space="preserve">ID Number: </w:t>
-      </w:r>
-      <w:r>
-        <w:rPr>
-          <w:rFonts w:hint="default" w:ascii="Century Gothic" w:hAnsi="Century Gothic"/>
-          <w:sz w:val="15"/>
-          <w:szCs w:val="15"/>
-          <w:lang w:val="en-PH"/>
-        </w:rPr>
-        <w:t>_________________________</w:t>
-      </w:r>
-      <w:r>
-        <w:rPr>
-          <w:rFonts w:ascii="Century Gothic" w:hAnsi="Century Gothic"/>
-          <w:sz w:val="15"/>
-          <w:szCs w:val="15"/>
-        </w:rPr>
-        <w:t>Course and Year:________________</w:t>
-      </w:r>
-    </w:p>
-    <w:p>
-      <w:pPr>
-        <w:pStyle w:val="6"/>
-        <w:ind w:left="720" w:leftChars="0" w:firstLine="720" w:firstLineChars="0"/>
-        <w:rPr>
-          <w:rFonts w:ascii="Century Gothic" w:hAnsi="Century Gothic"/>
-          <w:sz w:val="15"/>
-          <w:szCs w:val="15"/>
-        </w:rPr>
-      </w:pPr>
-    </w:p>
-    <w:p>
-      <w:pPr>
-        <w:pStyle w:val="6"/>
-        <w:ind w:firstLine="375" w:firstLineChars="250"/>
-        <w:rPr>
-          <w:rFonts w:ascii="Century Gothic" w:hAnsi="Century Gothic"/>
-          <w:sz w:val="15"/>
-          <w:szCs w:val="15"/>
-        </w:rPr>
-      </w:pPr>
-      <w:r>
-        <w:rPr>
-          <w:rFonts w:ascii="Century Gothic" w:hAnsi="Century Gothic"/>
-          <w:sz w:val="15"/>
-          <w:szCs w:val="15"/>
-        </w:rPr>
         <w:t>Name: ______________________________________</w:t>
       </w:r>
-    </w:p>
-    <w:p>
-      <w:pPr>
-        <w:pStyle w:val="6"/>
-        <w:ind w:firstLine="375" w:firstLineChars="250"/>
-        <w:rPr>
-          <w:rFonts w:ascii="Century Gothic" w:hAnsi="Century Gothic"/>
-          <w:sz w:val="15"/>
-          <w:szCs w:val="15"/>
-        </w:rPr>
-      </w:pPr>
     </w:p>
     <w:tbl>
       <w:tblPr>
@@ -1775,12 +1755,12 @@
         </w:tblCellMar>
       </w:tblPr>
       <w:tblGrid>
-        <w:gridCol w:w="1822"/>
-        <w:gridCol w:w="929"/>
-        <w:gridCol w:w="929"/>
-        <w:gridCol w:w="1054"/>
-        <w:gridCol w:w="1147"/>
-        <w:gridCol w:w="1098"/>
+        <w:gridCol w:w="1824"/>
+        <w:gridCol w:w="943"/>
+        <w:gridCol w:w="943"/>
+        <w:gridCol w:w="1035"/>
+        <w:gridCol w:w="1137"/>
+        <w:gridCol w:w="1097"/>
       </w:tblGrid>
       <w:tr>
         <w:tblPrEx>
@@ -1792,7 +1772,7 @@
           </w:tblCellMar>
         </w:tblPrEx>
         <w:trPr>
-          <w:trHeight w:val="660" w:hRule="atLeast"/>
+          <w:trHeight w:val="639" w:hRule="atLeast"/>
         </w:trPr>
         <w:tc>
           <w:tcPr>
@@ -2553,7 +2533,7 @@
           </w:tblCellMar>
         </w:tblPrEx>
         <w:trPr>
-          <w:trHeight w:val="744" w:hRule="atLeast"/>
+          <w:trHeight w:val="588" w:hRule="atLeast"/>
         </w:trPr>
         <w:tc>
           <w:tcPr>
@@ -2898,12 +2878,29 @@
           <w:szCs w:val="15"/>
         </w:rPr>
       </w:pPr>
+    </w:p>
+    <w:p>
+      <w:pPr>
+        <w:jc w:val="both"/>
+        <w:rPr>
+          <w:sz w:val="15"/>
+          <w:szCs w:val="15"/>
+        </w:rPr>
+      </w:pPr>
+    </w:p>
+    <w:p>
+      <w:pPr>
+        <w:jc w:val="both"/>
+        <w:rPr>
+          <w:sz w:val="15"/>
+          <w:szCs w:val="15"/>
+        </w:rPr>
+      </w:pPr>
       <w:bookmarkStart w:id="0" w:name="_GoBack"/>
       <w:bookmarkEnd w:id="0"/>
     </w:p>
     <w:p>
       <w:pPr>
-        <w:ind w:left="5040" w:leftChars="0" w:firstLine="720" w:firstLineChars="0"/>
         <w:jc w:val="both"/>
         <w:rPr>
           <w:sz w:val="15"/>
@@ -2914,7 +2911,7 @@
     <w:p>
       <w:pPr>
         <w:spacing w:line="240" w:lineRule="auto"/>
-        <w:ind w:left="3600" w:leftChars="0" w:firstLine="1015" w:firstLineChars="677"/>
+        <w:ind w:firstLine="4727" w:firstLineChars="3150"/>
         <w:jc w:val="both"/>
         <w:rPr>
           <w:rFonts w:hint="default"/>
@@ -2923,11 +2920,13 @@
           <w:sz w:val="15"/>
           <w:szCs w:val="15"/>
           <w:u w:val="none"/>
-          <w:lang w:val="en-PH"/>
-        </w:rPr>
-      </w:pPr>
-      <w:r>
-        <w:rPr>
+          <w:lang w:val="en-US"/>
+        </w:rPr>
+      </w:pPr>
+      <w:r>
+        <w:rPr>
+          <w:b/>
+          <w:bCs/>
           <w:sz w:val="15"/>
         </w:rPr>
         <mc:AlternateContent>
@@ -3003,17 +3002,55 @@
           <w:b/>
           <w:bCs/>
           <w:sz w:val="15"/>
+          <w:lang w:val="en-US"/>
+        </w:rPr>
+        <w:t>CEDRICK H. ALMAREZ</w:t>
+      </w:r>
+    </w:p>
+    <w:p>
+      <w:pPr>
+        <w:spacing w:line="240" w:lineRule="auto"/>
+        <w:ind w:firstLine="4427" w:firstLineChars="2950"/>
+        <w:jc w:val="both"/>
+        <w:rPr>
+          <w:rFonts w:hint="default"/>
+          <w:b/>
+          <w:bCs/>
+          <w:sz w:val="15"/>
+          <w:szCs w:val="15"/>
+          <w:u w:val="none"/>
+          <w:lang w:val="en-US"/>
+        </w:rPr>
+      </w:pPr>
+      <w:r>
+        <w:rPr>
+          <w:rFonts w:hint="default"/>
+          <w:b/>
+          <w:bCs/>
+          <w:sz w:val="15"/>
           <w:szCs w:val="15"/>
           <w:u w:val="none"/>
           <w:lang w:val="en-PH"/>
         </w:rPr>
-        <w:t>Osas Director/Administrator</w:t>
+        <w:t>Osas Director/Administrato</w:t>
+      </w:r>
+      <w:r>
+        <w:rPr>
+          <w:rFonts w:hint="default"/>
+          <w:b/>
+          <w:bCs/>
+          <w:sz w:val="15"/>
+          <w:szCs w:val="15"/>
+          <w:u w:val="none"/>
+          <w:lang w:val="en-US"/>
+        </w:rPr>
+        <w:t>r</w:t>
       </w:r>
     </w:p>
     <w:p>
       <w:pPr>
         <w:spacing w:line="240" w:lineRule="auto"/>
-        <w:ind w:left="3600" w:leftChars="0" w:firstLine="1016" w:firstLineChars="677"/>
+        <w:ind w:firstLine="4502" w:firstLineChars="3000"/>
         <w:jc w:val="both"/>
         <w:rPr>
           <w:rFonts w:hint="default"/>
@@ -3027,20 +3064,6 @@
           <w:lang w:val="en-PH"/>
         </w:rPr>
       </w:pPr>
-      <w:r>
-        <w:rPr>
-          <w:rFonts w:hint="default"/>
-          <w:b/>
-          <w:bCs/>
-          <w:i/>
-          <w:iCs/>
-          <w:sz w:val="15"/>
-          <w:szCs w:val="15"/>
-          <w:u w:val="none"/>
-          <w:lang w:val="en-PH"/>
-        </w:rPr>
-        <w:t>Signature Over Printed Name</w:t>
-      </w:r>
     </w:p>
     <w:sectPr>
       <w:pgSz w:w="16838" w:h="11906" w:orient="landscape"/>
@@ -3175,7 +3198,7 @@
     <w:lsdException w:unhideWhenUsed="0" w:uiPriority="0" w:semiHidden="0" w:name="Normal Indent"/>
     <w:lsdException w:unhideWhenUsed="0" w:uiPriority="0" w:semiHidden="0" w:name="footnote text"/>
     <w:lsdException w:unhideWhenUsed="0" w:uiPriority="0" w:semiHidden="0" w:name="annotation text"/>
-    <w:lsdException w:unhideWhenUsed="0" w:uiPriority="0" w:semiHidden="0" w:name="header"/>
+    <w:lsdException w:qFormat="1" w:unhideWhenUsed="0" w:uiPriority="0" w:semiHidden="0" w:name="header"/>
     <w:lsdException w:unhideWhenUsed="0" w:uiPriority="0" w:semiHidden="0" w:name="footer"/>
     <w:lsdException w:unhideWhenUsed="0" w:uiPriority="0" w:semiHidden="0" w:name="index heading"/>
     <w:lsdException w:qFormat="1" w:uiPriority="0" w:name="caption"/>
@@ -3450,6 +3473,7 @@
   <w:style w:type="paragraph" w:styleId="5">
     <w:name w:val="header"/>
     <w:basedOn w:val="1"/>
+    <w:qFormat/>
     <w:uiPriority w:val="0"/>
     <w:pPr>
       <w:tabs>

--- a/app/assets/SLIP.docx
+++ b/app/assets/SLIP.docx
@@ -163,12 +163,12 @@
         </w:tblCellMar>
       </w:tblPr>
       <w:tblGrid>
-        <w:gridCol w:w="1824"/>
-        <w:gridCol w:w="943"/>
-        <w:gridCol w:w="943"/>
-        <w:gridCol w:w="1035"/>
-        <w:gridCol w:w="1137"/>
-        <w:gridCol w:w="1097"/>
+        <w:gridCol w:w="1822"/>
+        <w:gridCol w:w="929"/>
+        <w:gridCol w:w="929"/>
+        <w:gridCol w:w="1054"/>
+        <w:gridCol w:w="1147"/>
+        <w:gridCol w:w="1098"/>
       </w:tblGrid>
       <w:tr>
         <w:tblPrEx>
@@ -1560,8 +1560,10 @@
           <w:u w:val="none"/>
           <w:lang w:val="en-PH"/>
         </w:rPr>
-        <w:t>Osas Director/Administrato</w:t>
-      </w:r>
+        <w:t>Osas Directo</w:t>
+      </w:r>
+      <w:bookmarkStart w:id="0" w:name="_GoBack"/>
+      <w:bookmarkEnd w:id="0"/>
       <w:r>
         <w:rPr>
           <w:rFonts w:hint="default"/>
@@ -1570,10 +1572,53 @@
           <w:sz w:val="15"/>
           <w:szCs w:val="15"/>
           <w:u w:val="none"/>
+          <w:lang w:val="en-PH"/>
+        </w:rPr>
+        <w:t>r/Administrato</w:t>
+      </w:r>
+      <w:r>
+        <w:rPr>
+          <w:rFonts w:hint="default"/>
+          <w:b/>
+          <w:bCs/>
+          <w:sz w:val="15"/>
+          <w:szCs w:val="15"/>
+          <w:u w:val="none"/>
           <w:lang w:val="en-US"/>
         </w:rPr>
         <w:t>r</w:t>
       </w:r>
+    </w:p>
+    <w:p>
+      <w:pPr>
+        <w:spacing w:line="240" w:lineRule="auto"/>
+        <w:ind w:firstLine="4427" w:firstLineChars="2950"/>
+        <w:jc w:val="both"/>
+        <w:rPr>
+          <w:rFonts w:hint="default"/>
+          <w:b/>
+          <w:bCs/>
+          <w:sz w:val="15"/>
+          <w:szCs w:val="15"/>
+          <w:u w:val="none"/>
+          <w:lang w:val="en-US"/>
+        </w:rPr>
+      </w:pPr>
+    </w:p>
+    <w:p>
+      <w:pPr>
+        <w:spacing w:line="240" w:lineRule="auto"/>
+        <w:jc w:val="both"/>
+        <w:rPr>
+          <w:rFonts w:hint="default"/>
+          <w:b/>
+          <w:bCs/>
+          <w:sz w:val="15"/>
+          <w:szCs w:val="15"/>
+          <w:u w:val="none"/>
+          <w:lang w:val="en-US"/>
+        </w:rPr>
+      </w:pPr>
     </w:p>
     <w:p>
       <w:pPr>
@@ -1755,12 +1800,12 @@
         </w:tblCellMar>
       </w:tblPr>
       <w:tblGrid>
-        <w:gridCol w:w="1824"/>
-        <w:gridCol w:w="943"/>
-        <w:gridCol w:w="943"/>
-        <w:gridCol w:w="1035"/>
-        <w:gridCol w:w="1137"/>
-        <w:gridCol w:w="1097"/>
+        <w:gridCol w:w="1822"/>
+        <w:gridCol w:w="929"/>
+        <w:gridCol w:w="929"/>
+        <w:gridCol w:w="1054"/>
+        <w:gridCol w:w="1147"/>
+        <w:gridCol w:w="1098"/>
       </w:tblGrid>
       <w:tr>
         <w:tblPrEx>
@@ -2887,17 +2932,6 @@
           <w:szCs w:val="15"/>
         </w:rPr>
       </w:pPr>
-    </w:p>
-    <w:p>
-      <w:pPr>
-        <w:jc w:val="both"/>
-        <w:rPr>
-          <w:sz w:val="15"/>
-          <w:szCs w:val="15"/>
-        </w:rPr>
-      </w:pPr>
-      <w:bookmarkStart w:id="0" w:name="_GoBack"/>
-      <w:bookmarkEnd w:id="0"/>
     </w:p>
     <w:p>
       <w:pPr>
@@ -3199,7 +3233,7 @@
     <w:lsdException w:unhideWhenUsed="0" w:uiPriority="0" w:semiHidden="0" w:name="footnote text"/>
     <w:lsdException w:unhideWhenUsed="0" w:uiPriority="0" w:semiHidden="0" w:name="annotation text"/>
     <w:lsdException w:qFormat="1" w:unhideWhenUsed="0" w:uiPriority="0" w:semiHidden="0" w:name="header"/>
-    <w:lsdException w:unhideWhenUsed="0" w:uiPriority="0" w:semiHidden="0" w:name="footer"/>
+    <w:lsdException w:qFormat="1" w:unhideWhenUsed="0" w:uiPriority="0" w:semiHidden="0" w:name="footer"/>
     <w:lsdException w:unhideWhenUsed="0" w:uiPriority="0" w:semiHidden="0" w:name="index heading"/>
     <w:lsdException w:qFormat="1" w:uiPriority="0" w:name="caption"/>
     <w:lsdException w:unhideWhenUsed="0" w:uiPriority="0" w:semiHidden="0" w:name="table of figures"/>
@@ -3456,6 +3490,7 @@
   <w:style w:type="paragraph" w:styleId="4">
     <w:name w:val="footer"/>
     <w:basedOn w:val="1"/>
+    <w:qFormat/>
     <w:uiPriority w:val="0"/>
     <w:pPr>
       <w:tabs>

--- a/app/assets/SLIP.docx
+++ b/app/assets/SLIP.docx
@@ -4,7 +4,7 @@
   <w:body>
     <w:p>
       <w:pPr>
-        <w:ind w:firstLine="2475" w:firstLineChars="1650"/>
+        <w:ind w:firstLine="2175" w:firstLineChars="1450"/>
         <w:rPr>
           <w:rFonts w:hint="default" w:ascii="Century Gothic" w:hAnsi="Century Gothic"/>
           <w:sz w:val="15"/>
@@ -1560,21 +1560,7 @@
           <w:u w:val="none"/>
           <w:lang w:val="en-PH"/>
         </w:rPr>
-        <w:t>Osas Directo</w:t>
-      </w:r>
-      <w:bookmarkStart w:id="0" w:name="_GoBack"/>
-      <w:bookmarkEnd w:id="0"/>
-      <w:r>
-        <w:rPr>
-          <w:rFonts w:hint="default"/>
-          <w:b/>
-          <w:bCs/>
-          <w:sz w:val="15"/>
-          <w:szCs w:val="15"/>
-          <w:u w:val="none"/>
-          <w:lang w:val="en-PH"/>
-        </w:rPr>
-        <w:t>r/Administrato</w:t>
+        <w:t>Osas Director/Administrato</w:t>
       </w:r>
       <w:r>
         <w:rPr>
@@ -1698,7 +1684,7 @@
           <w:szCs w:val="15"/>
           <w:lang w:val="en-US"/>
         </w:rPr>
-        <w:t xml:space="preserve">                                                                                                </w:t>
+        <w:t xml:space="preserve">                                                                                 </w:t>
       </w:r>
       <w:r>
         <w:rPr>
@@ -1754,7 +1740,18 @@
           <w:szCs w:val="15"/>
           <w:lang w:val="en-PH"/>
         </w:rPr>
-        <w:t>_________________________</w:t>
+        <w:t>_</w:t>
+      </w:r>
+      <w:bookmarkStart w:id="0" w:name="_GoBack"/>
+      <w:bookmarkEnd w:id="0"/>
+      <w:r>
+        <w:rPr>
+          <w:rFonts w:hint="default" w:ascii="Century Gothic" w:hAnsi="Century Gothic"/>
+          <w:sz w:val="15"/>
+          <w:szCs w:val="15"/>
+          <w:lang w:val="en-PH"/>
+        </w:rPr>
+        <w:t>________________________</w:t>
       </w:r>
       <w:r>
         <w:rPr>

--- a/app/assets/SLIP.docx
+++ b/app/assets/SLIP.docx
@@ -1740,19 +1740,10 @@
           <w:szCs w:val="15"/>
           <w:lang w:val="en-PH"/>
         </w:rPr>
-        <w:t>_</w:t>
+        <w:t>_______________</w:t>
       </w:r>
       <w:bookmarkStart w:id="0" w:name="_GoBack"/>
       <w:bookmarkEnd w:id="0"/>
-      <w:r>
-        <w:rPr>
-          <w:rFonts w:hint="default" w:ascii="Century Gothic" w:hAnsi="Century Gothic"/>
-          <w:sz w:val="15"/>
-          <w:szCs w:val="15"/>
-          <w:lang w:val="en-PH"/>
-        </w:rPr>
-        <w:t>________________________</w:t>
-      </w:r>
       <w:r>
         <w:rPr>
           <w:rFonts w:ascii="Century Gothic" w:hAnsi="Century Gothic"/>

--- a/app/assets/SLIP.docx
+++ b/app/assets/SLIP.docx
@@ -1,6 +1,6 @@
 
 <file path=word/document.xml><?xml version="1.0" encoding="utf-8"?>
-<w:document xmlns:wpc="http://schemas.microsoft.com/office/word/2010/wordprocessingCanvas" xmlns:mc="http://schemas.openxmlformats.org/markup-compatibility/2006" xmlns:o="urn:schemas-microsoft-com:office:office" xmlns:r="http://schemas.openxmlformats.org/officeDocument/2006/relationships" xmlns:m="http://schemas.openxmlformats.org/officeDocument/2006/math" xmlns:v="urn:schemas-microsoft-com:vml" xmlns:wp14="http://schemas.microsoft.com/office/word/2010/wordprocessingDrawing" xmlns:wp="http://schemas.openxmlformats.org/drawingml/2006/wordprocessingDrawing" xmlns:w="http://schemas.openxmlformats.org/wordprocessingml/2006/main" xmlns:w14="http://schemas.microsoft.com/office/word/2010/wordml" xmlns:w10="urn:schemas-microsoft-com:office:word" xmlns:w15="http://schemas.microsoft.com/office/word/2012/wordml" xmlns:wpg="http://schemas.microsoft.com/office/word/2010/wordprocessingGroup" xmlns:wpi="http://schemas.microsoft.com/office/word/2010/wordprocessingInk" xmlns:wne="http://schemas.microsoft.com/office/word/2006/wordml" xmlns:wps="http://schemas.microsoft.com/office/word/2010/wordprocessingShape" xmlns:wpsCustomData="http://www.wps.cn/officeDocument/2013/wpsCustomData" mc:Ignorable="w14 w15 wp14">
+<w:document xmlns:wpc="http://schemas.microsoft.com/office/word/2010/wordprocessingCanvas" xmlns:cx="http://schemas.microsoft.com/office/drawing/2014/chartex" xmlns:cx1="http://schemas.microsoft.com/office/drawing/2015/9/8/chartex" xmlns:cx2="http://schemas.microsoft.com/office/drawing/2015/10/21/chartex" xmlns:cx3="http://schemas.microsoft.com/office/drawing/2016/5/9/chartex" xmlns:cx4="http://schemas.microsoft.com/office/drawing/2016/5/10/chartex" xmlns:cx5="http://schemas.microsoft.com/office/drawing/2016/5/11/chartex" xmlns:cx6="http://schemas.microsoft.com/office/drawing/2016/5/12/chartex" xmlns:cx7="http://schemas.microsoft.com/office/drawing/2016/5/13/chartex" xmlns:cx8="http://schemas.microsoft.com/office/drawing/2016/5/14/chartex" xmlns:mc="http://schemas.openxmlformats.org/markup-compatibility/2006" xmlns:o="urn:schemas-microsoft-com:office:office" xmlns:r="http://schemas.openxmlformats.org/officeDocument/2006/relationships" xmlns:m="http://schemas.openxmlformats.org/officeDocument/2006/math" xmlns:v="urn:schemas-microsoft-com:vml" xmlns:wp14="http://schemas.microsoft.com/office/word/2010/wordprocessingDrawing" xmlns:wp="http://schemas.openxmlformats.org/drawingml/2006/wordprocessingDrawing" xmlns:w="http://schemas.openxmlformats.org/wordprocessingml/2006/main" xmlns:w14="http://schemas.microsoft.com/office/word/2010/wordml" xmlns:w10="urn:schemas-microsoft-com:office:word" xmlns:w15="http://schemas.microsoft.com/office/word/2012/wordml" xmlns:wpg="http://schemas.microsoft.com/office/word/2010/wordprocessingGroup" xmlns:wpi="http://schemas.microsoft.com/office/word/2010/wordprocessingInk" xmlns:wne="http://schemas.microsoft.com/office/word/2006/wordml" xmlns:wps="http://schemas.microsoft.com/office/word/2010/wordprocessingShape" xmlns:wpsCustomData="http://www.wps.cn/officeDocument/2013/wpsCustomData" mc:Ignorable="w14 w15 wp14">
   <w:body>
     <w:p>
       <w:pPr>
@@ -163,12 +163,12 @@
         </w:tblCellMar>
       </w:tblPr>
       <w:tblGrid>
-        <w:gridCol w:w="1822"/>
-        <w:gridCol w:w="929"/>
-        <w:gridCol w:w="929"/>
-        <w:gridCol w:w="1054"/>
-        <w:gridCol w:w="1147"/>
-        <w:gridCol w:w="1098"/>
+        <w:gridCol w:w="1824"/>
+        <w:gridCol w:w="943"/>
+        <w:gridCol w:w="943"/>
+        <w:gridCol w:w="1035"/>
+        <w:gridCol w:w="1137"/>
+        <w:gridCol w:w="1097"/>
       </w:tblGrid>
       <w:tr>
         <w:tblPrEx>
@@ -1190,110 +1190,17 @@
     <w:p>
       <w:pPr>
         <w:pStyle w:val="6"/>
-        <w:rPr>
-          <w:rFonts w:cstheme="minorHAnsi"/>
-          <w:b/>
-          <w:bCs/>
-          <w:sz w:val="15"/>
-          <w:szCs w:val="15"/>
-        </w:rPr>
-      </w:pPr>
-      <w:r>
-        <w:rPr>
-          <w:rFonts w:cstheme="minorHAnsi"/>
-          <w:b/>
-          <w:bCs/>
-          <w:sz w:val="15"/>
-          <w:szCs w:val="15"/>
-        </w:rPr>
-        <w:t>Permission Validity:</w:t>
-      </w:r>
-    </w:p>
-    <w:p>
-      <w:pPr>
-        <w:pStyle w:val="6"/>
         <w:numPr>
           <w:ilvl w:val="0"/>
-          <w:numId w:val="1"/>
+          <w:numId w:val="0"/>
         </w:numPr>
-        <w:ind w:left="420" w:leftChars="0" w:hanging="420" w:firstLineChars="0"/>
+        <w:ind w:leftChars="0"/>
         <w:rPr>
           <w:rFonts w:cstheme="minorHAnsi"/>
           <w:sz w:val="15"/>
           <w:szCs w:val="15"/>
         </w:rPr>
       </w:pPr>
-      <w:r>
-        <w:rPr>
-          <w:rFonts w:cstheme="minorHAnsi"/>
-          <w:sz w:val="15"/>
-          <w:szCs w:val="15"/>
-        </w:rPr>
-        <w:t>Allowed until 2 permissions per month for the listed violation(s).</w:t>
-      </w:r>
-    </w:p>
-    <w:p>
-      <w:pPr>
-        <w:pStyle w:val="6"/>
-        <w:numPr>
-          <w:ilvl w:val="0"/>
-          <w:numId w:val="1"/>
-        </w:numPr>
-        <w:ind w:left="420" w:leftChars="0" w:hanging="420" w:firstLineChars="0"/>
-        <w:rPr>
-          <w:rFonts w:cstheme="minorHAnsi"/>
-          <w:sz w:val="15"/>
-          <w:szCs w:val="15"/>
-        </w:rPr>
-      </w:pPr>
-      <w:r>
-        <w:rPr>
-          <w:rFonts w:cstheme="minorHAnsi"/>
-          <w:sz w:val="15"/>
-          <w:szCs w:val="15"/>
-        </w:rPr>
-        <w:t>Allowed if there is a valid reason.</w:t>
-      </w:r>
-    </w:p>
-    <w:p>
-      <w:pPr>
-        <w:pStyle w:val="6"/>
-        <w:numPr>
-          <w:ilvl w:val="0"/>
-          <w:numId w:val="1"/>
-        </w:numPr>
-        <w:ind w:left="420" w:leftChars="0" w:hanging="420" w:firstLineChars="0"/>
-        <w:rPr>
-          <w:rFonts w:cstheme="minorHAnsi"/>
-          <w:sz w:val="15"/>
-          <w:szCs w:val="15"/>
-        </w:rPr>
-      </w:pPr>
-      <w:r>
-        <w:rPr>
-          <w:rFonts w:cstheme="minorHAnsi"/>
-          <w:sz w:val="15"/>
-          <w:szCs w:val="15"/>
-        </w:rPr>
-        <w:t>Further</w:t>
-      </w:r>
-      <w:r>
-        <w:rPr>
-          <w:rFonts w:hint="default" w:cstheme="minorHAnsi"/>
-          <w:sz w:val="15"/>
-          <w:szCs w:val="15"/>
-          <w:lang w:val="en-US"/>
-        </w:rPr>
-        <w:t xml:space="preserve"> </w:t>
-      </w:r>
-      <w:r>
-        <w:rPr>
-          <w:rFonts w:cstheme="minorHAnsi"/>
-          <w:sz w:val="15"/>
-          <w:szCs w:val="15"/>
-        </w:rPr>
-        <w:t>violations beyond this limit will result in appropriate disciplinary actions.</w:t>
-      </w:r>
     </w:p>
     <w:p>
       <w:pPr>
@@ -1303,6 +1210,41 @@
           <w:numId w:val="0"/>
         </w:numPr>
         <w:ind w:leftChars="0"/>
+        <w:rPr>
+          <w:rFonts w:cstheme="minorHAnsi"/>
+          <w:sz w:val="15"/>
+          <w:szCs w:val="15"/>
+        </w:rPr>
+      </w:pPr>
+      <w:bookmarkStart w:id="0" w:name="_GoBack"/>
+      <w:bookmarkEnd w:id="0"/>
+    </w:p>
+    <w:p>
+      <w:pPr>
+        <w:pStyle w:val="6"/>
+        <w:numPr>
+          <w:ilvl w:val="0"/>
+          <w:numId w:val="0"/>
+        </w:numPr>
+        <w:ind w:leftChars="0"/>
+        <w:rPr>
+          <w:rFonts w:cstheme="minorHAnsi"/>
+          <w:sz w:val="15"/>
+          <w:szCs w:val="15"/>
+        </w:rPr>
+      </w:pPr>
+    </w:p>
+    <w:p>
+      <w:pPr>
+        <w:pStyle w:val="6"/>
+        <w:numPr>
+          <w:ilvl w:val="0"/>
+          <w:numId w:val="0"/>
+        </w:numPr>
+        <w:tabs>
+          <w:tab w:val="left" w:pos="420"/>
+        </w:tabs>
+        <w:spacing w:after="0" w:line="240" w:lineRule="auto"/>
         <w:rPr>
           <w:rFonts w:cstheme="minorHAnsi"/>
           <w:sz w:val="15"/>
@@ -1578,22 +1520,6 @@
     <w:p>
       <w:pPr>
         <w:spacing w:line="240" w:lineRule="auto"/>
-        <w:ind w:firstLine="4427" w:firstLineChars="2950"/>
-        <w:jc w:val="both"/>
-        <w:rPr>
-          <w:rFonts w:hint="default"/>
-          <w:b/>
-          <w:bCs/>
-          <w:sz w:val="15"/>
-          <w:szCs w:val="15"/>
-          <w:u w:val="none"/>
-          <w:lang w:val="en-US"/>
-        </w:rPr>
-      </w:pPr>
-    </w:p>
-    <w:p>
-      <w:pPr>
-        <w:spacing w:line="240" w:lineRule="auto"/>
         <w:jc w:val="both"/>
         <w:rPr>
           <w:rFonts w:hint="default"/>
@@ -1742,8 +1668,6 @@
         </w:rPr>
         <w:t>_______________</w:t>
       </w:r>
-      <w:bookmarkStart w:id="0" w:name="_GoBack"/>
-      <w:bookmarkEnd w:id="0"/>
       <w:r>
         <w:rPr>
           <w:rFonts w:ascii="Century Gothic" w:hAnsi="Century Gothic"/>
@@ -1788,12 +1712,12 @@
         </w:tblCellMar>
       </w:tblPr>
       <w:tblGrid>
-        <w:gridCol w:w="1822"/>
-        <w:gridCol w:w="929"/>
-        <w:gridCol w:w="929"/>
-        <w:gridCol w:w="1054"/>
-        <w:gridCol w:w="1147"/>
-        <w:gridCol w:w="1098"/>
+        <w:gridCol w:w="1824"/>
+        <w:gridCol w:w="943"/>
+        <w:gridCol w:w="943"/>
+        <w:gridCol w:w="1035"/>
+        <w:gridCol w:w="1137"/>
+        <w:gridCol w:w="1097"/>
       </w:tblGrid>
       <w:tr>
         <w:tblPrEx>
@@ -2815,93 +2739,21 @@
     </w:p>
     <w:p>
       <w:pPr>
-        <w:pStyle w:val="6"/>
-        <w:rPr>
-          <w:rFonts w:cstheme="minorHAnsi"/>
-          <w:b/>
-          <w:bCs/>
-          <w:sz w:val="15"/>
-          <w:szCs w:val="15"/>
-        </w:rPr>
-      </w:pPr>
-      <w:r>
-        <w:rPr>
-          <w:rFonts w:cstheme="minorHAnsi"/>
-          <w:b/>
-          <w:bCs/>
-          <w:sz w:val="15"/>
-          <w:szCs w:val="15"/>
-        </w:rPr>
-        <w:t>Permission Validity:</w:t>
-      </w:r>
-    </w:p>
-    <w:p>
-      <w:pPr>
-        <w:pStyle w:val="6"/>
-        <w:numPr>
-          <w:ilvl w:val="0"/>
-          <w:numId w:val="1"/>
-        </w:numPr>
-        <w:ind w:left="420" w:leftChars="0" w:hanging="420" w:firstLineChars="0"/>
-        <w:rPr>
-          <w:rFonts w:cstheme="minorHAnsi"/>
-          <w:sz w:val="15"/>
-          <w:szCs w:val="15"/>
-        </w:rPr>
-      </w:pPr>
-      <w:r>
-        <w:rPr>
-          <w:rFonts w:cstheme="minorHAnsi"/>
-          <w:sz w:val="15"/>
-          <w:szCs w:val="15"/>
-        </w:rPr>
-        <w:t>Allowed until 2 permissions per month for the listed violation(s).</w:t>
-      </w:r>
-    </w:p>
-    <w:p>
-      <w:pPr>
-        <w:pStyle w:val="6"/>
-        <w:numPr>
-          <w:ilvl w:val="0"/>
-          <w:numId w:val="1"/>
-        </w:numPr>
-        <w:ind w:left="420" w:leftChars="0" w:hanging="420" w:firstLineChars="0"/>
-        <w:rPr>
-          <w:rFonts w:cstheme="minorHAnsi"/>
-          <w:sz w:val="15"/>
-          <w:szCs w:val="15"/>
-        </w:rPr>
-      </w:pPr>
-      <w:r>
-        <w:rPr>
-          <w:rFonts w:cstheme="minorHAnsi"/>
-          <w:sz w:val="15"/>
-          <w:szCs w:val="15"/>
-        </w:rPr>
-        <w:t>Allowed if there is a valid reason.</w:t>
-      </w:r>
-    </w:p>
-    <w:p>
-      <w:pPr>
-        <w:pStyle w:val="6"/>
-        <w:numPr>
-          <w:ilvl w:val="0"/>
-          <w:numId w:val="1"/>
-        </w:numPr>
-        <w:ind w:left="420" w:leftChars="0" w:hanging="420" w:firstLineChars="0"/>
-        <w:rPr>
-          <w:sz w:val="15"/>
-          <w:szCs w:val="15"/>
-        </w:rPr>
-      </w:pPr>
-      <w:r>
-        <w:rPr>
-          <w:rFonts w:cstheme="minorHAnsi"/>
-          <w:sz w:val="15"/>
-          <w:szCs w:val="15"/>
-        </w:rPr>
-        <w:t>Further violations beyond this limit will result in appropriate disciplinary actions</w:t>
-      </w:r>
+        <w:jc w:val="both"/>
+        <w:rPr>
+          <w:sz w:val="15"/>
+          <w:szCs w:val="15"/>
+        </w:rPr>
+      </w:pPr>
+    </w:p>
+    <w:p>
+      <w:pPr>
+        <w:jc w:val="both"/>
+        <w:rPr>
+          <w:sz w:val="15"/>
+          <w:szCs w:val="15"/>
+        </w:rPr>
+      </w:pPr>
     </w:p>
     <w:p>
       <w:pPr>
@@ -3148,34 +3000,6 @@
     </w:p>
   </w:footnote>
 </w:footnotes>
-</file>
-
-<file path=word/numbering.xml><?xml version="1.0" encoding="utf-8"?>
-<w:numbering xmlns:wpc="http://schemas.microsoft.com/office/word/2010/wordprocessingCanvas" xmlns:mc="http://schemas.openxmlformats.org/markup-compatibility/2006" xmlns:o="urn:schemas-microsoft-com:office:office" xmlns:r="http://schemas.openxmlformats.org/officeDocument/2006/relationships" xmlns:m="http://schemas.openxmlformats.org/officeDocument/2006/math" xmlns:v="urn:schemas-microsoft-com:vml" xmlns:wp14="http://schemas.microsoft.com/office/word/2010/wordprocessingDrawing" xmlns:wp="http://schemas.openxmlformats.org/drawingml/2006/wordprocessingDrawing" xmlns:w10="urn:schemas-microsoft-com:office:word" xmlns:w="http://schemas.openxmlformats.org/wordprocessingml/2006/main" xmlns:w14="http://schemas.microsoft.com/office/word/2010/wordml" xmlns:wpg="http://schemas.microsoft.com/office/word/2010/wordprocessingGroup" xmlns:wpi="http://schemas.microsoft.com/office/word/2010/wordprocessingInk" xmlns:wne="http://schemas.microsoft.com/office/word/2006/wordml" xmlns:wps="http://schemas.microsoft.com/office/word/2010/wordprocessingShape" xmlns:wpsCustomData="http://www.wps.cn/officeDocument/2013/wpsCustomData" mc:Ignorable="w14 wp14">
-  <w:abstractNum w:abstractNumId="0">
-    <w:nsid w:val="ED25FC55"/>
-    <w:multiLevelType w:val="singleLevel"/>
-    <w:tmpl w:val="ED25FC55"/>
-    <w:lvl w:ilvl="0" w:tentative="0">
-      <w:start w:val="1"/>
-      <w:numFmt w:val="bullet"/>
-      <w:lvlText w:val=""/>
-      <w:lvlJc w:val="left"/>
-      <w:pPr>
-        <w:tabs>
-          <w:tab w:val="left" w:pos="420"/>
-        </w:tabs>
-        <w:ind w:left="420" w:leftChars="0" w:hanging="420" w:firstLineChars="0"/>
-      </w:pPr>
-      <w:rPr>
-        <w:rFonts w:hint="default" w:ascii="Wingdings" w:hAnsi="Wingdings"/>
-      </w:rPr>
-    </w:lvl>
-  </w:abstractNum>
-  <w:num w:numId="1">
-    <w:abstractNumId w:val="0"/>
-  </w:num>
-</w:numbering>
 </file>
 
 <file path=word/styles.xml><?xml version="1.0" encoding="utf-8"?>

--- a/app/assets/SLIP.docx
+++ b/app/assets/SLIP.docx
@@ -1216,8 +1216,6 @@
           <w:szCs w:val="15"/>
         </w:rPr>
       </w:pPr>
-      <w:bookmarkStart w:id="0" w:name="_GoBack"/>
-      <w:bookmarkEnd w:id="0"/>
     </w:p>
     <w:p>
       <w:pPr>
@@ -1531,6 +1529,23 @@
           <w:lang w:val="en-US"/>
         </w:rPr>
       </w:pPr>
+    </w:p>
+    <w:p>
+      <w:pPr>
+        <w:spacing w:line="240" w:lineRule="auto"/>
+        <w:jc w:val="both"/>
+        <w:rPr>
+          <w:rFonts w:hint="default"/>
+          <w:b/>
+          <w:bCs/>
+          <w:sz w:val="15"/>
+          <w:szCs w:val="15"/>
+          <w:u w:val="none"/>
+          <w:lang w:val="en-US"/>
+        </w:rPr>
+      </w:pPr>
+      <w:bookmarkStart w:id="0" w:name="_GoBack"/>
+      <w:bookmarkEnd w:id="0"/>
     </w:p>
     <w:p>
       <w:pPr>
